--- a/FULL STACK DEVELOPMENT BOOTCAMP.docx
+++ b/FULL STACK DEVELOPMENT BOOTCAMP.docx
@@ -106,22 +106,6 @@
     </w:p>
     <w:p>
       <w:pPr>
-        <w:rPr>
-          <w:rFonts w:hint="default"/>
-          <w:lang w:val="en-US"/>
-        </w:rPr>
-      </w:pPr>
-    </w:p>
-    <w:p>
-      <w:pPr>
-        <w:rPr>
-          <w:rFonts w:hint="default"/>
-          <w:lang w:val="en-US"/>
-        </w:rPr>
-      </w:pPr>
-    </w:p>
-    <w:p>
-      <w:pPr>
         <w:pStyle w:val="3"/>
         <w:bidi w:val="0"/>
         <w:rPr>
@@ -1499,371 +1483,8551 @@
           <w:lang w:val="en-US"/>
         </w:rPr>
       </w:pPr>
+    </w:p>
+    <w:p>
+      <w:pPr>
+        <w:rPr>
+          <w:rFonts w:hint="default"/>
+          <w:lang w:val="en-US"/>
+        </w:rPr>
+      </w:pPr>
+    </w:p>
+    <w:p>
+      <w:pPr>
+        <w:rPr>
+          <w:rFonts w:hint="default" w:ascii="Arial" w:hAnsi="Arial" w:cs="Arial"/>
+          <w:b w:val="0"/>
+          <w:bCs w:val="0"/>
+          <w:sz w:val="24"/>
+          <w:szCs w:val="24"/>
+          <w:lang w:val="en-US"/>
+        </w:rPr>
+      </w:pPr>
+      <w:r>
+        <w:rPr>
+          <w:rFonts w:hint="default" w:ascii="Arial" w:hAnsi="Arial" w:cs="Arial"/>
+          <w:b/>
+          <w:bCs/>
+          <w:sz w:val="24"/>
+          <w:szCs w:val="24"/>
+          <w:lang w:val="en-US"/>
+        </w:rPr>
+        <w:t>Elements with Attributes</w:t>
+      </w:r>
+    </w:p>
+    <w:p>
+      <w:pPr>
+        <w:rPr>
+          <w:rFonts w:hint="default" w:ascii="Arial" w:hAnsi="Arial" w:cs="Arial"/>
+          <w:b w:val="0"/>
+          <w:bCs w:val="0"/>
+          <w:sz w:val="24"/>
+          <w:szCs w:val="24"/>
+          <w:lang w:val="en-US"/>
+        </w:rPr>
+      </w:pPr>
+    </w:p>
+    <w:p>
+      <w:pPr>
+        <w:rPr>
+          <w:rFonts w:hint="default" w:ascii="Arial" w:hAnsi="Arial" w:cs="Arial"/>
+          <w:b w:val="0"/>
+          <w:bCs w:val="0"/>
+          <w:sz w:val="24"/>
+          <w:szCs w:val="24"/>
+          <w:lang w:val="en-US"/>
+        </w:rPr>
+      </w:pPr>
+      <w:r>
+        <w:rPr>
+          <w:rFonts w:hint="default" w:ascii="Arial" w:hAnsi="Arial" w:cs="Arial"/>
+          <w:b w:val="0"/>
+          <w:bCs w:val="0"/>
+          <w:sz w:val="24"/>
+          <w:szCs w:val="24"/>
+          <w:lang w:val="en-US"/>
+        </w:rPr>
+        <w:t>Global attributes are common to every tag eg: draggable</w:t>
+      </w:r>
+    </w:p>
+    <w:p>
+      <w:pPr>
+        <w:rPr>
+          <w:rFonts w:hint="default" w:ascii="Arial" w:hAnsi="Arial" w:cs="Arial"/>
+          <w:b/>
+          <w:bCs/>
+          <w:sz w:val="24"/>
+          <w:szCs w:val="24"/>
+          <w:lang w:val="en-US"/>
+        </w:rPr>
+      </w:pPr>
+    </w:p>
+    <w:p>
+      <w:pPr>
+        <w:rPr>
+          <w:rFonts w:hint="default" w:ascii="Arial" w:hAnsi="Arial" w:cs="Arial"/>
+          <w:b w:val="0"/>
+          <w:bCs w:val="0"/>
+          <w:sz w:val="24"/>
+          <w:szCs w:val="24"/>
+          <w:lang w:val="en-US"/>
+        </w:rPr>
+      </w:pPr>
+      <w:r>
+        <w:rPr>
+          <w:rFonts w:hint="default" w:ascii="Arial" w:hAnsi="Arial" w:cs="Arial"/>
+          <w:b w:val="0"/>
+          <w:bCs w:val="0"/>
+          <w:sz w:val="24"/>
+          <w:szCs w:val="24"/>
+          <w:lang w:val="en-US"/>
+        </w:rPr>
+        <w:t>&lt;tag attribute = value  another attribute = value&gt; Content &lt;/tag&gt;</w:t>
+      </w:r>
+    </w:p>
+    <w:p>
+      <w:pPr>
+        <w:rPr>
+          <w:rFonts w:hint="default" w:ascii="Arial" w:hAnsi="Arial" w:cs="Arial"/>
+          <w:b w:val="0"/>
+          <w:bCs w:val="0"/>
+          <w:sz w:val="24"/>
+          <w:szCs w:val="24"/>
+          <w:lang w:val="en-US"/>
+        </w:rPr>
+      </w:pPr>
+    </w:p>
+    <w:p>
+      <w:pPr>
+        <w:rPr>
+          <w:rFonts w:hint="default" w:ascii="Arial" w:hAnsi="Arial" w:cs="Arial"/>
+          <w:b w:val="0"/>
+          <w:bCs w:val="0"/>
+          <w:sz w:val="24"/>
+          <w:szCs w:val="24"/>
+          <w:lang w:val="en-US"/>
+        </w:rPr>
+      </w:pPr>
+      <w:r>
+        <w:rPr>
+          <w:rFonts w:hint="default" w:ascii="Arial" w:hAnsi="Arial" w:cs="Arial"/>
+          <w:b w:val="0"/>
+          <w:bCs w:val="0"/>
+          <w:sz w:val="24"/>
+          <w:szCs w:val="24"/>
+          <w:lang w:val="en-US"/>
+        </w:rPr>
+        <w:t xml:space="preserve">&lt;a href = “URL”&gt; some link represntation &lt;/a&gt;  </w:t>
+      </w:r>
+      <w:r>
+        <w:rPr>
+          <w:rFonts w:hint="default" w:ascii="Arial" w:hAnsi="Arial" w:cs="Arial"/>
+          <w:b/>
+          <w:bCs/>
+          <w:i/>
+          <w:iCs/>
+          <w:sz w:val="24"/>
+          <w:szCs w:val="24"/>
+          <w:lang w:val="en-US"/>
+        </w:rPr>
+        <w:t>anchor element with href</w:t>
+      </w:r>
+    </w:p>
+    <w:p>
+      <w:pPr>
+        <w:rPr>
+          <w:rFonts w:hint="default" w:ascii="Arial" w:hAnsi="Arial" w:cs="Arial"/>
+          <w:b w:val="0"/>
+          <w:bCs w:val="0"/>
+          <w:sz w:val="24"/>
+          <w:szCs w:val="24"/>
+          <w:lang w:val="en-US"/>
+        </w:rPr>
+      </w:pPr>
+    </w:p>
+    <w:p>
+      <w:pPr>
+        <w:rPr>
+          <w:rFonts w:hint="default" w:ascii="Arial" w:hAnsi="Arial" w:cs="Arial"/>
+          <w:b w:val="0"/>
+          <w:bCs w:val="0"/>
+          <w:sz w:val="24"/>
+          <w:szCs w:val="24"/>
+          <w:lang w:val="en-US"/>
+        </w:rPr>
+      </w:pPr>
+    </w:p>
+    <w:p>
+      <w:pPr>
+        <w:rPr>
+          <w:rFonts w:hint="default" w:ascii="Arial" w:hAnsi="Arial" w:cs="Arial"/>
+          <w:b w:val="0"/>
+          <w:bCs w:val="0"/>
+          <w:sz w:val="24"/>
+          <w:szCs w:val="24"/>
+          <w:lang w:val="en-US"/>
+        </w:rPr>
+      </w:pPr>
+      <w:r>
+        <w:rPr>
+          <w:rFonts w:hint="default" w:ascii="Arial" w:hAnsi="Arial" w:cs="Arial"/>
+          <w:b w:val="0"/>
+          <w:bCs w:val="0"/>
+          <w:sz w:val="24"/>
+          <w:szCs w:val="24"/>
+          <w:lang w:val="en-US"/>
+        </w:rPr>
+        <w:t xml:space="preserve">&lt;ol </w:t>
+      </w:r>
+      <w:r>
+        <w:rPr>
+          <w:rFonts w:hint="default" w:ascii="Arial" w:hAnsi="Arial" w:cs="Arial"/>
+          <w:b/>
+          <w:bCs/>
+          <w:i/>
+          <w:iCs/>
+          <w:sz w:val="24"/>
+          <w:szCs w:val="24"/>
+          <w:lang w:val="en-US"/>
+        </w:rPr>
+        <w:t xml:space="preserve">start = </w:t>
+      </w:r>
+      <w:r>
+        <w:rPr>
+          <w:rFonts w:hint="default" w:ascii="Arial" w:hAnsi="Arial" w:cs="Arial"/>
+          <w:b w:val="0"/>
+          <w:bCs w:val="0"/>
+          <w:sz w:val="24"/>
+          <w:szCs w:val="24"/>
+          <w:lang w:val="en-US"/>
+        </w:rPr>
+        <w:t xml:space="preserve">“5”  </w:t>
+      </w:r>
+      <w:r>
+        <w:rPr>
+          <w:rFonts w:hint="default" w:ascii="Arial" w:hAnsi="Arial" w:cs="Arial"/>
+          <w:b/>
+          <w:bCs/>
+          <w:i/>
+          <w:iCs/>
+          <w:sz w:val="24"/>
+          <w:szCs w:val="24"/>
+          <w:lang w:val="en-US"/>
+        </w:rPr>
+        <w:t>type =</w:t>
+      </w:r>
+      <w:r>
+        <w:rPr>
+          <w:rFonts w:hint="default" w:ascii="Arial" w:hAnsi="Arial" w:cs="Arial"/>
+          <w:b w:val="0"/>
+          <w:bCs w:val="0"/>
+          <w:sz w:val="24"/>
+          <w:szCs w:val="24"/>
+          <w:lang w:val="en-US"/>
+        </w:rPr>
+        <w:t xml:space="preserve"> &gt; </w:t>
+      </w:r>
+    </w:p>
+    <w:p>
+      <w:pPr>
+        <w:rPr>
+          <w:rFonts w:hint="default" w:ascii="Arial" w:hAnsi="Arial" w:cs="Arial"/>
+          <w:b w:val="0"/>
+          <w:bCs w:val="0"/>
+          <w:sz w:val="24"/>
+          <w:szCs w:val="24"/>
+          <w:lang w:val="en-GB"/>
+        </w:rPr>
+      </w:pPr>
+      <w:r>
+        <w:rPr>
+          <w:rFonts w:hint="default" w:cs="Arial"/>
+          <w:b w:val="0"/>
+          <w:bCs w:val="0"/>
+          <w:sz w:val="24"/>
+          <w:szCs w:val="24"/>
+          <w:lang w:val="en-GB"/>
+        </w:rPr>
+        <w:tab/>
+      </w:r>
+      <w:r>
+        <w:rPr>
+          <w:rFonts w:hint="default" w:cs="Arial"/>
+          <w:b w:val="0"/>
+          <w:bCs w:val="0"/>
+          <w:sz w:val="24"/>
+          <w:szCs w:val="24"/>
+          <w:lang w:val="en-GB"/>
+        </w:rPr>
+        <w:t>&lt;li value = 3&gt; &lt;/li&gt;</w:t>
+      </w:r>
+    </w:p>
+    <w:p>
+      <w:pPr>
+        <w:rPr>
+          <w:rFonts w:hint="default" w:ascii="Arial" w:hAnsi="Arial" w:cs="Arial"/>
+          <w:b w:val="0"/>
+          <w:bCs w:val="0"/>
+          <w:sz w:val="24"/>
+          <w:szCs w:val="24"/>
+          <w:lang w:val="en-US"/>
+        </w:rPr>
+      </w:pPr>
+      <w:r>
+        <w:rPr>
+          <w:rFonts w:hint="default" w:ascii="Arial" w:hAnsi="Arial" w:cs="Arial"/>
+          <w:b w:val="0"/>
+          <w:bCs w:val="0"/>
+          <w:sz w:val="24"/>
+          <w:szCs w:val="24"/>
+          <w:lang w:val="en-US"/>
+        </w:rPr>
+        <w:t>&lt;ol/&gt;</w:t>
+      </w:r>
+    </w:p>
+    <w:p>
+      <w:pPr>
+        <w:rPr>
+          <w:rFonts w:hint="default" w:ascii="Arial" w:hAnsi="Arial" w:cs="Arial"/>
+          <w:b w:val="0"/>
+          <w:bCs w:val="0"/>
+          <w:sz w:val="24"/>
+          <w:szCs w:val="24"/>
+          <w:lang w:val="en-US"/>
+        </w:rPr>
+      </w:pPr>
+    </w:p>
+    <w:p>
+      <w:pPr>
+        <w:rPr>
+          <w:rFonts w:hint="default" w:ascii="Arial" w:hAnsi="Arial" w:cs="Arial"/>
+          <w:b w:val="0"/>
+          <w:bCs w:val="0"/>
+          <w:sz w:val="24"/>
+          <w:szCs w:val="24"/>
+          <w:lang w:val="en-GB"/>
+        </w:rPr>
+      </w:pPr>
+      <w:r>
+        <w:rPr>
+          <w:rFonts w:hint="default" w:ascii="Arial" w:hAnsi="Arial" w:cs="Arial"/>
+          <w:b w:val="0"/>
+          <w:bCs w:val="0"/>
+          <w:sz w:val="24"/>
+          <w:szCs w:val="24"/>
+          <w:lang w:val="en-GB"/>
+        </w:rPr>
+        <w:t>self closing tag</w:t>
+      </w:r>
+    </w:p>
+    <w:p>
+      <w:pPr>
+        <w:rPr>
+          <w:rFonts w:hint="default" w:ascii="Arial" w:hAnsi="Arial" w:cs="Arial"/>
+          <w:b w:val="0"/>
+          <w:bCs w:val="0"/>
+          <w:sz w:val="24"/>
+          <w:szCs w:val="24"/>
+          <w:lang w:val="en-US"/>
+        </w:rPr>
+      </w:pPr>
+      <w:r>
+        <w:rPr>
+          <w:rFonts w:hint="default" w:ascii="Arial" w:hAnsi="Arial" w:cs="Arial"/>
+          <w:b w:val="0"/>
+          <w:bCs w:val="0"/>
+          <w:sz w:val="24"/>
+          <w:szCs w:val="24"/>
+          <w:lang w:val="en-US"/>
+        </w:rPr>
+        <w:t>&lt;img</w:t>
+      </w:r>
+      <w:r>
+        <w:rPr>
+          <w:rFonts w:hint="default" w:ascii="Arial" w:hAnsi="Arial" w:cs="Arial"/>
+          <w:b/>
+          <w:bCs/>
+          <w:i/>
+          <w:iCs/>
+          <w:sz w:val="24"/>
+          <w:szCs w:val="24"/>
+          <w:lang w:val="en-US"/>
+        </w:rPr>
+        <w:t xml:space="preserve"> src =</w:t>
+      </w:r>
+      <w:r>
+        <w:rPr>
+          <w:rFonts w:hint="default" w:ascii="Arial" w:hAnsi="Arial" w:cs="Arial"/>
+          <w:b w:val="0"/>
+          <w:bCs w:val="0"/>
+          <w:sz w:val="24"/>
+          <w:szCs w:val="24"/>
+          <w:lang w:val="en-US"/>
+        </w:rPr>
+        <w:t xml:space="preserve"> “URL picsum photos” </w:t>
+      </w:r>
+      <w:r>
+        <w:rPr>
+          <w:rFonts w:hint="default" w:ascii="Arial" w:hAnsi="Arial" w:cs="Arial"/>
+          <w:b/>
+          <w:bCs/>
+          <w:i/>
+          <w:iCs/>
+          <w:sz w:val="24"/>
+          <w:szCs w:val="24"/>
+          <w:lang w:val="en-US"/>
+        </w:rPr>
+        <w:t>alt =</w:t>
+      </w:r>
+      <w:r>
+        <w:rPr>
+          <w:rFonts w:hint="default" w:ascii="Arial" w:hAnsi="Arial" w:cs="Arial"/>
+          <w:b w:val="0"/>
+          <w:bCs w:val="0"/>
+          <w:sz w:val="24"/>
+          <w:szCs w:val="24"/>
+          <w:lang w:val="en-US"/>
+        </w:rPr>
+        <w:t xml:space="preserve"> “alternate text description”/&gt;</w:t>
+      </w:r>
+    </w:p>
+    <w:p>
+      <w:pPr>
+        <w:rPr>
+          <w:rFonts w:hint="default" w:ascii="Arial" w:hAnsi="Arial" w:cs="Arial"/>
+          <w:b w:val="0"/>
+          <w:bCs w:val="0"/>
+          <w:sz w:val="24"/>
+          <w:szCs w:val="24"/>
+          <w:lang w:val="en-US"/>
+        </w:rPr>
+      </w:pPr>
+    </w:p>
+    <w:p>
+      <w:pPr>
+        <w:rPr>
+          <w:rFonts w:hint="default" w:ascii="Arial" w:hAnsi="Arial" w:cs="Arial"/>
+          <w:b w:val="0"/>
+          <w:bCs w:val="0"/>
+          <w:sz w:val="24"/>
+          <w:szCs w:val="24"/>
+          <w:lang w:val="en-US"/>
+        </w:rPr>
+      </w:pPr>
+    </w:p>
+    <w:p>
+      <w:pPr>
+        <w:rPr>
+          <w:rFonts w:hint="default" w:ascii="Arial" w:hAnsi="Arial" w:cs="Arial"/>
+          <w:b w:val="0"/>
+          <w:bCs w:val="0"/>
+          <w:sz w:val="24"/>
+          <w:szCs w:val="24"/>
+          <w:lang w:val="en-US"/>
+        </w:rPr>
+      </w:pPr>
+    </w:p>
+    <w:p>
+      <w:pPr>
+        <w:rPr>
+          <w:rFonts w:hint="default" w:ascii="Arial" w:hAnsi="Arial" w:cs="Arial"/>
+          <w:b w:val="0"/>
+          <w:bCs w:val="0"/>
+          <w:sz w:val="24"/>
+          <w:szCs w:val="24"/>
+          <w:lang w:val="en-US"/>
+        </w:rPr>
+      </w:pPr>
+    </w:p>
+    <w:p>
+      <w:pPr>
+        <w:rPr>
+          <w:rFonts w:hint="default" w:ascii="Arial" w:hAnsi="Arial" w:cs="Arial"/>
+          <w:b/>
+          <w:bCs/>
+          <w:sz w:val="24"/>
+          <w:szCs w:val="24"/>
+          <w:lang w:val="en-GB"/>
+        </w:rPr>
+      </w:pPr>
+      <w:r>
+        <w:rPr>
+          <w:rFonts w:hint="default" w:ascii="Arial" w:hAnsi="Arial" w:cs="Arial"/>
+          <w:b/>
+          <w:bCs/>
+          <w:sz w:val="24"/>
+          <w:szCs w:val="24"/>
+          <w:lang w:val="en-GB"/>
+        </w:rPr>
+        <w:t>File Paths</w:t>
+      </w:r>
+    </w:p>
+    <w:p>
+      <w:pPr>
+        <w:rPr>
+          <w:rFonts w:hint="default" w:ascii="Arial" w:hAnsi="Arial" w:cs="Arial"/>
+          <w:b/>
+          <w:bCs/>
+          <w:sz w:val="24"/>
+          <w:szCs w:val="24"/>
+          <w:lang w:val="en-GB"/>
+        </w:rPr>
+      </w:pPr>
+    </w:p>
+    <w:p>
+      <w:pPr>
+        <w:rPr>
+          <w:rFonts w:hint="default" w:ascii="Arial" w:hAnsi="Arial" w:cs="Arial"/>
+          <w:b/>
+          <w:bCs/>
+          <w:sz w:val="24"/>
+          <w:szCs w:val="24"/>
+          <w:lang w:val="en-GB"/>
+        </w:rPr>
+      </w:pPr>
+      <w:r>
+        <w:rPr>
+          <w:rFonts w:hint="default" w:ascii="Arial" w:hAnsi="Arial" w:cs="Arial"/>
+          <w:b w:val="0"/>
+          <w:bCs w:val="0"/>
+          <w:i w:val="0"/>
+          <w:iCs w:val="0"/>
+          <w:sz w:val="24"/>
+          <w:szCs w:val="24"/>
+          <w:lang w:val="en-GB"/>
+        </w:rPr>
+        <w:t xml:space="preserve">Absolute file paths </w:t>
+      </w:r>
+      <w:r>
+        <w:rPr>
+          <w:rFonts w:hint="default" w:ascii="Arial" w:hAnsi="Arial" w:cs="Arial"/>
+          <w:b w:val="0"/>
+          <w:bCs w:val="0"/>
+          <w:sz w:val="24"/>
+          <w:szCs w:val="24"/>
+          <w:lang w:val="en-GB"/>
+        </w:rPr>
+        <w:t xml:space="preserve">starts from root directory to destination eg: </w:t>
+      </w:r>
+      <w:r>
+        <w:rPr>
+          <w:rFonts w:hint="default" w:ascii="Arial" w:hAnsi="Arial" w:cs="Arial"/>
+          <w:b/>
+          <w:bCs/>
+          <w:sz w:val="24"/>
+          <w:szCs w:val="24"/>
+          <w:lang w:val="en-GB"/>
+        </w:rPr>
+        <w:t>C: ../../target_file</w:t>
+      </w:r>
+    </w:p>
+    <w:p>
+      <w:pPr>
+        <w:rPr>
+          <w:rFonts w:hint="default" w:ascii="Arial" w:hAnsi="Arial" w:cs="Arial"/>
+          <w:b/>
+          <w:bCs/>
+          <w:sz w:val="24"/>
+          <w:szCs w:val="24"/>
+          <w:lang w:val="en-GB"/>
+        </w:rPr>
+      </w:pPr>
+    </w:p>
+    <w:p>
+      <w:pPr>
+        <w:rPr>
+          <w:rFonts w:hint="default" w:ascii="Arial" w:hAnsi="Arial" w:cs="Arial"/>
+          <w:b/>
+          <w:bCs/>
+          <w:i w:val="0"/>
+          <w:iCs w:val="0"/>
+          <w:sz w:val="24"/>
+          <w:szCs w:val="24"/>
+          <w:lang w:val="en-GB"/>
+        </w:rPr>
+      </w:pPr>
+      <w:r>
+        <w:rPr>
+          <w:rFonts w:hint="default" w:ascii="Arial" w:hAnsi="Arial" w:cs="Arial"/>
+          <w:b w:val="0"/>
+          <w:bCs w:val="0"/>
+          <w:i w:val="0"/>
+          <w:iCs w:val="0"/>
+          <w:sz w:val="24"/>
+          <w:szCs w:val="24"/>
+          <w:lang w:val="en-GB"/>
+        </w:rPr>
+        <w:t>Relative file paths</w:t>
+      </w:r>
+      <w:r>
+        <w:rPr>
+          <w:rFonts w:hint="default" w:ascii="Arial" w:hAnsi="Arial" w:cs="Arial"/>
+          <w:b/>
+          <w:bCs/>
+          <w:i/>
+          <w:iCs/>
+          <w:sz w:val="24"/>
+          <w:szCs w:val="24"/>
+          <w:lang w:val="en-GB"/>
+        </w:rPr>
+        <w:t xml:space="preserve"> </w:t>
+      </w:r>
+      <w:r>
+        <w:rPr>
+          <w:rFonts w:hint="default" w:ascii="Arial" w:hAnsi="Arial" w:cs="Arial"/>
+          <w:b w:val="0"/>
+          <w:bCs w:val="0"/>
+          <w:i w:val="0"/>
+          <w:iCs w:val="0"/>
+          <w:sz w:val="24"/>
+          <w:szCs w:val="24"/>
+          <w:lang w:val="en-GB"/>
+        </w:rPr>
+        <w:t xml:space="preserve">starts from any other directory aside root eg: </w:t>
+      </w:r>
+      <w:r>
+        <w:rPr>
+          <w:rFonts w:hint="default" w:ascii="Arial" w:hAnsi="Arial" w:cs="Arial"/>
+          <w:b/>
+          <w:bCs/>
+          <w:i w:val="0"/>
+          <w:iCs w:val="0"/>
+          <w:sz w:val="24"/>
+          <w:szCs w:val="24"/>
+          <w:lang w:val="en-GB"/>
+        </w:rPr>
+        <w:t>cwd</w:t>
+      </w:r>
+      <w:r>
+        <w:rPr>
+          <w:rFonts w:hint="default" w:ascii="Arial" w:hAnsi="Arial" w:cs="Arial"/>
+          <w:b w:val="0"/>
+          <w:bCs w:val="0"/>
+          <w:i w:val="0"/>
+          <w:iCs w:val="0"/>
+          <w:sz w:val="24"/>
+          <w:szCs w:val="24"/>
+          <w:lang w:val="en-GB"/>
+        </w:rPr>
+        <w:t>/</w:t>
+      </w:r>
+      <w:r>
+        <w:rPr>
+          <w:rFonts w:hint="default" w:ascii="Arial" w:hAnsi="Arial" w:cs="Arial"/>
+          <w:b/>
+          <w:bCs/>
+          <w:i w:val="0"/>
+          <w:iCs w:val="0"/>
+          <w:sz w:val="24"/>
+          <w:szCs w:val="24"/>
+          <w:lang w:val="en-GB"/>
+        </w:rPr>
+        <w:t>../target_file</w:t>
+      </w:r>
+    </w:p>
+    <w:p>
+      <w:pPr>
+        <w:rPr>
+          <w:rFonts w:hint="default" w:ascii="Arial" w:hAnsi="Arial" w:cs="Arial"/>
+          <w:b/>
+          <w:bCs/>
+          <w:i w:val="0"/>
+          <w:iCs w:val="0"/>
+          <w:sz w:val="24"/>
+          <w:szCs w:val="24"/>
+          <w:lang w:val="en-GB"/>
+        </w:rPr>
+      </w:pPr>
+    </w:p>
+    <w:p>
+      <w:pPr>
+        <w:rPr>
+          <w:rFonts w:hint="default" w:ascii="Arial" w:hAnsi="Arial" w:cs="Arial"/>
+          <w:b/>
+          <w:bCs/>
+          <w:i w:val="0"/>
+          <w:iCs w:val="0"/>
+          <w:sz w:val="24"/>
+          <w:szCs w:val="24"/>
+          <w:lang w:val="en-GB"/>
+        </w:rPr>
+      </w:pPr>
+      <w:r>
+        <w:rPr>
+          <w:rFonts w:hint="default" w:ascii="Arial" w:hAnsi="Arial" w:cs="Arial"/>
+          <w:b/>
+          <w:bCs/>
+          <w:i w:val="0"/>
+          <w:iCs w:val="0"/>
+          <w:sz w:val="24"/>
+          <w:szCs w:val="24"/>
+          <w:lang w:val="en-GB"/>
+        </w:rPr>
+        <w:t>HTML TEMPLATE</w:t>
+      </w:r>
+    </w:p>
+    <w:p>
+      <w:pPr>
+        <w:rPr>
+          <w:rFonts w:hint="default" w:ascii="Arial" w:hAnsi="Arial" w:cs="Arial"/>
+          <w:b/>
+          <w:bCs/>
+          <w:i w:val="0"/>
+          <w:iCs w:val="0"/>
+          <w:sz w:val="24"/>
+          <w:szCs w:val="24"/>
+          <w:lang w:val="en-GB"/>
+        </w:rPr>
+      </w:pPr>
+    </w:p>
+    <w:p>
+      <w:pPr>
+        <w:bidi w:val="0"/>
+        <w:rPr>
+          <w:rFonts w:hint="default"/>
+          <w:lang w:val="en-GB"/>
+        </w:rPr>
+      </w:pPr>
+      <w:r>
+        <w:rPr>
+          <w:rFonts w:hint="default"/>
+          <w:lang w:val="en-GB"/>
+        </w:rPr>
+        <w:t>&lt;!DOCTYPE html&gt;</w:t>
+      </w:r>
+    </w:p>
+    <w:p>
+      <w:pPr>
+        <w:bidi w:val="0"/>
+        <w:rPr>
+          <w:rFonts w:hint="default"/>
+          <w:lang w:val="en-GB"/>
+        </w:rPr>
+      </w:pPr>
+      <w:r>
+        <w:rPr>
+          <w:rFonts w:hint="default"/>
+          <w:lang w:val="en-GB"/>
+        </w:rPr>
+        <w:t>&lt;html  lang = “en”&gt;</w:t>
+      </w:r>
+    </w:p>
+    <w:p>
+      <w:pPr>
+        <w:bidi w:val="0"/>
+        <w:rPr>
+          <w:rFonts w:hint="default"/>
+          <w:lang w:val="en-GB"/>
+        </w:rPr>
+      </w:pPr>
+    </w:p>
+    <w:p>
+      <w:pPr>
+        <w:bidi w:val="0"/>
+        <w:rPr>
+          <w:rFonts w:hint="default"/>
+          <w:lang w:val="en-GB"/>
+        </w:rPr>
+      </w:pPr>
+      <w:r>
+        <w:rPr>
+          <w:rFonts w:hint="default"/>
+          <w:lang w:val="en-GB"/>
+        </w:rPr>
+        <w:tab/>
+      </w:r>
+      <w:r>
+        <w:rPr>
+          <w:rFonts w:hint="default"/>
+          <w:lang w:val="en-GB"/>
+        </w:rPr>
+        <w:t>&lt;head&gt;</w:t>
+      </w:r>
+    </w:p>
+    <w:p>
+      <w:pPr>
+        <w:bidi w:val="0"/>
+        <w:rPr>
+          <w:rFonts w:hint="default"/>
+          <w:lang w:val="en-GB"/>
+        </w:rPr>
+      </w:pPr>
+      <w:r>
+        <w:rPr>
+          <w:rFonts w:hint="default"/>
+          <w:lang w:val="en-GB"/>
+        </w:rPr>
+        <w:tab/>
+      </w:r>
+      <w:r>
+        <w:rPr>
+          <w:rFonts w:hint="default"/>
+          <w:lang w:val="en-GB"/>
+        </w:rPr>
+        <w:tab/>
+      </w:r>
+      <w:r>
+        <w:rPr>
+          <w:rFonts w:hint="default"/>
+          <w:lang w:val="en-GB"/>
+        </w:rPr>
+        <w:t>&lt;meta charset = “UTF-8”&gt;</w:t>
+      </w:r>
+    </w:p>
+    <w:p>
+      <w:pPr>
+        <w:bidi w:val="0"/>
+        <w:rPr>
+          <w:rFonts w:hint="default"/>
+          <w:lang w:val="en-GB"/>
+        </w:rPr>
+      </w:pPr>
+    </w:p>
+    <w:p>
+      <w:pPr>
+        <w:bidi w:val="0"/>
+        <w:rPr>
+          <w:rFonts w:hint="default" w:ascii="Arial" w:hAnsi="Arial" w:cs="Arial"/>
+          <w:b w:val="0"/>
+          <w:bCs w:val="0"/>
+          <w:i w:val="0"/>
+          <w:iCs w:val="0"/>
+          <w:szCs w:val="24"/>
+          <w:lang w:val="en-GB"/>
+        </w:rPr>
+      </w:pPr>
+      <w:r>
+        <w:rPr>
+          <w:rFonts w:hint="default"/>
+          <w:lang w:val="en-GB"/>
+        </w:rPr>
+        <w:tab/>
+      </w:r>
+      <w:r>
+        <w:rPr>
+          <w:rFonts w:hint="default"/>
+          <w:lang w:val="en-GB"/>
+        </w:rPr>
+        <w:tab/>
+      </w:r>
+      <w:r>
+        <w:rPr>
+          <w:rFonts w:hint="default"/>
+          <w:lang w:val="en-GB"/>
+        </w:rPr>
+        <w:t>&lt;title&gt;My Website</w:t>
+      </w:r>
+      <w:r>
+        <w:rPr>
+          <w:rFonts w:hint="default" w:ascii="Arial" w:hAnsi="Arial" w:cs="Arial"/>
+          <w:b w:val="0"/>
+          <w:bCs w:val="0"/>
+          <w:i w:val="0"/>
+          <w:iCs w:val="0"/>
+          <w:szCs w:val="24"/>
+          <w:lang w:val="en-GB"/>
+        </w:rPr>
+        <w:t>&lt;/title&gt;</w:t>
+      </w:r>
+    </w:p>
+    <w:p>
+      <w:pPr>
+        <w:rPr>
+          <w:rFonts w:hint="default" w:ascii="Arial" w:hAnsi="Arial" w:cs="Arial"/>
+          <w:b w:val="0"/>
+          <w:bCs w:val="0"/>
+          <w:i w:val="0"/>
+          <w:iCs w:val="0"/>
+          <w:sz w:val="24"/>
+          <w:szCs w:val="24"/>
+          <w:lang w:val="en-GB"/>
+        </w:rPr>
+      </w:pPr>
+      <w:r>
+        <w:rPr>
+          <w:rFonts w:hint="default" w:ascii="Arial" w:hAnsi="Arial" w:cs="Arial"/>
+          <w:b w:val="0"/>
+          <w:bCs w:val="0"/>
+          <w:i w:val="0"/>
+          <w:iCs w:val="0"/>
+          <w:sz w:val="24"/>
+          <w:szCs w:val="24"/>
+          <w:lang w:val="en-GB"/>
+        </w:rPr>
+        <w:tab/>
+      </w:r>
+      <w:r>
+        <w:rPr>
+          <w:rFonts w:hint="default" w:ascii="Arial" w:hAnsi="Arial" w:cs="Arial"/>
+          <w:b w:val="0"/>
+          <w:bCs w:val="0"/>
+          <w:i w:val="0"/>
+          <w:iCs w:val="0"/>
+          <w:sz w:val="24"/>
+          <w:szCs w:val="24"/>
+          <w:lang w:val="en-GB"/>
+        </w:rPr>
+        <w:t>&lt;/head&gt;</w:t>
+      </w:r>
+    </w:p>
+    <w:p>
+      <w:pPr>
+        <w:rPr>
+          <w:rFonts w:hint="default" w:ascii="Arial" w:hAnsi="Arial" w:cs="Arial"/>
+          <w:b w:val="0"/>
+          <w:bCs w:val="0"/>
+          <w:i w:val="0"/>
+          <w:iCs w:val="0"/>
+          <w:sz w:val="24"/>
+          <w:szCs w:val="24"/>
+          <w:lang w:val="en-GB"/>
+        </w:rPr>
+      </w:pPr>
+      <w:r>
+        <w:rPr>
+          <w:rFonts w:hint="default" w:ascii="Arial" w:hAnsi="Arial" w:cs="Arial"/>
+          <w:b w:val="0"/>
+          <w:bCs w:val="0"/>
+          <w:i w:val="0"/>
+          <w:iCs w:val="0"/>
+          <w:sz w:val="24"/>
+          <w:szCs w:val="24"/>
+          <w:lang w:val="en-GB"/>
+        </w:rPr>
+        <w:tab/>
+      </w:r>
+      <w:r>
+        <w:rPr>
+          <w:rFonts w:hint="default" w:ascii="Arial" w:hAnsi="Arial" w:cs="Arial"/>
+          <w:b w:val="0"/>
+          <w:bCs w:val="0"/>
+          <w:i w:val="0"/>
+          <w:iCs w:val="0"/>
+          <w:sz w:val="24"/>
+          <w:szCs w:val="24"/>
+          <w:lang w:val="en-GB"/>
+        </w:rPr>
+        <w:t>&lt;body&gt;</w:t>
+      </w:r>
+    </w:p>
+    <w:p>
+      <w:pPr>
+        <w:rPr>
+          <w:rFonts w:hint="default" w:ascii="Arial" w:hAnsi="Arial" w:cs="Arial"/>
+          <w:b w:val="0"/>
+          <w:bCs w:val="0"/>
+          <w:i w:val="0"/>
+          <w:iCs w:val="0"/>
+          <w:sz w:val="24"/>
+          <w:szCs w:val="24"/>
+          <w:lang w:val="en-GB"/>
+        </w:rPr>
+      </w:pPr>
+    </w:p>
+    <w:p>
+      <w:pPr>
+        <w:rPr>
+          <w:rFonts w:hint="default" w:ascii="Arial" w:hAnsi="Arial" w:cs="Arial"/>
+          <w:b w:val="0"/>
+          <w:bCs w:val="0"/>
+          <w:i w:val="0"/>
+          <w:iCs w:val="0"/>
+          <w:sz w:val="24"/>
+          <w:szCs w:val="24"/>
+          <w:lang w:val="en-GB"/>
+        </w:rPr>
+      </w:pPr>
+      <w:r>
+        <w:rPr>
+          <w:rFonts w:hint="default" w:ascii="Arial" w:hAnsi="Arial" w:cs="Arial"/>
+          <w:b w:val="0"/>
+          <w:bCs w:val="0"/>
+          <w:i w:val="0"/>
+          <w:iCs w:val="0"/>
+          <w:sz w:val="24"/>
+          <w:szCs w:val="24"/>
+          <w:lang w:val="en-GB"/>
+        </w:rPr>
+        <w:tab/>
+      </w:r>
+      <w:r>
+        <w:rPr>
+          <w:rFonts w:hint="default" w:ascii="Arial" w:hAnsi="Arial" w:cs="Arial"/>
+          <w:b w:val="0"/>
+          <w:bCs w:val="0"/>
+          <w:i w:val="0"/>
+          <w:iCs w:val="0"/>
+          <w:sz w:val="24"/>
+          <w:szCs w:val="24"/>
+          <w:lang w:val="en-GB"/>
+        </w:rPr>
+        <w:t>&lt;/body&gt;</w:t>
+      </w:r>
+    </w:p>
+    <w:p>
+      <w:pPr>
+        <w:rPr>
+          <w:rFonts w:hint="default" w:ascii="Arial" w:hAnsi="Arial" w:cs="Arial"/>
+          <w:b w:val="0"/>
+          <w:bCs w:val="0"/>
+          <w:i w:val="0"/>
+          <w:iCs w:val="0"/>
+          <w:sz w:val="24"/>
+          <w:szCs w:val="24"/>
+          <w:lang w:val="en-GB"/>
+        </w:rPr>
+      </w:pPr>
+      <w:r>
+        <w:rPr>
+          <w:rFonts w:hint="default" w:ascii="Arial" w:hAnsi="Arial" w:cs="Arial"/>
+          <w:b w:val="0"/>
+          <w:bCs w:val="0"/>
+          <w:i w:val="0"/>
+          <w:iCs w:val="0"/>
+          <w:sz w:val="24"/>
+          <w:szCs w:val="24"/>
+          <w:lang w:val="en-GB"/>
+        </w:rPr>
+        <w:t>&lt;/html&gt;</w:t>
+      </w:r>
+    </w:p>
+    <w:p>
+      <w:pPr>
+        <w:pStyle w:val="3"/>
+        <w:bidi w:val="0"/>
+        <w:rPr>
+          <w:rFonts w:hint="default"/>
+          <w:lang w:val="en-US"/>
+        </w:rPr>
+      </w:pPr>
+      <w:r>
+        <w:rPr>
+          <w:rFonts w:hint="default"/>
+          <w:lang w:val="en-US"/>
+        </w:rPr>
+        <w:t>CASCADING STYLE SHEETS</w:t>
+      </w:r>
+    </w:p>
+    <w:p>
+      <w:pPr>
+        <w:rPr>
+          <w:rFonts w:hint="default"/>
+          <w:lang w:val="en-GB"/>
+        </w:rPr>
+      </w:pPr>
+      <w:r>
+        <w:rPr>
+          <w:rFonts w:hint="default"/>
+          <w:lang w:val="en-US"/>
+        </w:rPr>
+        <w:t>In line CSS,</w:t>
+      </w:r>
+      <w:r>
+        <w:rPr>
+          <w:rFonts w:hint="default"/>
+          <w:lang w:val="en-US"/>
+        </w:rPr>
+        <w:tab/>
+      </w:r>
+      <w:r>
+        <w:rPr>
+          <w:rFonts w:hint="default"/>
+          <w:lang w:val="en-US"/>
+        </w:rPr>
+        <w:tab/>
+      </w:r>
+      <w:r>
+        <w:rPr>
+          <w:rFonts w:hint="default"/>
+          <w:lang w:val="en-US"/>
+        </w:rPr>
+        <w:t xml:space="preserve">&lt;html style = </w:t>
+      </w:r>
+      <w:r>
+        <w:rPr>
+          <w:rFonts w:hint="default"/>
+          <w:lang w:val="en-GB"/>
+        </w:rPr>
+        <w:t>“bacckground: blue”&gt;  &lt;/html&gt;</w:t>
+      </w:r>
+    </w:p>
+    <w:p>
+      <w:pPr>
+        <w:rPr>
+          <w:rFonts w:hint="default"/>
+          <w:lang w:val="en-GB"/>
+        </w:rPr>
+      </w:pPr>
+    </w:p>
+    <w:p>
+      <w:pPr>
+        <w:rPr>
+          <w:rFonts w:hint="default"/>
+          <w:lang w:val="en-GB"/>
+        </w:rPr>
+      </w:pPr>
+      <w:r>
+        <w:rPr>
+          <w:rFonts w:hint="default"/>
+          <w:lang w:val="en-GB"/>
+        </w:rPr>
+        <w:t>Internal CSS</w:t>
+      </w:r>
+      <w:r>
+        <w:rPr>
+          <w:rFonts w:hint="default"/>
+          <w:lang w:val="en-GB"/>
+        </w:rPr>
+        <w:tab/>
+      </w:r>
+      <w:r>
+        <w:rPr>
+          <w:rFonts w:hint="default"/>
+          <w:lang w:val="en-GB"/>
+        </w:rPr>
+        <w:tab/>
+      </w:r>
+      <w:r>
+        <w:rPr>
+          <w:rFonts w:hint="default"/>
+          <w:lang w:val="en-GB"/>
+        </w:rPr>
+        <w:t>&lt;style&gt; some_element{</w:t>
+      </w:r>
+      <w:r>
+        <w:rPr>
+          <w:rFonts w:hint="default"/>
+          <w:lang w:val="en-GB"/>
+        </w:rPr>
+        <w:tab/>
+      </w:r>
+      <w:r>
+        <w:rPr>
+          <w:rFonts w:hint="default"/>
+          <w:lang w:val="en-GB"/>
+        </w:rPr>
+        <w:t>background: blue} &lt;/style&gt;</w:t>
+      </w:r>
+    </w:p>
+    <w:p>
+      <w:pPr>
+        <w:rPr>
+          <w:rFonts w:hint="default"/>
+          <w:lang w:val="en-GB"/>
+        </w:rPr>
+      </w:pPr>
+    </w:p>
+    <w:p>
+      <w:pPr>
+        <w:rPr>
+          <w:rFonts w:hint="default"/>
+          <w:lang w:val="en-GB"/>
+        </w:rPr>
+      </w:pPr>
+      <w:r>
+        <w:rPr>
+          <w:rFonts w:hint="default"/>
+          <w:lang w:val="en-GB"/>
+        </w:rPr>
+        <w:t>external CSS</w:t>
+      </w:r>
+      <w:r>
+        <w:rPr>
+          <w:rFonts w:hint="default"/>
+          <w:lang w:val="en-GB"/>
+        </w:rPr>
+        <w:tab/>
+      </w:r>
+      <w:r>
+        <w:rPr>
+          <w:rFonts w:hint="default"/>
+          <w:lang w:val="en-GB"/>
+        </w:rPr>
+        <w:tab/>
+      </w:r>
+      <w:r>
+        <w:rPr>
+          <w:rFonts w:hint="default"/>
+          <w:lang w:val="en-GB"/>
+        </w:rPr>
+        <w:t xml:space="preserve">the css is in a different file, </w:t>
+      </w:r>
+    </w:p>
+    <w:p>
+      <w:pPr>
+        <w:rPr>
+          <w:rFonts w:hint="default"/>
+          <w:lang w:val="en-GB"/>
+        </w:rPr>
+      </w:pPr>
+    </w:p>
+    <w:p>
+      <w:pPr>
+        <w:rPr>
+          <w:rFonts w:hint="default"/>
+          <w:lang w:val="en-GB"/>
+        </w:rPr>
+      </w:pPr>
+      <w:r>
+        <w:rPr>
+          <w:rFonts w:hint="default"/>
+          <w:lang w:val="en-GB"/>
+        </w:rPr>
+        <w:tab/>
+      </w:r>
+      <w:r>
+        <w:rPr>
+          <w:rFonts w:hint="default"/>
+          <w:lang w:val="en-GB"/>
+        </w:rPr>
+        <w:tab/>
+      </w:r>
+      <w:r>
+        <w:rPr>
+          <w:rFonts w:hint="default"/>
+          <w:lang w:val="en-GB"/>
+        </w:rPr>
+        <w:tab/>
+      </w:r>
+      <w:r>
+        <w:rPr>
+          <w:rFonts w:hint="default"/>
+          <w:lang w:val="en-GB"/>
+        </w:rPr>
+        <w:t>&lt;link rel = “’stylesheet”</w:t>
+      </w:r>
+    </w:p>
+    <w:p>
+      <w:pPr>
+        <w:rPr>
+          <w:rFonts w:hint="default"/>
+          <w:lang w:val="en-GB"/>
+        </w:rPr>
+      </w:pPr>
+      <w:r>
+        <w:rPr>
+          <w:rFonts w:hint="default"/>
+          <w:lang w:val="en-GB"/>
+        </w:rPr>
+        <w:tab/>
+      </w:r>
+      <w:r>
+        <w:rPr>
+          <w:rFonts w:hint="default"/>
+          <w:lang w:val="en-GB"/>
+        </w:rPr>
+        <w:tab/>
+      </w:r>
+      <w:r>
+        <w:rPr>
+          <w:rFonts w:hint="default"/>
+          <w:lang w:val="en-GB"/>
+        </w:rPr>
+        <w:tab/>
+      </w:r>
+      <w:r>
+        <w:rPr>
+          <w:rFonts w:hint="default"/>
+          <w:lang w:val="en-GB"/>
+        </w:rPr>
+        <w:t xml:space="preserve">          href = “./style.css”/&gt;</w:t>
+      </w:r>
+    </w:p>
+    <w:p>
+      <w:pPr>
+        <w:rPr>
+          <w:rFonts w:hint="default"/>
+          <w:lang w:val="en-GB"/>
+        </w:rPr>
+      </w:pPr>
+    </w:p>
+    <w:p>
+      <w:pPr>
+        <w:rPr>
+          <w:rFonts w:hint="default"/>
+          <w:b/>
+          <w:bCs/>
+          <w:lang w:val="en-GB"/>
+        </w:rPr>
+      </w:pPr>
+      <w:r>
+        <w:rPr>
+          <w:rFonts w:hint="default"/>
+          <w:b/>
+          <w:bCs/>
+          <w:lang w:val="en-GB"/>
+        </w:rPr>
+        <w:t>SELECTORS</w:t>
+      </w:r>
+    </w:p>
+    <w:p>
+      <w:pPr>
+        <w:rPr>
+          <w:rFonts w:hint="default"/>
+          <w:lang w:val="en-GB"/>
+        </w:rPr>
+      </w:pPr>
+    </w:p>
+    <w:p>
+      <w:pPr>
+        <w:rPr>
+          <w:rFonts w:hint="default"/>
+          <w:lang w:val="en-GB"/>
+        </w:rPr>
+      </w:pPr>
+      <w:r>
+        <w:rPr>
+          <w:rFonts w:hint="default"/>
+          <w:b/>
+          <w:bCs/>
+          <w:i/>
+          <w:iCs/>
+          <w:lang w:val="en-GB"/>
+        </w:rPr>
+        <w:t>element selector</w:t>
+      </w:r>
+      <w:r>
+        <w:rPr>
+          <w:rFonts w:hint="default"/>
+          <w:lang w:val="en-GB"/>
+        </w:rPr>
+        <w:t xml:space="preserve"> {</w:t>
+      </w:r>
+      <w:r>
+        <w:rPr>
+          <w:rFonts w:hint="default"/>
+          <w:lang w:val="en-GB"/>
+        </w:rPr>
+        <w:tab/>
+      </w:r>
+      <w:r>
+        <w:rPr>
+          <w:rFonts w:hint="default"/>
+          <w:lang w:val="en-GB"/>
+        </w:rPr>
+        <w:tab/>
+      </w:r>
+      <w:r>
+        <w:rPr>
+          <w:rFonts w:hint="default"/>
+          <w:lang w:val="en-GB"/>
+        </w:rPr>
+        <w:tab/>
+      </w:r>
+      <w:r>
+        <w:rPr>
+          <w:rFonts w:hint="default"/>
+          <w:lang w:val="en-GB"/>
+        </w:rPr>
+        <w:tab/>
+      </w:r>
+      <w:r>
+        <w:rPr>
+          <w:rFonts w:hint="default"/>
+          <w:lang w:val="en-GB"/>
+        </w:rPr>
+        <w:tab/>
+      </w:r>
+    </w:p>
+    <w:p>
+      <w:pPr>
+        <w:rPr>
+          <w:rFonts w:hint="default"/>
+          <w:lang w:val="en-GB"/>
+        </w:rPr>
+      </w:pPr>
+      <w:r>
+        <w:rPr>
+          <w:rFonts w:hint="default"/>
+          <w:lang w:val="en-GB"/>
+        </w:rPr>
+        <w:tab/>
+      </w:r>
+      <w:r>
+        <w:rPr>
+          <w:rFonts w:hint="default"/>
+          <w:lang w:val="en-GB"/>
+        </w:rPr>
+        <w:tab/>
+      </w:r>
+      <w:r>
+        <w:rPr>
+          <w:rFonts w:hint="default"/>
+          <w:lang w:val="en-GB"/>
+        </w:rPr>
+        <w:t>property: value</w:t>
+      </w:r>
+      <w:r>
+        <w:rPr>
+          <w:rFonts w:hint="default"/>
+          <w:lang w:val="en-GB"/>
+        </w:rPr>
+        <w:tab/>
+      </w:r>
+      <w:r>
+        <w:rPr>
+          <w:rFonts w:hint="default"/>
+          <w:lang w:val="en-GB"/>
+        </w:rPr>
+        <w:tab/>
+      </w:r>
+      <w:r>
+        <w:rPr>
+          <w:rFonts w:hint="default"/>
+          <w:lang w:val="en-GB"/>
+        </w:rPr>
+        <w:tab/>
+      </w:r>
+    </w:p>
+    <w:p>
+      <w:pPr>
+        <w:rPr>
+          <w:rFonts w:hint="default"/>
+          <w:lang w:val="en-GB"/>
+        </w:rPr>
+      </w:pPr>
+      <w:r>
+        <w:rPr>
+          <w:rFonts w:hint="default"/>
+          <w:lang w:val="en-GB"/>
+        </w:rPr>
+        <w:tab/>
+      </w:r>
+      <w:r>
+        <w:rPr>
+          <w:rFonts w:hint="default"/>
+          <w:lang w:val="en-GB"/>
+        </w:rPr>
+        <w:tab/>
+      </w:r>
+      <w:r>
+        <w:rPr>
+          <w:rFonts w:hint="default"/>
+          <w:lang w:val="en-GB"/>
+        </w:rPr>
+        <w:t>}</w:t>
+      </w:r>
+    </w:p>
+    <w:p>
+      <w:pPr>
+        <w:rPr>
+          <w:rFonts w:hint="default"/>
+          <w:b w:val="0"/>
+          <w:bCs w:val="0"/>
+          <w:lang w:val="en-GB"/>
+        </w:rPr>
+      </w:pPr>
+      <w:r>
+        <w:rPr>
+          <w:rFonts w:hint="default"/>
+          <w:b/>
+          <w:bCs/>
+          <w:lang w:val="en-GB"/>
+        </w:rPr>
+        <w:t xml:space="preserve">.class selector </w:t>
+      </w:r>
+      <w:r>
+        <w:rPr>
+          <w:rFonts w:hint="default"/>
+          <w:b w:val="0"/>
+          <w:bCs w:val="0"/>
+          <w:lang w:val="en-GB"/>
+        </w:rPr>
+        <w:t>{</w:t>
+      </w:r>
+      <w:r>
+        <w:rPr>
+          <w:rFonts w:hint="default"/>
+          <w:b w:val="0"/>
+          <w:bCs w:val="0"/>
+          <w:lang w:val="en-GB"/>
+        </w:rPr>
+        <w:tab/>
+      </w:r>
+      <w:r>
+        <w:rPr>
+          <w:rFonts w:hint="default"/>
+          <w:b w:val="0"/>
+          <w:bCs w:val="0"/>
+          <w:lang w:val="en-GB"/>
+        </w:rPr>
+        <w:tab/>
+      </w:r>
+      <w:r>
+        <w:rPr>
+          <w:rFonts w:hint="default"/>
+          <w:b w:val="0"/>
+          <w:bCs w:val="0"/>
+          <w:lang w:val="en-GB"/>
+        </w:rPr>
+        <w:tab/>
+      </w:r>
+      <w:r>
+        <w:rPr>
+          <w:rFonts w:hint="default"/>
+          <w:b w:val="0"/>
+          <w:bCs w:val="0"/>
+          <w:lang w:val="en-GB"/>
+        </w:rPr>
+        <w:tab/>
+      </w:r>
+      <w:r>
+        <w:rPr>
+          <w:rFonts w:hint="default"/>
+          <w:b w:val="0"/>
+          <w:bCs w:val="0"/>
+          <w:lang w:val="en-GB"/>
+        </w:rPr>
+        <w:t>&lt;p class=”class_selector’&gt;&lt;/p&gt;</w:t>
+      </w:r>
+    </w:p>
+    <w:p>
+      <w:pPr>
+        <w:rPr>
+          <w:rFonts w:hint="default"/>
+          <w:b w:val="0"/>
+          <w:bCs w:val="0"/>
+          <w:lang w:val="en-GB"/>
+        </w:rPr>
+      </w:pPr>
+      <w:r>
+        <w:rPr>
+          <w:rFonts w:hint="default"/>
+          <w:b w:val="0"/>
+          <w:bCs w:val="0"/>
+          <w:lang w:val="en-GB"/>
+        </w:rPr>
+        <w:tab/>
+      </w:r>
+      <w:r>
+        <w:rPr>
+          <w:rFonts w:hint="default"/>
+          <w:b w:val="0"/>
+          <w:bCs w:val="0"/>
+          <w:lang w:val="en-GB"/>
+        </w:rPr>
+        <w:tab/>
+      </w:r>
+      <w:r>
+        <w:rPr>
+          <w:rFonts w:hint="default"/>
+          <w:b w:val="0"/>
+          <w:bCs w:val="0"/>
+          <w:lang w:val="en-GB"/>
+        </w:rPr>
+        <w:t>property: value</w:t>
+      </w:r>
+    </w:p>
+    <w:p>
+      <w:pPr>
+        <w:rPr>
+          <w:rFonts w:hint="default"/>
+          <w:b w:val="0"/>
+          <w:bCs w:val="0"/>
+          <w:lang w:val="en-GB"/>
+        </w:rPr>
+      </w:pPr>
+      <w:r>
+        <w:rPr>
+          <w:rFonts w:hint="default"/>
+          <w:b w:val="0"/>
+          <w:bCs w:val="0"/>
+          <w:lang w:val="en-GB"/>
+        </w:rPr>
+        <w:tab/>
+      </w:r>
+      <w:r>
+        <w:rPr>
+          <w:rFonts w:hint="default"/>
+          <w:b w:val="0"/>
+          <w:bCs w:val="0"/>
+          <w:lang w:val="en-GB"/>
+        </w:rPr>
+        <w:tab/>
+      </w:r>
+      <w:r>
+        <w:rPr>
+          <w:rFonts w:hint="default"/>
+          <w:b w:val="0"/>
+          <w:bCs w:val="0"/>
+          <w:lang w:val="en-GB"/>
+        </w:rPr>
+        <w:t>}</w:t>
+      </w:r>
+    </w:p>
+    <w:p>
+      <w:pPr>
+        <w:rPr>
+          <w:rFonts w:hint="default"/>
+          <w:b w:val="0"/>
+          <w:bCs w:val="0"/>
+          <w:lang w:val="en-GB"/>
+        </w:rPr>
+      </w:pPr>
+      <w:r>
+        <w:rPr>
+          <w:rFonts w:hint="default"/>
+          <w:b/>
+          <w:bCs/>
+          <w:i/>
+          <w:iCs/>
+          <w:lang w:val="en-GB"/>
+        </w:rPr>
+        <w:t xml:space="preserve">#idselector </w:t>
+      </w:r>
+      <w:r>
+        <w:rPr>
+          <w:rFonts w:hint="default"/>
+          <w:b w:val="0"/>
+          <w:bCs w:val="0"/>
+          <w:lang w:val="en-GB"/>
+        </w:rPr>
+        <w:t>{</w:t>
+      </w:r>
+      <w:r>
+        <w:rPr>
+          <w:rFonts w:hint="default"/>
+          <w:b w:val="0"/>
+          <w:bCs w:val="0"/>
+          <w:lang w:val="en-GB"/>
+        </w:rPr>
+        <w:tab/>
+      </w:r>
+      <w:r>
+        <w:rPr>
+          <w:rFonts w:hint="default"/>
+          <w:b w:val="0"/>
+          <w:bCs w:val="0"/>
+          <w:lang w:val="en-GB"/>
+        </w:rPr>
+        <w:tab/>
+      </w:r>
+      <w:r>
+        <w:rPr>
+          <w:rFonts w:hint="default"/>
+          <w:b w:val="0"/>
+          <w:bCs w:val="0"/>
+          <w:lang w:val="en-GB"/>
+        </w:rPr>
+        <w:tab/>
+      </w:r>
+      <w:r>
+        <w:rPr>
+          <w:rFonts w:hint="default"/>
+          <w:b w:val="0"/>
+          <w:bCs w:val="0"/>
+          <w:lang w:val="en-GB"/>
+        </w:rPr>
+        <w:tab/>
+      </w:r>
+      <w:r>
+        <w:rPr>
+          <w:rFonts w:hint="default"/>
+          <w:b w:val="0"/>
+          <w:bCs w:val="0"/>
+          <w:lang w:val="en-GB"/>
+        </w:rPr>
+        <w:tab/>
+      </w:r>
+      <w:r>
+        <w:rPr>
+          <w:rFonts w:hint="default"/>
+          <w:b w:val="0"/>
+          <w:bCs w:val="0"/>
+          <w:lang w:val="en-GB"/>
+        </w:rPr>
+        <w:t>&lt;p id=”idselector’&gt;&lt;/p&gt;</w:t>
+      </w:r>
+    </w:p>
+    <w:p>
+      <w:pPr>
+        <w:rPr>
+          <w:rFonts w:hint="default"/>
+          <w:b w:val="0"/>
+          <w:bCs w:val="0"/>
+          <w:lang w:val="en-GB"/>
+        </w:rPr>
+      </w:pPr>
+      <w:r>
+        <w:rPr>
+          <w:rFonts w:hint="default"/>
+          <w:b w:val="0"/>
+          <w:bCs w:val="0"/>
+          <w:lang w:val="en-GB"/>
+        </w:rPr>
+        <w:tab/>
+      </w:r>
+      <w:r>
+        <w:rPr>
+          <w:rFonts w:hint="default"/>
+          <w:b w:val="0"/>
+          <w:bCs w:val="0"/>
+          <w:lang w:val="en-GB"/>
+        </w:rPr>
+        <w:tab/>
+      </w:r>
+      <w:r>
+        <w:rPr>
+          <w:rFonts w:hint="default"/>
+          <w:b w:val="0"/>
+          <w:bCs w:val="0"/>
+          <w:lang w:val="en-GB"/>
+        </w:rPr>
+        <w:t>property: value</w:t>
+      </w:r>
+    </w:p>
+    <w:p>
+      <w:pPr>
+        <w:rPr>
+          <w:rFonts w:hint="default"/>
+          <w:b w:val="0"/>
+          <w:bCs w:val="0"/>
+          <w:lang w:val="en-GB"/>
+        </w:rPr>
+      </w:pPr>
+      <w:r>
+        <w:rPr>
+          <w:rFonts w:hint="default"/>
+          <w:b w:val="0"/>
+          <w:bCs w:val="0"/>
+          <w:lang w:val="en-GB"/>
+        </w:rPr>
+        <w:tab/>
+      </w:r>
+      <w:r>
+        <w:rPr>
+          <w:rFonts w:hint="default"/>
+          <w:b w:val="0"/>
+          <w:bCs w:val="0"/>
+          <w:lang w:val="en-GB"/>
+        </w:rPr>
+        <w:tab/>
+      </w:r>
+      <w:r>
+        <w:rPr>
+          <w:rFonts w:hint="default"/>
+          <w:b w:val="0"/>
+          <w:bCs w:val="0"/>
+          <w:lang w:val="en-GB"/>
+        </w:rPr>
+        <w:t>}</w:t>
+      </w:r>
+    </w:p>
+    <w:p>
+      <w:pPr>
+        <w:rPr>
+          <w:rFonts w:hint="default"/>
+          <w:lang w:val="en-GB"/>
+        </w:rPr>
+      </w:pPr>
+      <w:r>
+        <w:rPr>
+          <w:rFonts w:hint="default"/>
+          <w:b/>
+          <w:bCs/>
+          <w:i/>
+          <w:iCs/>
+          <w:lang w:val="en-GB"/>
+        </w:rPr>
+        <w:t>element[draggable]</w:t>
+      </w:r>
+      <w:r>
+        <w:rPr>
+          <w:rFonts w:hint="default"/>
+          <w:lang w:val="en-GB"/>
+        </w:rPr>
+        <w:t>{</w:t>
+      </w:r>
+      <w:r>
+        <w:rPr>
+          <w:rFonts w:hint="default"/>
+          <w:lang w:val="en-GB"/>
+        </w:rPr>
+        <w:tab/>
+      </w:r>
+      <w:r>
+        <w:rPr>
+          <w:rFonts w:hint="default"/>
+          <w:lang w:val="en-GB"/>
+        </w:rPr>
+        <w:tab/>
+      </w:r>
+      <w:r>
+        <w:rPr>
+          <w:rFonts w:hint="default"/>
+          <w:lang w:val="en-GB"/>
+        </w:rPr>
+        <w:tab/>
+      </w:r>
+      <w:r>
+        <w:rPr>
+          <w:rFonts w:hint="default"/>
+          <w:lang w:val="en-GB"/>
+        </w:rPr>
+        <w:t>attribute_selector [attribute = value*]</w:t>
+      </w:r>
+    </w:p>
+    <w:p>
+      <w:pPr>
+        <w:rPr>
+          <w:rFonts w:hint="default"/>
+          <w:b w:val="0"/>
+          <w:bCs w:val="0"/>
+          <w:lang w:val="en-GB"/>
+        </w:rPr>
+      </w:pPr>
+      <w:r>
+        <w:rPr>
+          <w:rFonts w:hint="default"/>
+          <w:lang w:val="en-GB"/>
+        </w:rPr>
+        <w:tab/>
+      </w:r>
+      <w:r>
+        <w:rPr>
+          <w:rFonts w:hint="default"/>
+          <w:lang w:val="en-GB"/>
+        </w:rPr>
+        <w:tab/>
+      </w:r>
+      <w:r>
+        <w:rPr>
+          <w:rFonts w:hint="default"/>
+          <w:lang w:val="en-GB"/>
+        </w:rPr>
+        <w:tab/>
+      </w:r>
+      <w:r>
+        <w:rPr>
+          <w:rFonts w:hint="default"/>
+          <w:b w:val="0"/>
+          <w:bCs w:val="0"/>
+          <w:lang w:val="en-GB"/>
+        </w:rPr>
+        <w:t>property: value</w:t>
+      </w:r>
+    </w:p>
+    <w:p>
+      <w:pPr>
+        <w:rPr>
+          <w:rFonts w:hint="default"/>
+          <w:b w:val="0"/>
+          <w:bCs w:val="0"/>
+          <w:lang w:val="en-GB"/>
+        </w:rPr>
+      </w:pPr>
+      <w:r>
+        <w:rPr>
+          <w:rFonts w:hint="default"/>
+          <w:b w:val="0"/>
+          <w:bCs w:val="0"/>
+          <w:lang w:val="en-GB"/>
+        </w:rPr>
+        <w:tab/>
+      </w:r>
+      <w:r>
+        <w:rPr>
+          <w:rFonts w:hint="default"/>
+          <w:b w:val="0"/>
+          <w:bCs w:val="0"/>
+          <w:lang w:val="en-GB"/>
+        </w:rPr>
+        <w:tab/>
+      </w:r>
+      <w:r>
+        <w:rPr>
+          <w:rFonts w:hint="default"/>
+          <w:b w:val="0"/>
+          <w:bCs w:val="0"/>
+          <w:lang w:val="en-GB"/>
+        </w:rPr>
+        <w:t>}</w:t>
+      </w:r>
+    </w:p>
+    <w:p>
+      <w:pPr>
+        <w:rPr>
+          <w:rFonts w:hint="default"/>
+          <w:lang w:val="en-GB"/>
+        </w:rPr>
+      </w:pPr>
+      <w:r>
+        <w:rPr>
+          <w:rFonts w:hint="default"/>
+          <w:b/>
+          <w:bCs/>
+          <w:lang w:val="en-GB"/>
+        </w:rPr>
+        <w:t>*</w:t>
+      </w:r>
+      <w:r>
+        <w:rPr>
+          <w:rFonts w:hint="default"/>
+          <w:lang w:val="en-GB"/>
+        </w:rPr>
+        <w:t>{</w:t>
+      </w:r>
+      <w:r>
+        <w:rPr>
+          <w:rFonts w:hint="default"/>
+          <w:lang w:val="en-GB"/>
+        </w:rPr>
+        <w:tab/>
+      </w:r>
+      <w:r>
+        <w:rPr>
+          <w:rFonts w:hint="default"/>
+          <w:lang w:val="en-GB"/>
+        </w:rPr>
+        <w:tab/>
+      </w:r>
+      <w:r>
+        <w:rPr>
+          <w:rFonts w:hint="default"/>
+          <w:lang w:val="en-GB"/>
+        </w:rPr>
+        <w:tab/>
+      </w:r>
+      <w:r>
+        <w:rPr>
+          <w:rFonts w:hint="default"/>
+          <w:lang w:val="en-GB"/>
+        </w:rPr>
+        <w:tab/>
+      </w:r>
+      <w:r>
+        <w:rPr>
+          <w:rFonts w:hint="default"/>
+          <w:lang w:val="en-GB"/>
+        </w:rPr>
+        <w:tab/>
+      </w:r>
+      <w:r>
+        <w:rPr>
+          <w:rFonts w:hint="default"/>
+          <w:lang w:val="en-GB"/>
+        </w:rPr>
+        <w:tab/>
+      </w:r>
+      <w:r>
+        <w:rPr>
+          <w:rFonts w:hint="default"/>
+          <w:lang w:val="en-GB"/>
+        </w:rPr>
+        <w:t>universal selector</w:t>
+      </w:r>
+      <w:r>
+        <w:rPr>
+          <w:rFonts w:hint="default"/>
+          <w:lang w:val="en-GB"/>
+        </w:rPr>
+        <w:tab/>
+      </w:r>
+      <w:r>
+        <w:rPr>
+          <w:rFonts w:hint="default"/>
+          <w:lang w:val="en-GB"/>
+        </w:rPr>
+        <w:tab/>
+      </w:r>
+      <w:r>
+        <w:rPr>
+          <w:rFonts w:hint="default"/>
+          <w:lang w:val="en-GB"/>
+        </w:rPr>
+        <w:tab/>
+      </w:r>
+      <w:r>
+        <w:rPr>
+          <w:rFonts w:hint="default"/>
+          <w:lang w:val="en-GB"/>
+        </w:rPr>
+        <w:tab/>
+      </w:r>
+    </w:p>
+    <w:p>
+      <w:pPr>
+        <w:rPr>
+          <w:rFonts w:hint="default"/>
+          <w:lang w:val="en-GB"/>
+        </w:rPr>
+      </w:pPr>
+      <w:r>
+        <w:rPr>
+          <w:rFonts w:hint="default"/>
+          <w:lang w:val="en-GB"/>
+        </w:rPr>
+        <w:tab/>
+      </w:r>
+      <w:r>
+        <w:rPr>
+          <w:rFonts w:hint="default"/>
+          <w:lang w:val="en-GB"/>
+        </w:rPr>
+        <w:tab/>
+      </w:r>
+      <w:r>
+        <w:rPr>
+          <w:rFonts w:hint="default"/>
+          <w:lang w:val="en-GB"/>
+        </w:rPr>
+        <w:t>property: value</w:t>
+      </w:r>
+      <w:r>
+        <w:rPr>
+          <w:rFonts w:hint="default"/>
+          <w:lang w:val="en-GB"/>
+        </w:rPr>
+        <w:tab/>
+      </w:r>
+      <w:r>
+        <w:rPr>
+          <w:rFonts w:hint="default"/>
+          <w:lang w:val="en-GB"/>
+        </w:rPr>
+        <w:tab/>
+      </w:r>
+      <w:r>
+        <w:rPr>
+          <w:rFonts w:hint="default"/>
+          <w:lang w:val="en-GB"/>
+        </w:rPr>
+        <w:tab/>
+      </w:r>
+    </w:p>
+    <w:p>
+      <w:pPr>
+        <w:rPr>
+          <w:rFonts w:hint="default"/>
+          <w:lang w:val="en-GB"/>
+        </w:rPr>
+      </w:pPr>
+      <w:r>
+        <w:rPr>
+          <w:rFonts w:hint="default"/>
+          <w:lang w:val="en-GB"/>
+        </w:rPr>
+        <w:tab/>
+      </w:r>
+      <w:r>
+        <w:rPr>
+          <w:rFonts w:hint="default"/>
+          <w:lang w:val="en-GB"/>
+        </w:rPr>
+        <w:tab/>
+      </w:r>
+      <w:r>
+        <w:rPr>
+          <w:rFonts w:hint="default"/>
+          <w:lang w:val="en-GB"/>
+        </w:rPr>
+        <w:t>}</w:t>
+      </w:r>
+    </w:p>
+    <w:p>
+      <w:pPr>
+        <w:rPr>
+          <w:rFonts w:hint="default"/>
+          <w:lang w:val="en-GB"/>
+        </w:rPr>
+      </w:pPr>
+    </w:p>
+    <w:p>
+      <w:pPr>
+        <w:rPr>
+          <w:rFonts w:hint="default"/>
+          <w:b/>
+          <w:bCs/>
+          <w:lang w:val="en-GB"/>
+        </w:rPr>
+      </w:pPr>
+      <w:r>
+        <w:rPr>
+          <w:rFonts w:hint="default"/>
+          <w:b/>
+          <w:bCs/>
+          <w:lang w:val="en-GB"/>
+        </w:rPr>
+        <w:t>PROPERTIES</w:t>
+      </w:r>
+    </w:p>
+    <w:p>
+      <w:pPr>
+        <w:rPr>
+          <w:rFonts w:hint="default"/>
+          <w:lang w:val="en-GB"/>
+        </w:rPr>
+      </w:pPr>
+    </w:p>
+    <w:p>
+      <w:pPr>
+        <w:rPr>
+          <w:rFonts w:hint="default"/>
+          <w:lang w:val="en-GB"/>
+        </w:rPr>
+      </w:pPr>
+      <w:r>
+        <w:rPr>
+          <w:rFonts w:hint="default"/>
+          <w:lang w:val="en-GB"/>
+        </w:rPr>
+        <w:t>mdn-web docs</w:t>
+      </w:r>
+    </w:p>
+    <w:p>
+      <w:pPr>
+        <w:rPr>
+          <w:rFonts w:hint="default"/>
+          <w:lang w:val="en-GB"/>
+        </w:rPr>
+      </w:pPr>
+      <w:r>
+        <w:rPr>
+          <w:rFonts w:hint="default"/>
+          <w:lang w:val="en-GB"/>
+        </w:rPr>
+        <w:t>colorHunt.co</w:t>
+      </w:r>
+    </w:p>
+    <w:p>
+      <w:pPr>
+        <w:rPr>
+          <w:rFonts w:hint="default"/>
+          <w:lang w:val="en-GB"/>
+        </w:rPr>
+      </w:pPr>
+      <w:r>
+        <w:rPr>
+          <w:rFonts w:hint="default"/>
+          <w:lang w:val="en-GB"/>
+        </w:rPr>
+        <w:t>fonts.google.com</w:t>
+      </w:r>
+    </w:p>
+    <w:p>
+      <w:pPr>
+        <w:rPr>
+          <w:rFonts w:hint="default"/>
+          <w:lang w:val="en-GB"/>
+        </w:rPr>
+      </w:pPr>
+      <w:r>
+        <w:rPr>
+          <w:rFonts w:hint="default"/>
+          <w:lang w:val="en-GB"/>
+        </w:rPr>
+        <w:t>pesticide for chrome</w:t>
+      </w:r>
+    </w:p>
+    <w:p>
+      <w:pPr>
+        <w:rPr>
+          <w:rFonts w:hint="default"/>
+          <w:lang w:val="en-GB"/>
+        </w:rPr>
+      </w:pPr>
+    </w:p>
+    <w:p>
+      <w:pPr>
+        <w:rPr>
+          <w:rFonts w:hint="default"/>
+          <w:lang w:val="en-GB"/>
+        </w:rPr>
+      </w:pPr>
+      <w:r>
+        <w:rPr>
+          <w:rFonts w:hint="default"/>
+          <w:lang w:val="en-GB"/>
+        </w:rPr>
+        <w:t>color : #f37891a</w:t>
+      </w:r>
+      <w:r>
+        <w:rPr>
+          <w:rFonts w:hint="default"/>
+          <w:lang w:val="en-GB"/>
+        </w:rPr>
+        <w:tab/>
+      </w:r>
+      <w:r>
+        <w:rPr>
+          <w:rFonts w:hint="default"/>
+          <w:lang w:val="en-GB"/>
+        </w:rPr>
+        <w:t>blue</w:t>
+      </w:r>
+    </w:p>
+    <w:p>
+      <w:pPr>
+        <w:rPr>
+          <w:rFonts w:hint="default"/>
+          <w:lang w:val="en-GB"/>
+        </w:rPr>
+      </w:pPr>
+    </w:p>
+    <w:p>
+      <w:pPr>
+        <w:rPr>
+          <w:rFonts w:hint="default"/>
+          <w:lang w:val="en-GB"/>
+        </w:rPr>
+      </w:pPr>
+      <w:r>
+        <w:rPr>
+          <w:rFonts w:hint="default"/>
+          <w:lang w:val="en-GB"/>
+        </w:rPr>
+        <w:t>font-size: 1 px</w:t>
+      </w:r>
+      <w:r>
+        <w:rPr>
+          <w:rFonts w:hint="default"/>
+          <w:lang w:val="en-GB"/>
+        </w:rPr>
+        <w:tab/>
+      </w:r>
+      <w:r>
+        <w:rPr>
+          <w:rFonts w:hint="default"/>
+          <w:lang w:val="en-GB"/>
+        </w:rPr>
+        <w:t xml:space="preserve">1 pt  </w:t>
+      </w:r>
+      <w:r>
+        <w:rPr>
+          <w:rFonts w:hint="default"/>
+          <w:lang w:val="en-GB"/>
+        </w:rPr>
+        <w:tab/>
+      </w:r>
+      <w:r>
+        <w:rPr>
+          <w:rFonts w:hint="default"/>
+          <w:lang w:val="en-GB"/>
+        </w:rPr>
+        <w:tab/>
+      </w:r>
+      <w:r>
+        <w:rPr>
+          <w:rFonts w:hint="default"/>
+          <w:lang w:val="en-GB"/>
+        </w:rPr>
+        <w:t xml:space="preserve">1em </w:t>
+      </w:r>
+      <w:r>
+        <w:rPr>
+          <w:rFonts w:hint="default"/>
+          <w:lang w:val="en-GB"/>
+        </w:rPr>
+        <w:tab/>
+      </w:r>
+      <w:r>
+        <w:rPr>
+          <w:rFonts w:hint="default"/>
+          <w:lang w:val="en-GB"/>
+        </w:rPr>
+        <w:tab/>
+      </w:r>
+      <w:r>
+        <w:rPr>
+          <w:rFonts w:hint="default"/>
+          <w:lang w:val="en-GB"/>
+        </w:rPr>
+        <w:tab/>
+      </w:r>
+      <w:r>
+        <w:rPr>
+          <w:rFonts w:hint="default"/>
+          <w:lang w:val="en-GB"/>
+        </w:rPr>
+        <w:t>1rem</w:t>
+      </w:r>
+      <w:r>
+        <w:rPr>
+          <w:rFonts w:hint="default"/>
+          <w:lang w:val="en-GB"/>
+        </w:rPr>
+        <w:tab/>
+      </w:r>
+      <w:r>
+        <w:rPr>
+          <w:rFonts w:hint="default"/>
+          <w:lang w:val="en-GB"/>
+        </w:rPr>
+        <w:tab/>
+      </w:r>
+    </w:p>
+    <w:p>
+      <w:pPr>
+        <w:rPr>
+          <w:rFonts w:hint="default"/>
+          <w:lang w:val="en-GB"/>
+        </w:rPr>
+      </w:pPr>
+      <w:r>
+        <w:rPr>
+          <w:rFonts w:hint="default"/>
+          <w:lang w:val="en-GB"/>
+        </w:rPr>
+        <w:tab/>
+      </w:r>
+      <w:r>
+        <w:rPr>
+          <w:rFonts w:hint="default"/>
+          <w:lang w:val="en-GB"/>
+        </w:rPr>
+        <w:t xml:space="preserve">    1/96 inch   1/72 inch   </w:t>
+      </w:r>
+      <w:r>
+        <w:rPr>
+          <w:rFonts w:hint="default"/>
+          <w:lang w:val="en-GB"/>
+        </w:rPr>
+        <w:tab/>
+      </w:r>
+      <w:r>
+        <w:rPr>
+          <w:rFonts w:hint="default"/>
+          <w:lang w:val="en-GB"/>
+        </w:rPr>
+        <w:t>100% of parent</w:t>
+      </w:r>
+      <w:r>
+        <w:rPr>
+          <w:rFonts w:hint="default"/>
+          <w:lang w:val="en-GB"/>
+        </w:rPr>
+        <w:tab/>
+      </w:r>
+      <w:r>
+        <w:rPr>
+          <w:rFonts w:hint="default"/>
+          <w:lang w:val="en-GB"/>
+        </w:rPr>
+        <w:t>100% of root</w:t>
+      </w:r>
+    </w:p>
+    <w:p>
+      <w:pPr>
+        <w:rPr>
+          <w:rFonts w:hint="default"/>
+          <w:lang w:val="en-GB"/>
+        </w:rPr>
+      </w:pPr>
+    </w:p>
+    <w:p>
+      <w:pPr>
+        <w:rPr>
+          <w:rFonts w:hint="default"/>
+          <w:lang w:val="en-GB"/>
+        </w:rPr>
+      </w:pPr>
+      <w:r>
+        <w:rPr>
+          <w:rFonts w:hint="default"/>
+          <w:lang w:val="en-GB"/>
+        </w:rPr>
+        <w:t>font-weight: normal 400</w:t>
+      </w:r>
+      <w:r>
+        <w:rPr>
+          <w:rFonts w:hint="default"/>
+          <w:lang w:val="en-GB"/>
+        </w:rPr>
+        <w:tab/>
+      </w:r>
+      <w:r>
+        <w:rPr>
+          <w:rFonts w:hint="default"/>
+          <w:lang w:val="en-GB"/>
+        </w:rPr>
+        <w:t>lighter</w:t>
+      </w:r>
+      <w:r>
+        <w:rPr>
+          <w:rFonts w:hint="default"/>
+          <w:lang w:val="en-GB"/>
+        </w:rPr>
+        <w:tab/>
+      </w:r>
+      <w:r>
+        <w:rPr>
+          <w:rFonts w:hint="default"/>
+          <w:lang w:val="en-GB"/>
+        </w:rPr>
+        <w:t>-100</w:t>
+      </w:r>
+      <w:r>
+        <w:rPr>
+          <w:rFonts w:hint="default"/>
+          <w:lang w:val="en-US"/>
+        </w:rPr>
+        <w:tab/>
+      </w:r>
+      <w:r>
+        <w:rPr>
+          <w:rFonts w:hint="default"/>
+          <w:lang w:val="en-GB"/>
+        </w:rPr>
+        <w:tab/>
+      </w:r>
+      <w:r>
+        <w:rPr>
+          <w:rFonts w:hint="default"/>
+          <w:lang w:val="en-GB"/>
+        </w:rPr>
+        <w:t>number</w:t>
+      </w:r>
+    </w:p>
+    <w:p>
+      <w:pPr>
+        <w:rPr>
+          <w:rFonts w:hint="default"/>
+          <w:lang w:val="en-GB"/>
+        </w:rPr>
+      </w:pPr>
+      <w:r>
+        <w:rPr>
+          <w:rFonts w:hint="default"/>
+          <w:lang w:val="en-GB"/>
+        </w:rPr>
+        <w:tab/>
+      </w:r>
+      <w:r>
+        <w:rPr>
+          <w:rFonts w:hint="default"/>
+          <w:lang w:val="en-GB"/>
+        </w:rPr>
+        <w:tab/>
+      </w:r>
+      <w:r>
+        <w:rPr>
+          <w:rFonts w:hint="default"/>
+          <w:lang w:val="en-GB"/>
+        </w:rPr>
+        <w:t>bold</w:t>
+      </w:r>
+      <w:r>
+        <w:rPr>
+          <w:rFonts w:hint="default"/>
+          <w:lang w:val="en-GB"/>
+        </w:rPr>
+        <w:tab/>
+      </w:r>
+      <w:r>
+        <w:rPr>
+          <w:rFonts w:hint="default"/>
+          <w:lang w:val="en-GB"/>
+        </w:rPr>
+        <w:tab/>
+      </w:r>
+      <w:r>
+        <w:rPr>
+          <w:rFonts w:hint="default"/>
+          <w:lang w:val="en-GB"/>
+        </w:rPr>
+        <w:t xml:space="preserve">bolder </w:t>
+      </w:r>
+      <w:r>
+        <w:rPr>
+          <w:rFonts w:hint="default"/>
+          <w:lang w:val="en-US"/>
+        </w:rPr>
+        <w:t>+100</w:t>
+      </w:r>
+      <w:r>
+        <w:rPr>
+          <w:rFonts w:hint="default"/>
+          <w:lang w:val="en-GB"/>
+        </w:rPr>
+        <w:tab/>
+      </w:r>
+      <w:r>
+        <w:rPr>
+          <w:rFonts w:hint="default"/>
+          <w:lang w:val="en-GB"/>
+        </w:rPr>
+        <w:tab/>
+      </w:r>
+      <w:r>
+        <w:rPr>
+          <w:rFonts w:hint="default"/>
+          <w:lang w:val="en-GB"/>
+        </w:rPr>
+        <w:t>100-900</w:t>
+      </w:r>
+    </w:p>
+    <w:p>
+      <w:pPr>
+        <w:rPr>
+          <w:rFonts w:hint="default"/>
+          <w:lang w:val="en-GB"/>
+        </w:rPr>
+      </w:pPr>
+    </w:p>
+    <w:p>
+      <w:pPr>
+        <w:rPr>
+          <w:rFonts w:hint="default"/>
+          <w:lang w:val="en-GB"/>
+        </w:rPr>
+      </w:pPr>
+      <w:r>
+        <w:rPr>
+          <w:rFonts w:hint="default"/>
+          <w:lang w:val="en-US"/>
+        </w:rPr>
+        <w:t xml:space="preserve">font-family: Helvetica, san-serif, </w:t>
+      </w:r>
+      <w:r>
+        <w:rPr>
+          <w:rFonts w:hint="default"/>
+          <w:lang w:val="en-GB"/>
+        </w:rPr>
+        <w:t>“Times New Roman”</w:t>
+      </w:r>
+    </w:p>
+    <w:p>
+      <w:pPr>
+        <w:ind w:left="720" w:leftChars="0" w:firstLine="720" w:firstLineChars="0"/>
+        <w:rPr>
+          <w:rFonts w:hint="default"/>
+          <w:lang w:val="en-GB"/>
+        </w:rPr>
+      </w:pPr>
+      <w:r>
+        <w:rPr>
+          <w:rFonts w:hint="default"/>
+          <w:lang w:val="en-GB"/>
+        </w:rPr>
+        <w:t>&lt;link href=”Some font address”/&gt;</w:t>
+      </w:r>
+    </w:p>
+    <w:p>
+      <w:pPr>
+        <w:ind w:left="720" w:leftChars="0" w:firstLine="720" w:firstLineChars="0"/>
+        <w:rPr>
+          <w:rFonts w:hint="default"/>
+          <w:lang w:val="en-GB"/>
+        </w:rPr>
+      </w:pPr>
+    </w:p>
+    <w:p>
+      <w:pPr>
+        <w:rPr>
+          <w:rFonts w:hint="default"/>
+          <w:lang w:val="en-GB"/>
+        </w:rPr>
+      </w:pPr>
+      <w:r>
+        <w:rPr>
+          <w:rFonts w:hint="default"/>
+          <w:lang w:val="en-GB"/>
+        </w:rPr>
+        <w:t>text-align: center</w:t>
+      </w:r>
+      <w:r>
+        <w:rPr>
+          <w:rFonts w:hint="default"/>
+          <w:lang w:val="en-GB"/>
+        </w:rPr>
+        <w:tab/>
+      </w:r>
+      <w:r>
+        <w:rPr>
+          <w:rFonts w:hint="default"/>
+          <w:lang w:val="en-GB"/>
+        </w:rPr>
+        <w:t>start</w:t>
+      </w:r>
+      <w:r>
+        <w:rPr>
+          <w:rFonts w:hint="default"/>
+          <w:lang w:val="en-GB"/>
+        </w:rPr>
+        <w:tab/>
+      </w:r>
+      <w:r>
+        <w:rPr>
+          <w:rFonts w:hint="default"/>
+          <w:lang w:val="en-GB"/>
+        </w:rPr>
+        <w:t xml:space="preserve">end </w:t>
+      </w:r>
+      <w:r>
+        <w:rPr>
+          <w:rFonts w:hint="default"/>
+          <w:lang w:val="en-GB"/>
+        </w:rPr>
+        <w:tab/>
+      </w:r>
+      <w:r>
+        <w:rPr>
+          <w:rFonts w:hint="default"/>
+          <w:lang w:val="en-GB"/>
+        </w:rPr>
+        <w:t>right</w:t>
+      </w:r>
+      <w:r>
+        <w:rPr>
+          <w:rFonts w:hint="default"/>
+          <w:lang w:val="en-GB"/>
+        </w:rPr>
+        <w:tab/>
+      </w:r>
+      <w:r>
+        <w:rPr>
+          <w:rFonts w:hint="default"/>
+          <w:lang w:val="en-GB"/>
+        </w:rPr>
+        <w:t>left……</w:t>
+      </w:r>
+    </w:p>
+    <w:p>
+      <w:pPr>
+        <w:rPr>
+          <w:rFonts w:hint="default"/>
+          <w:lang w:val="en-GB"/>
+        </w:rPr>
+      </w:pPr>
+    </w:p>
+    <w:p>
+      <w:pPr>
+        <w:rPr>
+          <w:rFonts w:hint="default"/>
+          <w:lang w:val="en-GB"/>
+        </w:rPr>
+      </w:pPr>
+      <w:r>
+        <w:rPr>
+          <w:rFonts w:hint="default"/>
+          <w:lang w:val="en-GB"/>
+        </w:rPr>
+        <w:t>viewport height - vh</w:t>
+      </w:r>
+    </w:p>
+    <w:p>
+      <w:pPr>
+        <w:rPr>
+          <w:rFonts w:hint="default"/>
+          <w:lang w:val="en-GB"/>
+        </w:rPr>
+      </w:pPr>
+      <w:r>
+        <w:rPr>
+          <w:rFonts w:hint="default"/>
+          <w:lang w:val="en-GB"/>
+        </w:rPr>
+        <w:t>viewport width  - wh</w:t>
+      </w:r>
+    </w:p>
+    <w:p>
+      <w:pPr>
+        <w:rPr>
+          <w:rFonts w:hint="default"/>
+          <w:lang w:val="en-GB"/>
+        </w:rPr>
+      </w:pPr>
+    </w:p>
+    <w:p>
+      <w:pPr>
+        <w:rPr>
+          <w:rFonts w:hint="default"/>
+          <w:b/>
+          <w:bCs/>
+          <w:i/>
+          <w:iCs/>
+          <w:lang w:val="en-GB"/>
+        </w:rPr>
+      </w:pPr>
+      <w:r>
+        <w:rPr>
+          <w:rFonts w:hint="default"/>
+          <w:b/>
+          <w:bCs/>
+          <w:i/>
+          <w:iCs/>
+          <w:lang w:val="en-GB"/>
+        </w:rPr>
+        <w:t>BOX ,MARGIN ,PADDING</w:t>
+      </w:r>
+    </w:p>
+    <w:p>
+      <w:pPr>
+        <w:rPr>
+          <w:rFonts w:hint="default"/>
+          <w:b/>
+          <w:bCs/>
+          <w:i/>
+          <w:iCs/>
+          <w:lang w:val="en-GB"/>
+        </w:rPr>
+      </w:pPr>
+    </w:p>
+    <w:p>
+      <w:pPr>
+        <w:rPr>
+          <w:rFonts w:hint="default"/>
+          <w:lang w:val="en-GB"/>
+        </w:rPr>
+      </w:pPr>
+      <w:r>
+        <w:rPr>
+          <w:rFonts w:hint="default"/>
+          <w:lang w:val="en-GB"/>
+        </w:rPr>
+        <w:t>box: height:300px  or height 100%</w:t>
+      </w:r>
+      <w:r>
+        <w:rPr>
+          <w:rFonts w:hint="default"/>
+          <w:lang w:val="en-GB"/>
+        </w:rPr>
+        <w:tab/>
+      </w:r>
+      <w:r>
+        <w:rPr>
+          <w:rFonts w:hint="default"/>
+          <w:lang w:val="en-GB"/>
+        </w:rPr>
+        <w:t>width: 300px;</w:t>
+      </w:r>
+    </w:p>
+    <w:p>
+      <w:pPr>
+        <w:rPr>
+          <w:rFonts w:hint="default"/>
+          <w:lang w:val="en-GB"/>
+        </w:rPr>
+      </w:pPr>
+    </w:p>
+    <w:p>
+      <w:pPr>
+        <w:rPr>
+          <w:rFonts w:hint="default"/>
+          <w:lang w:val="en-GB"/>
+        </w:rPr>
+      </w:pPr>
+      <w:r>
+        <w:rPr>
+          <w:rFonts w:hint="default"/>
+          <w:lang w:val="en-GB"/>
+        </w:rPr>
+        <w:t>border: 10px solid black;</w:t>
+      </w:r>
+    </w:p>
+    <w:p>
+      <w:pPr>
+        <w:ind w:firstLine="720" w:firstLineChars="0"/>
+        <w:rPr>
+          <w:rFonts w:hint="default"/>
+          <w:lang w:val="en-GB"/>
+        </w:rPr>
+      </w:pPr>
+      <w:r>
+        <w:rPr>
+          <w:rFonts w:hint="default"/>
+          <w:lang w:val="en-GB"/>
+        </w:rPr>
+        <w:t>border-top: 0px 10px 20px 30px; #top right bottom left</w:t>
+      </w:r>
+    </w:p>
+    <w:p>
+      <w:pPr>
+        <w:ind w:firstLine="720" w:firstLineChars="0"/>
+        <w:rPr>
+          <w:rFonts w:hint="default"/>
+          <w:lang w:val="en-GB"/>
+        </w:rPr>
+      </w:pPr>
+      <w:r>
+        <w:rPr>
+          <w:rFonts w:hint="default"/>
+          <w:lang w:val="en-GB"/>
+        </w:rPr>
+        <w:t>border: 10px 20px;  #top+bottom   left+right</w:t>
+      </w:r>
+    </w:p>
+    <w:p>
+      <w:pPr>
+        <w:rPr>
+          <w:rFonts w:hint="default"/>
+          <w:lang w:val="en-GB"/>
+        </w:rPr>
+      </w:pPr>
+    </w:p>
+    <w:p>
+      <w:pPr>
+        <w:rPr>
+          <w:rFonts w:hint="default"/>
+          <w:lang w:val="en-GB"/>
+        </w:rPr>
+      </w:pPr>
+    </w:p>
+    <w:p>
+      <w:pPr>
+        <w:rPr>
+          <w:rFonts w:hint="default"/>
+          <w:lang w:val="en-GB"/>
+        </w:rPr>
+      </w:pPr>
+      <w:r>
+        <w:rPr>
+          <w:rFonts w:hint="default"/>
+          <w:lang w:val="en-GB"/>
+        </w:rPr>
+        <w:t>padding: 10px;  # space btn border and box(or element) ~~internal</w:t>
+      </w:r>
+    </w:p>
+    <w:p>
+      <w:pPr>
+        <w:rPr>
+          <w:rFonts w:hint="default"/>
+          <w:lang w:val="en-GB"/>
+        </w:rPr>
+      </w:pPr>
+      <w:r>
+        <w:rPr>
+          <w:rFonts w:hint="default"/>
+          <w:lang w:val="en-GB"/>
+        </w:rPr>
+        <w:t>margin:   10px; #  space btn border and other elements ~~external</w:t>
+      </w:r>
+    </w:p>
+    <w:p>
+      <w:pPr>
+        <w:rPr>
+          <w:rFonts w:hint="default"/>
+          <w:lang w:val="en-GB"/>
+        </w:rPr>
+      </w:pPr>
+    </w:p>
+    <w:p>
+      <w:pPr>
+        <w:rPr>
+          <w:rFonts w:hint="default"/>
+          <w:lang w:val="en-GB"/>
+        </w:rPr>
+      </w:pPr>
+      <w:r>
+        <w:rPr>
+          <w:rFonts w:hint="default"/>
+          <w:lang w:val="en-GB"/>
+        </w:rPr>
+        <w:t>&lt;div&gt;this element creates boxes&lt;/div&gt;</w:t>
+      </w:r>
+    </w:p>
+    <w:p>
+      <w:pPr>
+        <w:rPr>
+          <w:rFonts w:hint="default"/>
+          <w:lang w:val="en-GB"/>
+        </w:rPr>
+      </w:pPr>
+    </w:p>
+    <w:p>
+      <w:pPr>
+        <w:rPr>
+          <w:rFonts w:hint="default"/>
+          <w:lang w:val="en-GB"/>
+        </w:rPr>
+      </w:pPr>
+      <w:r>
+        <w:rPr>
+          <w:rFonts w:hint="default"/>
+          <w:lang w:val="en-GB"/>
+        </w:rPr>
+        <w:t>examples</w:t>
+      </w:r>
+    </w:p>
+    <w:p>
+      <w:pPr>
+        <w:rPr>
+          <w:rFonts w:hint="default"/>
+          <w:lang w:val="en-GB"/>
+        </w:rPr>
+      </w:pPr>
+    </w:p>
+    <w:p>
+      <w:pPr>
+        <w:rPr>
+          <w:rFonts w:hint="default"/>
+          <w:lang w:val="en-GB"/>
+        </w:rPr>
+      </w:pPr>
+      <w:r>
+        <w:rPr>
+          <w:rFonts w:hint="default"/>
+          <w:lang w:val="en-GB"/>
+        </w:rPr>
+        <w:t>div{</w:t>
+      </w:r>
+      <w:r>
+        <w:rPr>
+          <w:rFonts w:hint="default"/>
+          <w:lang w:val="en-US"/>
+        </w:rPr>
+        <w:tab/>
+      </w:r>
+      <w:r>
+        <w:rPr>
+          <w:rFonts w:hint="default"/>
+          <w:lang w:val="en-US"/>
+        </w:rPr>
+        <w:tab/>
+      </w:r>
+      <w:r>
+        <w:rPr>
+          <w:rFonts w:hint="default"/>
+          <w:lang w:val="en-GB"/>
+        </w:rPr>
+        <w:t>#without this the div is not defined and won’t show</w:t>
+      </w:r>
+    </w:p>
+    <w:p>
+      <w:pPr>
+        <w:rPr>
+          <w:rFonts w:hint="default"/>
+          <w:lang w:val="en-GB"/>
+        </w:rPr>
+      </w:pPr>
+      <w:r>
+        <w:rPr>
+          <w:rFonts w:hint="default"/>
+          <w:lang w:val="en-GB"/>
+        </w:rPr>
+        <w:t xml:space="preserve">    height: 300px;</w:t>
+      </w:r>
+    </w:p>
+    <w:p>
+      <w:pPr>
+        <w:ind w:firstLine="266"/>
+        <w:rPr>
+          <w:rFonts w:hint="default"/>
+          <w:lang w:val="en-GB"/>
+        </w:rPr>
+      </w:pPr>
+      <w:r>
+        <w:rPr>
+          <w:rFonts w:hint="default"/>
+          <w:lang w:val="en-GB"/>
+        </w:rPr>
+        <w:t>width: 300px;</w:t>
+      </w:r>
+    </w:p>
+    <w:p>
+      <w:pPr>
+        <w:ind w:firstLine="266"/>
+        <w:rPr>
+          <w:rFonts w:hint="default"/>
+          <w:lang w:val="en-GB"/>
+        </w:rPr>
+      </w:pPr>
+    </w:p>
+    <w:p>
+      <w:pPr>
+        <w:ind w:firstLine="266"/>
+        <w:rPr>
+          <w:rFonts w:hint="default"/>
+          <w:lang w:val="en-GB"/>
+        </w:rPr>
+      </w:pPr>
+      <w:r>
+        <w:rPr>
+          <w:rFonts w:hint="default"/>
+          <w:lang w:val="en-GB"/>
+        </w:rPr>
+        <w:t>background-color: wheat;</w:t>
+      </w:r>
+    </w:p>
+    <w:p>
+      <w:pPr>
+        <w:ind w:firstLine="266"/>
+        <w:rPr>
+          <w:rFonts w:hint="default"/>
+          <w:lang w:val="en-GB"/>
+        </w:rPr>
+      </w:pPr>
+      <w:r>
+        <w:rPr>
+          <w:rFonts w:hint="default"/>
+          <w:lang w:val="en-GB"/>
+        </w:rPr>
+        <w:t>border-radius: 50px; rounds the edges use 50% to make a perfect circle</w:t>
+      </w:r>
+    </w:p>
+    <w:p>
+      <w:pPr>
+        <w:rPr>
+          <w:rFonts w:hint="default"/>
+          <w:lang w:val="en-GB"/>
+        </w:rPr>
+      </w:pPr>
+      <w:r>
+        <w:rPr>
+          <w:rFonts w:hint="default"/>
+          <w:lang w:val="en-GB"/>
+        </w:rPr>
+        <w:t>}</w:t>
+      </w:r>
+    </w:p>
+    <w:p>
+      <w:pPr>
+        <w:rPr>
+          <w:rFonts w:hint="default"/>
+          <w:lang w:val="en-GB"/>
+        </w:rPr>
+      </w:pPr>
+    </w:p>
+    <w:p>
+      <w:pPr>
+        <w:rPr>
+          <w:rFonts w:hint="default"/>
+          <w:lang w:val="en-GB"/>
+        </w:rPr>
+      </w:pPr>
+      <w:r>
+        <w:rPr>
+          <w:rFonts w:hint="default"/>
+          <w:lang w:val="en-GB"/>
+        </w:rPr>
+        <w:t>p{</w:t>
+      </w:r>
+    </w:p>
+    <w:p>
+      <w:pPr>
+        <w:rPr>
+          <w:rFonts w:hint="default"/>
+          <w:lang w:val="en-GB"/>
+        </w:rPr>
+      </w:pPr>
+      <w:r>
+        <w:rPr>
+          <w:rFonts w:hint="default"/>
+          <w:lang w:val="en-GB"/>
+        </w:rPr>
+        <w:t xml:space="preserve">    margin:  0;</w:t>
+      </w:r>
+    </w:p>
+    <w:p>
+      <w:pPr>
+        <w:rPr>
+          <w:rFonts w:hint="default"/>
+          <w:lang w:val="en-GB"/>
+        </w:rPr>
+      </w:pPr>
+      <w:r>
+        <w:rPr>
+          <w:rFonts w:hint="default"/>
+          <w:lang w:val="en-GB"/>
+        </w:rPr>
+        <w:t>}</w:t>
+      </w:r>
+    </w:p>
+    <w:p>
+      <w:pPr>
+        <w:rPr>
+          <w:rFonts w:hint="default"/>
+          <w:lang w:val="en-GB"/>
+        </w:rPr>
+      </w:pPr>
+      <w:r>
+        <w:rPr>
+          <w:rFonts w:hint="default"/>
+          <w:lang w:val="en-GB"/>
+        </w:rPr>
+        <w:t>#sec{</w:t>
+      </w:r>
+    </w:p>
+    <w:p>
+      <w:pPr>
+        <w:rPr>
+          <w:rFonts w:hint="default"/>
+          <w:lang w:val="en-GB"/>
+        </w:rPr>
+      </w:pPr>
+      <w:r>
+        <w:rPr>
+          <w:rFonts w:hint="default"/>
+          <w:lang w:val="en-GB"/>
+        </w:rPr>
+        <w:t xml:space="preserve">    background-color: gold;</w:t>
+      </w:r>
+    </w:p>
+    <w:p>
+      <w:pPr>
+        <w:rPr>
+          <w:rFonts w:hint="default"/>
+          <w:lang w:val="en-GB"/>
+        </w:rPr>
+      </w:pPr>
+      <w:r>
+        <w:rPr>
+          <w:rFonts w:hint="default"/>
+          <w:lang w:val="en-GB"/>
+        </w:rPr>
+        <w:t xml:space="preserve">    padding: 20;</w:t>
+      </w:r>
+    </w:p>
+    <w:p>
+      <w:pPr>
+        <w:rPr>
+          <w:rFonts w:hint="default"/>
+          <w:lang w:val="en-GB"/>
+        </w:rPr>
+      </w:pPr>
+    </w:p>
+    <w:p>
+      <w:pPr>
+        <w:rPr>
+          <w:rFonts w:hint="default"/>
+          <w:lang w:val="en-GB"/>
+        </w:rPr>
+      </w:pPr>
+      <w:r>
+        <w:rPr>
+          <w:rFonts w:hint="default"/>
+          <w:lang w:val="en-GB"/>
+        </w:rPr>
+        <w:t xml:space="preserve">    border: solid black;</w:t>
+      </w:r>
+    </w:p>
+    <w:p>
+      <w:pPr>
+        <w:rPr>
+          <w:rFonts w:hint="default"/>
+          <w:lang w:val="en-GB"/>
+        </w:rPr>
+      </w:pPr>
+      <w:r>
+        <w:rPr>
+          <w:rFonts w:hint="default"/>
+          <w:lang w:val="en-GB"/>
+        </w:rPr>
+        <w:t xml:space="preserve">    border-width: 20px 10px;</w:t>
+      </w:r>
+    </w:p>
+    <w:p>
+      <w:pPr>
+        <w:rPr>
+          <w:rFonts w:hint="default"/>
+          <w:lang w:val="en-GB"/>
+        </w:rPr>
+      </w:pPr>
+    </w:p>
+    <w:p>
+      <w:pPr>
+        <w:rPr>
+          <w:rFonts w:hint="default"/>
+          <w:lang w:val="en-GB"/>
+        </w:rPr>
+      </w:pPr>
+      <w:r>
+        <w:rPr>
+          <w:rFonts w:hint="default"/>
+          <w:lang w:val="en-GB"/>
+        </w:rPr>
+        <w:t xml:space="preserve">    margin-left: 260px;</w:t>
+      </w:r>
+    </w:p>
+    <w:p>
+      <w:pPr>
+        <w:rPr>
+          <w:rFonts w:hint="default"/>
+          <w:lang w:val="en-GB"/>
+        </w:rPr>
+      </w:pPr>
+      <w:r>
+        <w:rPr>
+          <w:rFonts w:hint="default"/>
+          <w:lang w:val="en-GB"/>
+        </w:rPr>
+        <w:t>}</w:t>
+      </w:r>
+    </w:p>
+    <w:p>
+      <w:pPr>
+        <w:rPr>
+          <w:rFonts w:hint="default"/>
+          <w:lang w:val="en-GB"/>
+        </w:rPr>
+      </w:pPr>
+    </w:p>
+    <w:p>
+      <w:pPr>
+        <w:rPr>
+          <w:rFonts w:hint="default"/>
+          <w:lang w:val="en-GB"/>
+        </w:rPr>
+      </w:pPr>
+    </w:p>
+    <w:p>
+      <w:pPr>
+        <w:rPr>
+          <w:rFonts w:hint="default"/>
+          <w:lang w:val="en-GB"/>
+        </w:rPr>
+      </w:pPr>
+    </w:p>
+    <w:p>
+      <w:pPr>
+        <w:rPr>
+          <w:rFonts w:hint="default"/>
+          <w:b/>
+          <w:bCs/>
+          <w:u w:val="single"/>
+          <w:lang w:val="en-GB"/>
+        </w:rPr>
+      </w:pPr>
+      <w:r>
+        <w:rPr>
+          <w:rFonts w:hint="default"/>
+          <w:b/>
+          <w:bCs/>
+          <w:u w:val="single"/>
+          <w:lang w:val="en-GB"/>
+        </w:rPr>
+        <w:t>Specificity and Inheritance</w:t>
+      </w:r>
+    </w:p>
+    <w:p>
+      <w:pPr>
+        <w:rPr>
+          <w:rFonts w:hint="default"/>
+          <w:lang w:val="en-GB"/>
+        </w:rPr>
+      </w:pPr>
+    </w:p>
+    <w:p>
+      <w:pPr>
+        <w:rPr>
+          <w:rFonts w:hint="default"/>
+          <w:b/>
+          <w:bCs/>
+          <w:i/>
+          <w:iCs/>
+          <w:lang w:val="en-GB"/>
+        </w:rPr>
+      </w:pPr>
+      <w:r>
+        <w:rPr>
+          <w:rFonts w:hint="default"/>
+          <w:b/>
+          <w:bCs/>
+          <w:i/>
+          <w:iCs/>
+          <w:lang w:val="en-GB"/>
+        </w:rPr>
+        <w:t xml:space="preserve">Position: </w:t>
+      </w:r>
+    </w:p>
+    <w:p>
+      <w:pPr>
+        <w:rPr>
+          <w:rFonts w:hint="default"/>
+          <w:lang w:val="en-GB"/>
+        </w:rPr>
+      </w:pPr>
+      <w:r>
+        <w:rPr>
+          <w:rFonts w:hint="default"/>
+          <w:lang w:val="en-GB"/>
+        </w:rPr>
+        <w:t>lowest style would apply</w:t>
+      </w:r>
+    </w:p>
+    <w:p>
+      <w:pPr>
+        <w:rPr>
+          <w:rFonts w:hint="default"/>
+          <w:lang w:val="en-GB"/>
+        </w:rPr>
+      </w:pPr>
+    </w:p>
+    <w:p>
+      <w:pPr>
+        <w:rPr>
+          <w:rFonts w:hint="default"/>
+          <w:b/>
+          <w:bCs/>
+          <w:i/>
+          <w:iCs/>
+          <w:lang w:val="en-GB"/>
+        </w:rPr>
+      </w:pPr>
+      <w:r>
+        <w:rPr>
+          <w:rFonts w:hint="default"/>
+          <w:b/>
+          <w:bCs/>
+          <w:i/>
+          <w:iCs/>
+          <w:lang w:val="en-GB"/>
+        </w:rPr>
+        <w:t>Specificity</w:t>
+      </w:r>
+    </w:p>
+    <w:p>
+      <w:pPr>
+        <w:numPr>
+          <w:ilvl w:val="0"/>
+          <w:numId w:val="1"/>
+        </w:numPr>
+        <w:rPr>
+          <w:rFonts w:hint="default"/>
+          <w:lang w:val="en-GB"/>
+        </w:rPr>
+      </w:pPr>
+      <w:r>
+        <w:rPr>
+          <w:rFonts w:hint="default"/>
+          <w:lang w:val="en-GB"/>
+        </w:rPr>
+        <w:t>identifiers</w:t>
+      </w:r>
+    </w:p>
+    <w:p>
+      <w:pPr>
+        <w:numPr>
+          <w:ilvl w:val="0"/>
+          <w:numId w:val="1"/>
+        </w:numPr>
+        <w:rPr>
+          <w:rFonts w:hint="default"/>
+          <w:lang w:val="en-GB"/>
+        </w:rPr>
+      </w:pPr>
+      <w:r>
+        <w:rPr>
+          <w:rFonts w:hint="default"/>
+          <w:lang w:val="en-GB"/>
+        </w:rPr>
+        <w:t>class with attribute</w:t>
+      </w:r>
+    </w:p>
+    <w:p>
+      <w:pPr>
+        <w:numPr>
+          <w:ilvl w:val="0"/>
+          <w:numId w:val="1"/>
+        </w:numPr>
+        <w:rPr>
+          <w:rFonts w:hint="default"/>
+          <w:lang w:val="en-GB"/>
+        </w:rPr>
+      </w:pPr>
+      <w:r>
+        <w:rPr>
+          <w:rFonts w:hint="default"/>
+          <w:lang w:val="en-GB"/>
+        </w:rPr>
+        <w:t>class</w:t>
+      </w:r>
+    </w:p>
+    <w:p>
+      <w:pPr>
+        <w:numPr>
+          <w:ilvl w:val="0"/>
+          <w:numId w:val="1"/>
+        </w:numPr>
+        <w:rPr>
+          <w:rFonts w:hint="default"/>
+          <w:lang w:val="en-GB"/>
+        </w:rPr>
+      </w:pPr>
+      <w:r>
+        <w:rPr>
+          <w:rFonts w:hint="default"/>
+          <w:lang w:val="en-GB"/>
+        </w:rPr>
+        <w:t>element selector</w:t>
+      </w:r>
+    </w:p>
+    <w:p>
+      <w:pPr>
+        <w:numPr>
+          <w:ilvl w:val="0"/>
+          <w:numId w:val="0"/>
+        </w:numPr>
+        <w:rPr>
+          <w:rFonts w:hint="default"/>
+          <w:lang w:val="en-GB"/>
+        </w:rPr>
+      </w:pPr>
+    </w:p>
+    <w:p>
+      <w:pPr>
+        <w:numPr>
+          <w:ilvl w:val="0"/>
+          <w:numId w:val="0"/>
+        </w:numPr>
+        <w:rPr>
+          <w:rFonts w:hint="default"/>
+          <w:b/>
+          <w:bCs/>
+          <w:i/>
+          <w:iCs/>
+          <w:lang w:val="en-GB"/>
+        </w:rPr>
+      </w:pPr>
+      <w:r>
+        <w:rPr>
+          <w:rFonts w:hint="default"/>
+          <w:b/>
+          <w:bCs/>
+          <w:i/>
+          <w:iCs/>
+          <w:lang w:val="en-GB"/>
+        </w:rPr>
+        <w:t>Type:</w:t>
+      </w:r>
+    </w:p>
+    <w:p>
+      <w:pPr>
+        <w:numPr>
+          <w:ilvl w:val="0"/>
+          <w:numId w:val="2"/>
+        </w:numPr>
+        <w:rPr>
+          <w:rFonts w:hint="default"/>
+          <w:lang w:val="en-GB"/>
+        </w:rPr>
+      </w:pPr>
+      <w:r>
+        <w:rPr>
+          <w:rFonts w:hint="default"/>
+          <w:lang w:val="en-GB"/>
+        </w:rPr>
+        <w:t>In line</w:t>
+      </w:r>
+    </w:p>
+    <w:p>
+      <w:pPr>
+        <w:numPr>
+          <w:ilvl w:val="0"/>
+          <w:numId w:val="2"/>
+        </w:numPr>
+        <w:rPr>
+          <w:rFonts w:hint="default"/>
+          <w:lang w:val="en-GB"/>
+        </w:rPr>
+      </w:pPr>
+      <w:r>
+        <w:rPr>
+          <w:rFonts w:hint="default"/>
+          <w:lang w:val="en-GB"/>
+        </w:rPr>
+        <w:t>internal</w:t>
+      </w:r>
+    </w:p>
+    <w:p>
+      <w:pPr>
+        <w:numPr>
+          <w:ilvl w:val="0"/>
+          <w:numId w:val="2"/>
+        </w:numPr>
+        <w:rPr>
+          <w:rFonts w:hint="default"/>
+          <w:lang w:val="en-GB"/>
+        </w:rPr>
+      </w:pPr>
+      <w:r>
+        <w:rPr>
+          <w:rFonts w:hint="default"/>
+          <w:lang w:val="en-GB"/>
+        </w:rPr>
+        <w:t>external</w:t>
+      </w:r>
+    </w:p>
+    <w:p>
+      <w:pPr>
+        <w:numPr>
+          <w:ilvl w:val="0"/>
+          <w:numId w:val="0"/>
+        </w:numPr>
+        <w:rPr>
+          <w:rFonts w:hint="default"/>
+          <w:lang w:val="en-GB"/>
+        </w:rPr>
+      </w:pPr>
+    </w:p>
+    <w:p>
+      <w:pPr>
+        <w:numPr>
+          <w:ilvl w:val="0"/>
+          <w:numId w:val="0"/>
+        </w:numPr>
+        <w:rPr>
+          <w:rFonts w:hint="default"/>
+          <w:b/>
+          <w:bCs/>
+          <w:i/>
+          <w:iCs/>
+          <w:lang w:val="en-GB"/>
+        </w:rPr>
+      </w:pPr>
+      <w:r>
+        <w:rPr>
+          <w:rFonts w:hint="default"/>
+          <w:b/>
+          <w:bCs/>
+          <w:i/>
+          <w:iCs/>
+          <w:lang w:val="en-GB"/>
+        </w:rPr>
+        <w:t>Importance</w:t>
+      </w:r>
+    </w:p>
+    <w:p>
+      <w:pPr>
+        <w:numPr>
+          <w:ilvl w:val="0"/>
+          <w:numId w:val="0"/>
+        </w:numPr>
+        <w:rPr>
+          <w:rFonts w:hint="default"/>
+          <w:lang w:val="en-US"/>
+        </w:rPr>
+      </w:pPr>
+      <w:r>
+        <w:rPr>
+          <w:rFonts w:hint="default"/>
+          <w:lang w:val="en-GB"/>
+        </w:rPr>
+        <w:t>color: green  ! important;</w:t>
+      </w:r>
+    </w:p>
+    <w:p>
+      <w:pPr>
+        <w:numPr>
+          <w:ilvl w:val="0"/>
+          <w:numId w:val="0"/>
+        </w:numPr>
+        <w:rPr>
+          <w:rFonts w:hint="default"/>
+          <w:lang w:val="en-US"/>
+        </w:rPr>
+      </w:pPr>
+    </w:p>
+    <w:p>
+      <w:pPr>
+        <w:numPr>
+          <w:ilvl w:val="0"/>
+          <w:numId w:val="0"/>
+        </w:numPr>
+        <w:rPr>
+          <w:rFonts w:hint="default"/>
+          <w:b/>
+          <w:bCs/>
+          <w:u w:val="single"/>
+          <w:lang w:val="en-US"/>
+        </w:rPr>
+      </w:pPr>
+    </w:p>
+    <w:p>
+      <w:pPr>
+        <w:numPr>
+          <w:ilvl w:val="0"/>
+          <w:numId w:val="0"/>
+        </w:numPr>
+        <w:rPr>
+          <w:rFonts w:hint="default"/>
+          <w:b/>
+          <w:bCs/>
+          <w:u w:val="single"/>
+          <w:lang w:val="en-US"/>
+        </w:rPr>
+      </w:pPr>
+      <w:r>
+        <w:rPr>
+          <w:rFonts w:hint="default"/>
+          <w:b/>
+          <w:bCs/>
+          <w:u w:val="single"/>
+          <w:lang w:val="en-US"/>
+        </w:rPr>
+        <w:t>Combining Selectors</w:t>
+      </w:r>
+    </w:p>
+    <w:p>
+      <w:pPr>
+        <w:numPr>
+          <w:ilvl w:val="0"/>
+          <w:numId w:val="0"/>
+        </w:numPr>
+        <w:rPr>
+          <w:rFonts w:hint="default"/>
+          <w:lang w:val="en-US"/>
+        </w:rPr>
+      </w:pPr>
+    </w:p>
+    <w:p>
+      <w:pPr>
+        <w:numPr>
+          <w:ilvl w:val="0"/>
+          <w:numId w:val="0"/>
+        </w:numPr>
+        <w:rPr>
+          <w:rFonts w:hint="default"/>
+          <w:b/>
+          <w:bCs/>
+          <w:i/>
+          <w:iCs/>
+          <w:lang w:val="en-US"/>
+        </w:rPr>
+      </w:pPr>
+      <w:r>
+        <w:rPr>
+          <w:rFonts w:hint="default"/>
+          <w:b/>
+          <w:bCs/>
+          <w:i/>
+          <w:iCs/>
+          <w:lang w:val="en-US"/>
+        </w:rPr>
+        <w:t>Group rule</w:t>
+      </w:r>
+    </w:p>
+    <w:p>
+      <w:pPr>
+        <w:numPr>
+          <w:ilvl w:val="0"/>
+          <w:numId w:val="0"/>
+        </w:numPr>
+        <w:rPr>
+          <w:rFonts w:hint="default"/>
+          <w:lang w:val="en-US"/>
+        </w:rPr>
+      </w:pPr>
+    </w:p>
+    <w:p>
+      <w:pPr>
+        <w:numPr>
+          <w:ilvl w:val="0"/>
+          <w:numId w:val="0"/>
+        </w:numPr>
+        <w:rPr>
+          <w:rFonts w:hint="default"/>
+          <w:lang w:val="en-US"/>
+        </w:rPr>
+      </w:pPr>
+      <w:r>
+        <w:rPr>
+          <w:rFonts w:hint="default"/>
+          <w:lang w:val="en-US"/>
+        </w:rPr>
+        <w:t>selector, selector{</w:t>
+      </w:r>
+    </w:p>
+    <w:p>
+      <w:pPr>
+        <w:numPr>
+          <w:ilvl w:val="0"/>
+          <w:numId w:val="0"/>
+        </w:numPr>
+        <w:rPr>
+          <w:rFonts w:hint="default"/>
+          <w:lang w:val="en-US"/>
+        </w:rPr>
+      </w:pPr>
+      <w:r>
+        <w:rPr>
+          <w:rFonts w:hint="default"/>
+          <w:lang w:val="en-US"/>
+        </w:rPr>
+        <w:tab/>
+      </w:r>
+      <w:r>
+        <w:rPr>
+          <w:rFonts w:hint="default"/>
+          <w:lang w:val="en-US"/>
+        </w:rPr>
+        <w:t>color: bluevoilet</w:t>
+      </w:r>
+    </w:p>
+    <w:p>
+      <w:pPr>
+        <w:numPr>
+          <w:ilvl w:val="0"/>
+          <w:numId w:val="0"/>
+        </w:numPr>
+        <w:rPr>
+          <w:rFonts w:hint="default"/>
+          <w:lang w:val="en-US"/>
+        </w:rPr>
+      </w:pPr>
+      <w:r>
+        <w:rPr>
+          <w:rFonts w:hint="default"/>
+          <w:lang w:val="en-US"/>
+        </w:rPr>
+        <w:t>}</w:t>
+      </w:r>
+    </w:p>
+    <w:p>
+      <w:pPr>
+        <w:rPr>
+          <w:rFonts w:hint="default"/>
+          <w:lang w:val="en-GB"/>
+        </w:rPr>
+      </w:pPr>
+    </w:p>
+    <w:p>
+      <w:pPr>
+        <w:rPr>
+          <w:rFonts w:hint="default"/>
+          <w:lang w:val="en-US"/>
+        </w:rPr>
+      </w:pPr>
+      <w:r>
+        <w:rPr>
+          <w:rFonts w:hint="default"/>
+          <w:b/>
+          <w:bCs/>
+          <w:i/>
+          <w:iCs/>
+          <w:lang w:val="en-US"/>
+        </w:rPr>
+        <w:t>Child</w:t>
+      </w:r>
+    </w:p>
+    <w:p>
+      <w:pPr>
+        <w:rPr>
+          <w:rFonts w:hint="default"/>
+          <w:lang w:val="en-GB"/>
+        </w:rPr>
+      </w:pPr>
+      <w:r>
+        <w:rPr>
+          <w:rFonts w:hint="default"/>
+          <w:lang w:val="en-US"/>
+        </w:rPr>
+        <w:t xml:space="preserve">parent_selector &gt; child_selector { </w:t>
+      </w:r>
+      <w:r>
+        <w:rPr>
+          <w:rFonts w:hint="default"/>
+          <w:lang w:val="en-US"/>
+        </w:rPr>
+        <w:tab/>
+      </w:r>
+      <w:r>
+        <w:rPr>
+          <w:rFonts w:hint="default"/>
+          <w:lang w:val="en-US"/>
+        </w:rPr>
+        <w:tab/>
+      </w:r>
+      <w:r>
+        <w:rPr>
+          <w:rFonts w:hint="default"/>
+          <w:lang w:val="en-GB"/>
+        </w:rPr>
+        <w:t>#one level deep</w:t>
+      </w:r>
+    </w:p>
+    <w:p>
+      <w:pPr>
+        <w:rPr>
+          <w:rFonts w:hint="default"/>
+          <w:lang w:val="en-US"/>
+        </w:rPr>
+      </w:pPr>
+      <w:r>
+        <w:rPr>
+          <w:rFonts w:hint="default"/>
+          <w:lang w:val="en-US"/>
+        </w:rPr>
+        <w:tab/>
+      </w:r>
+      <w:r>
+        <w:rPr>
+          <w:rFonts w:hint="default"/>
+          <w:lang w:val="en-US"/>
+        </w:rPr>
+        <w:t>color: bluevoilet</w:t>
+      </w:r>
+    </w:p>
+    <w:p>
+      <w:pPr>
+        <w:rPr>
+          <w:rFonts w:hint="default"/>
+          <w:lang w:val="en-US"/>
+        </w:rPr>
+      </w:pPr>
+      <w:r>
+        <w:rPr>
+          <w:rFonts w:hint="default"/>
+          <w:lang w:val="en-US"/>
+        </w:rPr>
+        <w:t>}</w:t>
+      </w:r>
+    </w:p>
+    <w:p>
+      <w:pPr>
+        <w:rPr>
+          <w:rFonts w:hint="default"/>
+          <w:lang w:val="en-US"/>
+        </w:rPr>
+      </w:pPr>
+    </w:p>
+    <w:p>
+      <w:pPr>
+        <w:rPr>
+          <w:rFonts w:hint="default"/>
+          <w:lang w:val="en-US"/>
+        </w:rPr>
+      </w:pPr>
+      <w:r>
+        <w:rPr>
+          <w:rFonts w:hint="default"/>
+          <w:lang w:val="en-US"/>
+        </w:rPr>
+        <w:t>div &gt; div{</w:t>
+      </w:r>
+      <w:r>
+        <w:rPr>
+          <w:rFonts w:hint="default"/>
+          <w:lang w:val="en-US"/>
+        </w:rPr>
+        <w:tab/>
+      </w:r>
+      <w:r>
+        <w:rPr>
+          <w:rFonts w:hint="default"/>
+          <w:lang w:val="en-US"/>
+        </w:rPr>
+        <w:t>selects all direct children if it’s a div</w:t>
+      </w:r>
+      <w:r>
+        <w:rPr>
+          <w:rFonts w:hint="default"/>
+          <w:lang w:val="en-US"/>
+        </w:rPr>
+        <w:tab/>
+      </w:r>
+      <w:r>
+        <w:rPr>
+          <w:rFonts w:hint="default"/>
+          <w:lang w:val="en-US"/>
+        </w:rPr>
+        <w:t>}</w:t>
+      </w:r>
+    </w:p>
+    <w:p>
+      <w:pPr>
+        <w:rPr>
+          <w:rFonts w:hint="default"/>
+          <w:lang w:val="en-US"/>
+        </w:rPr>
+      </w:pPr>
+      <w:r>
+        <w:rPr>
+          <w:rFonts w:hint="default"/>
+          <w:lang w:val="en-US"/>
+        </w:rPr>
+        <w:t>div &gt; *   {</w:t>
+      </w:r>
+      <w:r>
+        <w:rPr>
+          <w:rFonts w:hint="default"/>
+          <w:lang w:val="en-US"/>
+        </w:rPr>
+        <w:tab/>
+      </w:r>
+      <w:r>
+        <w:rPr>
+          <w:rFonts w:hint="default"/>
+          <w:lang w:val="en-US"/>
+        </w:rPr>
+        <w:t>selects all direct children }</w:t>
+      </w:r>
+    </w:p>
+    <w:p>
+      <w:pPr>
+        <w:rPr>
+          <w:rFonts w:hint="default"/>
+          <w:b/>
+          <w:bCs/>
+          <w:i/>
+          <w:iCs/>
+          <w:lang w:val="en-GB"/>
+        </w:rPr>
+      </w:pPr>
+      <w:r>
+        <w:rPr>
+          <w:rFonts w:hint="default"/>
+          <w:b/>
+          <w:bCs/>
+          <w:i/>
+          <w:iCs/>
+          <w:lang w:val="en-GB"/>
+        </w:rPr>
+        <w:t>Decendant</w:t>
+      </w:r>
+    </w:p>
+    <w:p>
+      <w:pPr>
+        <w:rPr>
+          <w:rFonts w:hint="default"/>
+          <w:lang w:val="en-GB"/>
+        </w:rPr>
+      </w:pPr>
+      <w:r>
+        <w:rPr>
+          <w:rFonts w:hint="default"/>
+          <w:lang w:val="en-US"/>
+        </w:rPr>
+        <w:t>parent_selector child_selector</w:t>
+      </w:r>
+      <w:r>
+        <w:rPr>
+          <w:rFonts w:hint="default"/>
+          <w:lang w:val="en-GB"/>
+        </w:rPr>
+        <w:t xml:space="preserve">{  </w:t>
+      </w:r>
+      <w:r>
+        <w:rPr>
+          <w:rFonts w:hint="default"/>
+          <w:lang w:val="en-GB"/>
+        </w:rPr>
+        <w:tab/>
+      </w:r>
+      <w:r>
+        <w:rPr>
+          <w:rFonts w:hint="default"/>
+          <w:lang w:val="en-GB"/>
+        </w:rPr>
+        <w:tab/>
+      </w:r>
+      <w:r>
+        <w:rPr>
+          <w:rFonts w:hint="default"/>
+          <w:lang w:val="en-GB"/>
+        </w:rPr>
+        <w:tab/>
+      </w:r>
+      <w:r>
+        <w:rPr>
+          <w:rFonts w:hint="default"/>
+          <w:lang w:val="en-GB"/>
+        </w:rPr>
+        <w:t>#several levels deep</w:t>
+      </w:r>
+    </w:p>
+    <w:p>
+      <w:pPr>
+        <w:rPr>
+          <w:rFonts w:hint="default"/>
+          <w:lang w:val="en-GB"/>
+        </w:rPr>
+      </w:pPr>
+      <w:r>
+        <w:rPr>
+          <w:rFonts w:hint="default"/>
+          <w:lang w:val="en-GB"/>
+        </w:rPr>
+        <w:tab/>
+      </w:r>
+      <w:r>
+        <w:rPr>
+          <w:rFonts w:hint="default"/>
+          <w:lang w:val="en-GB"/>
+        </w:rPr>
+        <w:t>color: red;</w:t>
+      </w:r>
+    </w:p>
+    <w:p>
+      <w:pPr>
+        <w:rPr>
+          <w:rFonts w:hint="default"/>
+          <w:lang w:val="en-GB"/>
+        </w:rPr>
+      </w:pPr>
+      <w:r>
+        <w:rPr>
+          <w:rFonts w:hint="default"/>
+          <w:lang w:val="en-GB"/>
+        </w:rPr>
+        <w:t>}</w:t>
+      </w:r>
+    </w:p>
+    <w:p>
+      <w:pPr>
+        <w:rPr>
+          <w:rFonts w:hint="default"/>
+          <w:b/>
+          <w:bCs/>
+          <w:i/>
+          <w:iCs/>
+          <w:lang w:val="en-GB"/>
+        </w:rPr>
+      </w:pPr>
+      <w:r>
+        <w:rPr>
+          <w:rFonts w:hint="default"/>
+          <w:b/>
+          <w:bCs/>
+          <w:i/>
+          <w:iCs/>
+          <w:lang w:val="en-GB"/>
+        </w:rPr>
+        <w:t>Chaining</w:t>
+      </w:r>
+    </w:p>
+    <w:p>
+      <w:pPr>
+        <w:numPr>
+          <w:ilvl w:val="0"/>
+          <w:numId w:val="0"/>
+        </w:numPr>
+        <w:rPr>
+          <w:rFonts w:hint="default"/>
+          <w:lang w:val="en-US"/>
+        </w:rPr>
+      </w:pPr>
+      <w:r>
+        <w:rPr>
+          <w:rFonts w:hint="default"/>
+          <w:lang w:val="en-US"/>
+        </w:rPr>
+        <w:t>selectorselector{</w:t>
+      </w:r>
+    </w:p>
+    <w:p>
+      <w:pPr>
+        <w:numPr>
+          <w:ilvl w:val="0"/>
+          <w:numId w:val="0"/>
+        </w:numPr>
+        <w:rPr>
+          <w:rFonts w:hint="default"/>
+          <w:lang w:val="en-US"/>
+        </w:rPr>
+      </w:pPr>
+      <w:r>
+        <w:rPr>
+          <w:rFonts w:hint="default"/>
+          <w:lang w:val="en-US"/>
+        </w:rPr>
+        <w:tab/>
+      </w:r>
+      <w:r>
+        <w:rPr>
+          <w:rFonts w:hint="default"/>
+          <w:lang w:val="en-US"/>
+        </w:rPr>
+        <w:t>color: bluevoilet</w:t>
+      </w:r>
+    </w:p>
+    <w:p>
+      <w:pPr>
+        <w:numPr>
+          <w:ilvl w:val="0"/>
+          <w:numId w:val="0"/>
+        </w:numPr>
+        <w:rPr>
+          <w:rFonts w:hint="default"/>
+          <w:lang w:val="en-US"/>
+        </w:rPr>
+      </w:pPr>
+      <w:r>
+        <w:rPr>
+          <w:rFonts w:hint="default"/>
+          <w:lang w:val="en-US"/>
+        </w:rPr>
+        <w:t>}</w:t>
+      </w:r>
+    </w:p>
+    <w:p>
+      <w:pPr>
+        <w:numPr>
+          <w:ilvl w:val="0"/>
+          <w:numId w:val="0"/>
+        </w:numPr>
+        <w:rPr>
+          <w:rFonts w:hint="default"/>
+          <w:u w:val="single"/>
+          <w:lang w:val="en-US"/>
+        </w:rPr>
+      </w:pPr>
+    </w:p>
+    <w:p>
+      <w:pPr>
+        <w:numPr>
+          <w:ilvl w:val="0"/>
+          <w:numId w:val="0"/>
+        </w:numPr>
+        <w:rPr>
+          <w:rFonts w:hint="default"/>
+          <w:b/>
+          <w:bCs/>
+          <w:u w:val="single"/>
+          <w:lang w:val="en-GB"/>
+        </w:rPr>
+      </w:pPr>
+      <w:r>
+        <w:rPr>
+          <w:rFonts w:hint="default"/>
+          <w:b/>
+          <w:bCs/>
+          <w:u w:val="single"/>
+          <w:lang w:val="en-GB"/>
+        </w:rPr>
+        <w:t>Positioning</w:t>
+      </w:r>
+    </w:p>
+    <w:p>
+      <w:pPr>
+        <w:numPr>
+          <w:ilvl w:val="0"/>
+          <w:numId w:val="0"/>
+        </w:numPr>
+        <w:rPr>
+          <w:rFonts w:hint="default"/>
+          <w:b/>
+          <w:bCs/>
+          <w:lang w:val="en-GB"/>
+        </w:rPr>
+      </w:pPr>
+    </w:p>
+    <w:p>
+      <w:pPr>
+        <w:rPr>
+          <w:rFonts w:hint="default"/>
+          <w:lang w:val="en-GB"/>
+        </w:rPr>
+      </w:pPr>
+      <w:r>
+        <w:rPr>
+          <w:rFonts w:hint="default"/>
+          <w:b/>
+          <w:bCs/>
+          <w:i/>
+          <w:iCs/>
+          <w:lang w:val="en-GB"/>
+        </w:rPr>
+        <w:t xml:space="preserve">Static </w:t>
+      </w:r>
+      <w:r>
+        <w:rPr>
+          <w:rFonts w:hint="default"/>
+          <w:b/>
+          <w:bCs/>
+          <w:i/>
+          <w:iCs/>
+          <w:lang w:val="en-GB"/>
+        </w:rPr>
+        <w:tab/>
+      </w:r>
+      <w:r>
+        <w:rPr>
+          <w:rFonts w:hint="default"/>
+          <w:lang w:val="en-GB"/>
+        </w:rPr>
+        <w:tab/>
+      </w:r>
+    </w:p>
+    <w:p>
+      <w:pPr>
+        <w:rPr>
+          <w:rFonts w:hint="default"/>
+          <w:lang w:val="en-GB"/>
+        </w:rPr>
+      </w:pPr>
+      <w:r>
+        <w:rPr>
+          <w:rFonts w:hint="default"/>
+          <w:lang w:val="en-GB"/>
+        </w:rPr>
+        <w:t>.box{</w:t>
+      </w:r>
+      <w:r>
+        <w:rPr>
+          <w:rFonts w:hint="default"/>
+          <w:lang w:val="en-GB"/>
+        </w:rPr>
+        <w:tab/>
+      </w:r>
+      <w:r>
+        <w:rPr>
+          <w:rFonts w:hint="default"/>
+          <w:lang w:val="en-GB"/>
+        </w:rPr>
+        <w:tab/>
+      </w:r>
+      <w:r>
+        <w:rPr>
+          <w:rFonts w:hint="default"/>
+          <w:lang w:val="en-GB"/>
+        </w:rPr>
+        <w:tab/>
+      </w:r>
+      <w:r>
+        <w:rPr>
+          <w:rFonts w:hint="default"/>
+          <w:lang w:val="en-GB"/>
+        </w:rPr>
+        <w:tab/>
+      </w:r>
+    </w:p>
+    <w:p>
+      <w:pPr>
+        <w:rPr>
+          <w:rFonts w:hint="default"/>
+          <w:lang w:val="en-GB"/>
+        </w:rPr>
+      </w:pPr>
+      <w:r>
+        <w:rPr>
+          <w:rFonts w:hint="default"/>
+          <w:lang w:val="en-GB"/>
+        </w:rPr>
+        <w:tab/>
+      </w:r>
+      <w:r>
+        <w:rPr>
+          <w:rFonts w:hint="default"/>
+          <w:lang w:val="en-GB"/>
+        </w:rPr>
+        <w:t>position: static</w:t>
+      </w:r>
+    </w:p>
+    <w:p>
+      <w:pPr>
+        <w:rPr>
+          <w:rFonts w:hint="default"/>
+          <w:lang w:val="en-GB"/>
+        </w:rPr>
+      </w:pPr>
+      <w:r>
+        <w:rPr>
+          <w:rFonts w:hint="default"/>
+          <w:lang w:val="en-GB"/>
+        </w:rPr>
+        <w:t>}</w:t>
+      </w:r>
+    </w:p>
+    <w:p>
+      <w:pPr>
+        <w:rPr>
+          <w:rFonts w:hint="default"/>
+          <w:lang w:val="en-GB"/>
+        </w:rPr>
+      </w:pPr>
+    </w:p>
+    <w:p>
+      <w:pPr>
+        <w:rPr>
+          <w:rFonts w:hint="default"/>
+          <w:b/>
+          <w:bCs/>
+          <w:i/>
+          <w:iCs/>
+          <w:lang w:val="en-GB"/>
+        </w:rPr>
+      </w:pPr>
+      <w:r>
+        <w:rPr>
+          <w:rFonts w:hint="default"/>
+          <w:b/>
+          <w:bCs/>
+          <w:i/>
+          <w:iCs/>
+          <w:lang w:val="en-GB"/>
+        </w:rPr>
+        <w:t>Relative</w:t>
+      </w:r>
+    </w:p>
+    <w:p>
+      <w:pPr>
+        <w:rPr>
+          <w:rFonts w:hint="default"/>
+          <w:lang w:val="en-GB"/>
+        </w:rPr>
+      </w:pPr>
+      <w:r>
+        <w:rPr>
+          <w:rFonts w:hint="default"/>
+          <w:lang w:val="en-GB"/>
+        </w:rPr>
+        <w:t>.box{</w:t>
+      </w:r>
+      <w:r>
+        <w:rPr>
+          <w:rFonts w:hint="default"/>
+          <w:lang w:val="en-GB"/>
+        </w:rPr>
+        <w:tab/>
+      </w:r>
+      <w:r>
+        <w:rPr>
+          <w:rFonts w:hint="default"/>
+          <w:lang w:val="en-GB"/>
+        </w:rPr>
+        <w:tab/>
+      </w:r>
+      <w:r>
+        <w:rPr>
+          <w:rFonts w:hint="default"/>
+          <w:lang w:val="en-GB"/>
+        </w:rPr>
+        <w:tab/>
+      </w:r>
+      <w:r>
+        <w:rPr>
+          <w:rFonts w:hint="default"/>
+          <w:lang w:val="en-GB"/>
+        </w:rPr>
+        <w:tab/>
+      </w:r>
+      <w:r>
+        <w:rPr>
+          <w:rFonts w:hint="default"/>
+          <w:lang w:val="en-GB"/>
+        </w:rPr>
+        <w:t>#relative to its static postion</w:t>
+      </w:r>
+      <w:r>
+        <w:rPr>
+          <w:rFonts w:hint="default"/>
+          <w:lang w:val="en-GB"/>
+        </w:rPr>
+        <w:tab/>
+      </w:r>
+      <w:r>
+        <w:rPr>
+          <w:rFonts w:hint="default"/>
+          <w:lang w:val="en-GB"/>
+        </w:rPr>
+        <w:tab/>
+      </w:r>
+    </w:p>
+    <w:p>
+      <w:pPr>
+        <w:rPr>
+          <w:rFonts w:hint="default"/>
+          <w:lang w:val="en-GB"/>
+        </w:rPr>
+      </w:pPr>
+      <w:r>
+        <w:rPr>
+          <w:rFonts w:hint="default"/>
+          <w:lang w:val="en-GB"/>
+        </w:rPr>
+        <w:tab/>
+      </w:r>
+      <w:r>
+        <w:rPr>
+          <w:rFonts w:hint="default"/>
+          <w:lang w:val="en-GB"/>
+        </w:rPr>
+        <w:t>position: relative</w:t>
+      </w:r>
+    </w:p>
+    <w:p>
+      <w:pPr>
+        <w:rPr>
+          <w:rFonts w:hint="default"/>
+          <w:lang w:val="en-GB"/>
+        </w:rPr>
+      </w:pPr>
+      <w:r>
+        <w:rPr>
+          <w:rFonts w:hint="default"/>
+          <w:lang w:val="en-GB"/>
+        </w:rPr>
+        <w:tab/>
+      </w:r>
+      <w:r>
+        <w:rPr>
+          <w:rFonts w:hint="default"/>
+          <w:lang w:val="en-GB"/>
+        </w:rPr>
+        <w:t>left:</w:t>
+      </w:r>
+      <w:r>
+        <w:rPr>
+          <w:rFonts w:hint="default"/>
+          <w:lang w:val="en-GB"/>
+        </w:rPr>
+        <w:tab/>
+      </w:r>
+      <w:r>
+        <w:rPr>
+          <w:rFonts w:hint="default"/>
+          <w:lang w:val="en-GB"/>
+        </w:rPr>
+        <w:t>50px;</w:t>
+      </w:r>
+    </w:p>
+    <w:p>
+      <w:pPr>
+        <w:rPr>
+          <w:rFonts w:hint="default"/>
+          <w:lang w:val="en-GB"/>
+        </w:rPr>
+      </w:pPr>
+      <w:r>
+        <w:rPr>
+          <w:rFonts w:hint="default"/>
+          <w:lang w:val="en-GB"/>
+        </w:rPr>
+        <w:tab/>
+      </w:r>
+      <w:r>
+        <w:rPr>
+          <w:rFonts w:hint="default"/>
+          <w:lang w:val="en-GB"/>
+        </w:rPr>
+        <w:t>right:</w:t>
+      </w:r>
+      <w:r>
+        <w:rPr>
+          <w:rFonts w:hint="default"/>
+          <w:lang w:val="en-GB"/>
+        </w:rPr>
+        <w:tab/>
+      </w:r>
+      <w:r>
+        <w:rPr>
+          <w:rFonts w:hint="default"/>
+          <w:lang w:val="en-GB"/>
+        </w:rPr>
+        <w:t>50px;</w:t>
+      </w:r>
+    </w:p>
+    <w:p>
+      <w:pPr>
+        <w:rPr>
+          <w:rFonts w:hint="default"/>
+          <w:lang w:val="en-GB"/>
+        </w:rPr>
+      </w:pPr>
+      <w:r>
+        <w:rPr>
+          <w:rFonts w:hint="default"/>
+          <w:lang w:val="en-GB"/>
+        </w:rPr>
+        <w:t>}</w:t>
+      </w:r>
+    </w:p>
+    <w:p>
+      <w:pPr>
+        <w:rPr>
+          <w:rFonts w:hint="default"/>
+          <w:lang w:val="en-GB"/>
+        </w:rPr>
+      </w:pPr>
+    </w:p>
+    <w:p>
+      <w:pPr>
+        <w:rPr>
+          <w:rFonts w:hint="default"/>
+          <w:b/>
+          <w:bCs/>
+          <w:i/>
+          <w:iCs/>
+          <w:lang w:val="en-GB"/>
+        </w:rPr>
+      </w:pPr>
+      <w:r>
+        <w:rPr>
+          <w:rFonts w:hint="default"/>
+          <w:b/>
+          <w:bCs/>
+          <w:i/>
+          <w:iCs/>
+          <w:lang w:val="en-GB"/>
+        </w:rPr>
+        <w:t>Absolute</w:t>
+      </w:r>
+    </w:p>
+    <w:p>
+      <w:pPr>
+        <w:rPr>
+          <w:rFonts w:hint="default"/>
+          <w:lang w:val="en-GB"/>
+        </w:rPr>
+      </w:pPr>
+      <w:r>
+        <w:rPr>
+          <w:rFonts w:hint="default"/>
+          <w:lang w:val="en-GB"/>
+        </w:rPr>
+        <w:t>.box{</w:t>
+      </w:r>
+      <w:r>
+        <w:rPr>
+          <w:rFonts w:hint="default"/>
+          <w:lang w:val="en-GB"/>
+        </w:rPr>
+        <w:tab/>
+      </w:r>
+      <w:r>
+        <w:rPr>
+          <w:rFonts w:hint="default"/>
+          <w:lang w:val="en-GB"/>
+        </w:rPr>
+        <w:tab/>
+      </w:r>
+      <w:r>
+        <w:rPr>
+          <w:rFonts w:hint="default"/>
+          <w:lang w:val="en-GB"/>
+        </w:rPr>
+        <w:tab/>
+      </w:r>
+      <w:r>
+        <w:rPr>
+          <w:rFonts w:hint="default"/>
+          <w:lang w:val="en-GB"/>
+        </w:rPr>
+        <w:tab/>
+      </w:r>
+      <w:r>
+        <w:rPr>
+          <w:rFonts w:hint="default"/>
+          <w:lang w:val="en-GB"/>
+        </w:rPr>
+        <w:t>#relative to nearest positioned ancestor</w:t>
+      </w:r>
+      <w:r>
+        <w:rPr>
+          <w:rFonts w:hint="default"/>
+          <w:lang w:val="en-GB"/>
+        </w:rPr>
+        <w:tab/>
+      </w:r>
+      <w:r>
+        <w:rPr>
+          <w:rFonts w:hint="default"/>
+          <w:lang w:val="en-GB"/>
+        </w:rPr>
+        <w:tab/>
+      </w:r>
+    </w:p>
+    <w:p>
+      <w:pPr>
+        <w:rPr>
+          <w:rFonts w:hint="default"/>
+          <w:lang w:val="en-GB"/>
+        </w:rPr>
+      </w:pPr>
+      <w:r>
+        <w:rPr>
+          <w:rFonts w:hint="default"/>
+          <w:lang w:val="en-GB"/>
+        </w:rPr>
+        <w:tab/>
+      </w:r>
+      <w:r>
+        <w:rPr>
+          <w:rFonts w:hint="default"/>
+          <w:lang w:val="en-GB"/>
+        </w:rPr>
+        <w:t>position: relative</w:t>
+      </w:r>
+    </w:p>
+    <w:p>
+      <w:pPr>
+        <w:rPr>
+          <w:rFonts w:hint="default"/>
+          <w:lang w:val="en-GB"/>
+        </w:rPr>
+      </w:pPr>
+      <w:r>
+        <w:rPr>
+          <w:rFonts w:hint="default"/>
+          <w:lang w:val="en-GB"/>
+        </w:rPr>
+        <w:tab/>
+      </w:r>
+      <w:r>
+        <w:rPr>
+          <w:rFonts w:hint="default"/>
+          <w:lang w:val="en-GB"/>
+        </w:rPr>
+        <w:t>left:</w:t>
+      </w:r>
+      <w:r>
+        <w:rPr>
+          <w:rFonts w:hint="default"/>
+          <w:lang w:val="en-GB"/>
+        </w:rPr>
+        <w:tab/>
+      </w:r>
+      <w:r>
+        <w:rPr>
+          <w:rFonts w:hint="default"/>
+          <w:lang w:val="en-GB"/>
+        </w:rPr>
+        <w:t>50px;</w:t>
+      </w:r>
+    </w:p>
+    <w:p>
+      <w:pPr>
+        <w:rPr>
+          <w:rFonts w:hint="default"/>
+          <w:lang w:val="en-GB"/>
+        </w:rPr>
+      </w:pPr>
+      <w:r>
+        <w:rPr>
+          <w:rFonts w:hint="default"/>
+          <w:lang w:val="en-GB"/>
+        </w:rPr>
+        <w:tab/>
+      </w:r>
+      <w:r>
+        <w:rPr>
+          <w:rFonts w:hint="default"/>
+          <w:lang w:val="en-US"/>
+        </w:rPr>
+        <w:t>top</w:t>
+      </w:r>
+      <w:r>
+        <w:rPr>
+          <w:rFonts w:hint="default"/>
+          <w:lang w:val="en-GB"/>
+        </w:rPr>
+        <w:t>:</w:t>
+      </w:r>
+      <w:r>
+        <w:rPr>
+          <w:rFonts w:hint="default"/>
+          <w:lang w:val="en-GB"/>
+        </w:rPr>
+        <w:tab/>
+      </w:r>
+      <w:r>
+        <w:rPr>
+          <w:rFonts w:hint="default"/>
+          <w:lang w:val="en-GB"/>
+        </w:rPr>
+        <w:t>50px;</w:t>
+      </w:r>
+    </w:p>
+    <w:p>
+      <w:pPr>
+        <w:rPr>
+          <w:rFonts w:hint="default"/>
+          <w:lang w:val="en-GB"/>
+        </w:rPr>
+      </w:pPr>
+      <w:r>
+        <w:rPr>
+          <w:rFonts w:hint="default"/>
+          <w:lang w:val="en-GB"/>
+        </w:rPr>
+        <w:t>}</w:t>
+      </w:r>
+    </w:p>
+    <w:p>
+      <w:pPr>
+        <w:rPr>
+          <w:rFonts w:hint="default"/>
+          <w:lang w:val="en-GB"/>
+        </w:rPr>
+      </w:pPr>
+    </w:p>
+    <w:p>
+      <w:pPr>
+        <w:numPr>
+          <w:ilvl w:val="0"/>
+          <w:numId w:val="3"/>
+        </w:numPr>
+        <w:rPr>
+          <w:rFonts w:hint="default"/>
+          <w:b/>
+          <w:bCs/>
+          <w:i/>
+          <w:iCs/>
+          <w:lang w:val="en-US"/>
+        </w:rPr>
+      </w:pPr>
+      <w:r>
+        <w:rPr>
+          <w:rFonts w:hint="default"/>
+          <w:b/>
+          <w:bCs/>
+          <w:i/>
+          <w:iCs/>
+          <w:lang w:val="en-US"/>
+        </w:rPr>
+        <w:t xml:space="preserve">index </w:t>
+      </w:r>
+      <w:r>
+        <w:rPr>
+          <w:rFonts w:hint="default"/>
+          <w:b w:val="0"/>
+          <w:bCs w:val="0"/>
+          <w:i w:val="0"/>
+          <w:iCs w:val="0"/>
+          <w:lang w:val="en-US"/>
+        </w:rPr>
+        <w:t>{</w:t>
+      </w:r>
+    </w:p>
+    <w:p>
+      <w:pPr>
+        <w:numPr>
+          <w:ilvl w:val="0"/>
+          <w:numId w:val="0"/>
+        </w:numPr>
+        <w:rPr>
+          <w:rFonts w:hint="default"/>
+          <w:b w:val="0"/>
+          <w:bCs w:val="0"/>
+          <w:i w:val="0"/>
+          <w:iCs w:val="0"/>
+          <w:lang w:val="en-US"/>
+        </w:rPr>
+      </w:pPr>
+      <w:r>
+        <w:rPr>
+          <w:rFonts w:hint="default"/>
+          <w:b w:val="0"/>
+          <w:bCs w:val="0"/>
+          <w:i w:val="0"/>
+          <w:iCs w:val="0"/>
+          <w:lang w:val="en-US"/>
+        </w:rPr>
+        <w:tab/>
+      </w:r>
+      <w:r>
+        <w:rPr>
+          <w:rFonts w:hint="default"/>
+          <w:b w:val="0"/>
+          <w:bCs w:val="0"/>
+          <w:i w:val="0"/>
+          <w:iCs w:val="0"/>
+          <w:lang w:val="en-US"/>
+        </w:rPr>
+        <w:t>z-index: -1;</w:t>
+      </w:r>
+    </w:p>
+    <w:p>
+      <w:pPr>
+        <w:numPr>
+          <w:ilvl w:val="0"/>
+          <w:numId w:val="0"/>
+        </w:numPr>
+        <w:rPr>
+          <w:rFonts w:hint="default"/>
+          <w:b/>
+          <w:bCs/>
+          <w:i/>
+          <w:iCs/>
+          <w:lang w:val="en-US"/>
+        </w:rPr>
+      </w:pPr>
+      <w:r>
+        <w:rPr>
+          <w:rFonts w:hint="default"/>
+          <w:b w:val="0"/>
+          <w:bCs w:val="0"/>
+          <w:i w:val="0"/>
+          <w:iCs w:val="0"/>
+          <w:lang w:val="en-US"/>
+        </w:rPr>
+        <w:t>}</w:t>
+      </w:r>
+    </w:p>
+    <w:p>
+      <w:pPr>
+        <w:numPr>
+          <w:ilvl w:val="0"/>
+          <w:numId w:val="0"/>
+        </w:numPr>
+        <w:rPr>
+          <w:rFonts w:hint="default"/>
+          <w:b/>
+          <w:bCs/>
+          <w:i/>
+          <w:iCs/>
+          <w:lang w:val="en-US"/>
+        </w:rPr>
+      </w:pPr>
+    </w:p>
+    <w:p>
+      <w:pPr>
+        <w:numPr>
+          <w:ilvl w:val="0"/>
+          <w:numId w:val="0"/>
+        </w:numPr>
+        <w:rPr>
+          <w:rFonts w:hint="default"/>
+          <w:b w:val="0"/>
+          <w:bCs w:val="0"/>
+          <w:i w:val="0"/>
+          <w:iCs w:val="0"/>
+          <w:lang w:val="en-US"/>
+        </w:rPr>
+      </w:pPr>
+      <w:r>
+        <w:rPr>
+          <w:rFonts w:hint="default"/>
+          <w:b/>
+          <w:bCs/>
+          <w:i/>
+          <w:iCs/>
+          <w:lang w:val="en-US"/>
+        </w:rPr>
+        <w:t>Fixed position</w:t>
+      </w:r>
+      <w:r>
+        <w:rPr>
+          <w:rFonts w:hint="default"/>
+          <w:b w:val="0"/>
+          <w:bCs w:val="0"/>
+          <w:i w:val="0"/>
+          <w:iCs w:val="0"/>
+          <w:lang w:val="en-US"/>
+        </w:rPr>
+        <w:t>{</w:t>
+      </w:r>
+    </w:p>
+    <w:p>
+      <w:pPr>
+        <w:rPr>
+          <w:rFonts w:hint="default"/>
+          <w:lang w:val="en-US"/>
+        </w:rPr>
+      </w:pPr>
+      <w:r>
+        <w:rPr>
+          <w:rFonts w:hint="default"/>
+          <w:b w:val="0"/>
+          <w:bCs w:val="0"/>
+          <w:i w:val="0"/>
+          <w:iCs w:val="0"/>
+          <w:lang w:val="en-US"/>
+        </w:rPr>
+        <w:tab/>
+      </w:r>
+      <w:r>
+        <w:rPr>
+          <w:rFonts w:hint="default"/>
+          <w:b w:val="0"/>
+          <w:bCs w:val="0"/>
+          <w:i w:val="0"/>
+          <w:iCs w:val="0"/>
+          <w:lang w:val="en-US"/>
+        </w:rPr>
+        <w:tab/>
+      </w:r>
+      <w:r>
+        <w:rPr>
+          <w:rFonts w:hint="default"/>
+          <w:lang w:val="en-GB"/>
+        </w:rPr>
+        <w:t xml:space="preserve">position: </w:t>
+      </w:r>
+      <w:r>
+        <w:rPr>
+          <w:rFonts w:hint="default"/>
+          <w:lang w:val="en-US"/>
+        </w:rPr>
+        <w:t>fixed;</w:t>
+      </w:r>
+    </w:p>
+    <w:p>
+      <w:pPr>
+        <w:rPr>
+          <w:rFonts w:hint="default"/>
+          <w:lang w:val="en-GB"/>
+        </w:rPr>
+      </w:pPr>
+      <w:r>
+        <w:rPr>
+          <w:rFonts w:hint="default"/>
+          <w:lang w:val="en-GB"/>
+        </w:rPr>
+        <w:tab/>
+      </w:r>
+      <w:r>
+        <w:rPr>
+          <w:rFonts w:hint="default"/>
+          <w:lang w:val="en-US"/>
+        </w:rPr>
+        <w:tab/>
+      </w:r>
+      <w:r>
+        <w:rPr>
+          <w:rFonts w:hint="default"/>
+          <w:lang w:val="en-GB"/>
+        </w:rPr>
+        <w:t>right:</w:t>
+      </w:r>
+      <w:r>
+        <w:rPr>
+          <w:rFonts w:hint="default"/>
+          <w:lang w:val="en-GB"/>
+        </w:rPr>
+        <w:tab/>
+      </w:r>
+      <w:r>
+        <w:rPr>
+          <w:rFonts w:hint="default"/>
+          <w:lang w:val="en-GB"/>
+        </w:rPr>
+        <w:t>50px;</w:t>
+      </w:r>
+    </w:p>
+    <w:p>
+      <w:pPr>
+        <w:rPr>
+          <w:rFonts w:hint="default"/>
+          <w:lang w:val="en-US"/>
+        </w:rPr>
+      </w:pPr>
+      <w:r>
+        <w:rPr>
+          <w:rFonts w:hint="default"/>
+          <w:lang w:val="en-US"/>
+        </w:rPr>
+        <w:tab/>
+      </w:r>
+      <w:r>
+        <w:rPr>
+          <w:rFonts w:hint="default"/>
+          <w:lang w:val="en-US"/>
+        </w:rPr>
+        <w:tab/>
+      </w:r>
+      <w:r>
+        <w:rPr>
+          <w:rFonts w:hint="default"/>
+          <w:lang w:val="en-US"/>
+        </w:rPr>
+        <w:t>top: 50px;</w:t>
+      </w:r>
+    </w:p>
+    <w:p>
+      <w:pPr>
+        <w:rPr>
+          <w:rFonts w:hint="default"/>
+          <w:lang w:val="en-US"/>
+        </w:rPr>
+      </w:pPr>
+      <w:r>
+        <w:rPr>
+          <w:rFonts w:hint="default"/>
+          <w:lang w:val="en-US"/>
+        </w:rPr>
+        <w:tab/>
+      </w:r>
+    </w:p>
+    <w:p>
+      <w:pPr>
+        <w:rPr>
+          <w:rFonts w:hint="default"/>
+          <w:lang w:val="en-GB"/>
+        </w:rPr>
+      </w:pPr>
+      <w:r>
+        <w:rPr>
+          <w:rFonts w:hint="default"/>
+          <w:lang w:val="en-GB"/>
+        </w:rPr>
+        <w:t>}</w:t>
+      </w:r>
+    </w:p>
+    <w:p>
+      <w:pPr>
+        <w:numPr>
+          <w:ilvl w:val="0"/>
+          <w:numId w:val="0"/>
+        </w:numPr>
+        <w:rPr>
+          <w:rFonts w:hint="default"/>
+          <w:b w:val="0"/>
+          <w:bCs w:val="0"/>
+          <w:i w:val="0"/>
+          <w:iCs w:val="0"/>
+          <w:lang w:val="en-US"/>
+        </w:rPr>
+      </w:pPr>
+    </w:p>
+    <w:p>
+      <w:pPr>
+        <w:numPr>
+          <w:ilvl w:val="0"/>
+          <w:numId w:val="0"/>
+        </w:numPr>
+        <w:rPr>
+          <w:rFonts w:hint="default"/>
+          <w:b w:val="0"/>
+          <w:bCs w:val="0"/>
+          <w:i w:val="0"/>
+          <w:iCs w:val="0"/>
+          <w:lang w:val="en-US"/>
+        </w:rPr>
+      </w:pPr>
+    </w:p>
+    <w:p>
+      <w:pPr>
+        <w:numPr>
+          <w:ilvl w:val="0"/>
+          <w:numId w:val="0"/>
+        </w:numPr>
+        <w:rPr>
+          <w:rFonts w:hint="default"/>
+          <w:b/>
+          <w:bCs/>
+          <w:i w:val="0"/>
+          <w:iCs w:val="0"/>
+          <w:u w:val="single"/>
+          <w:lang w:val="en-GB"/>
+        </w:rPr>
+      </w:pPr>
+      <w:r>
+        <w:rPr>
+          <w:rFonts w:hint="default"/>
+          <w:b/>
+          <w:bCs/>
+          <w:i w:val="0"/>
+          <w:iCs w:val="0"/>
+          <w:u w:val="single"/>
+          <w:lang w:val="en-GB"/>
+        </w:rPr>
+        <w:t>CSS Display</w:t>
+      </w:r>
+    </w:p>
+    <w:p>
+      <w:pPr>
+        <w:numPr>
+          <w:ilvl w:val="0"/>
+          <w:numId w:val="0"/>
+        </w:numPr>
+        <w:rPr>
+          <w:rFonts w:hint="default"/>
+          <w:b/>
+          <w:bCs/>
+          <w:i/>
+          <w:iCs/>
+          <w:lang w:val="en-US"/>
+        </w:rPr>
+      </w:pPr>
+    </w:p>
+    <w:p>
+      <w:pPr>
+        <w:rPr>
+          <w:rFonts w:hint="default"/>
+          <w:lang w:val="en-GB"/>
+        </w:rPr>
+      </w:pPr>
+      <w:r>
+        <w:rPr>
+          <w:rFonts w:hint="default"/>
+          <w:lang w:val="en-GB"/>
+        </w:rPr>
+        <w:t xml:space="preserve">&lt;p&gt; </w:t>
+      </w:r>
+      <w:r>
+        <w:rPr>
+          <w:rFonts w:hint="default"/>
+          <w:b/>
+          <w:bCs/>
+          <w:i/>
+          <w:iCs/>
+          <w:lang w:val="en-GB"/>
+        </w:rPr>
+        <w:t xml:space="preserve">&lt;span&gt; &lt;/span&gt; </w:t>
+      </w:r>
+      <w:r>
+        <w:rPr>
+          <w:rFonts w:hint="default"/>
+          <w:lang w:val="en-GB"/>
+        </w:rPr>
+        <w:t>&lt;/p&gt;</w:t>
+      </w:r>
+    </w:p>
+    <w:p>
+      <w:pPr>
+        <w:rPr>
+          <w:rFonts w:hint="default"/>
+          <w:lang w:val="en-GB"/>
+        </w:rPr>
+      </w:pPr>
+    </w:p>
+    <w:p>
+      <w:pPr>
+        <w:rPr>
+          <w:rFonts w:hint="default"/>
+          <w:b/>
+          <w:bCs/>
+          <w:lang w:val="en-GB"/>
+        </w:rPr>
+      </w:pPr>
+      <w:r>
+        <w:rPr>
+          <w:rFonts w:hint="default"/>
+          <w:b/>
+          <w:bCs/>
+          <w:lang w:val="en-GB"/>
+        </w:rPr>
+        <w:t>Display property</w:t>
+      </w:r>
+    </w:p>
+    <w:p>
+      <w:pPr>
+        <w:rPr>
+          <w:rFonts w:hint="default"/>
+          <w:b/>
+          <w:bCs/>
+          <w:lang w:val="en-GB"/>
+        </w:rPr>
+      </w:pPr>
+    </w:p>
+    <w:p>
+      <w:pPr>
+        <w:rPr>
+          <w:rFonts w:hint="default"/>
+          <w:b w:val="0"/>
+          <w:bCs w:val="0"/>
+          <w:lang w:val="en-GB"/>
+        </w:rPr>
+      </w:pPr>
+      <w:r>
+        <w:rPr>
+          <w:rFonts w:hint="default"/>
+          <w:b w:val="0"/>
+          <w:bCs w:val="0"/>
+          <w:lang w:val="en-GB"/>
+        </w:rPr>
+        <w:t>h2{</w:t>
+      </w:r>
+    </w:p>
+    <w:p>
+      <w:pPr>
+        <w:ind w:firstLine="720" w:firstLineChars="0"/>
+        <w:rPr>
+          <w:rFonts w:hint="default"/>
+          <w:b w:val="0"/>
+          <w:bCs w:val="0"/>
+          <w:lang w:val="en-GB"/>
+        </w:rPr>
+      </w:pPr>
+      <w:r>
+        <w:rPr>
+          <w:rFonts w:hint="default"/>
+          <w:b w:val="0"/>
+          <w:bCs w:val="0"/>
+          <w:lang w:val="en-GB"/>
+        </w:rPr>
+        <w:t xml:space="preserve">display: </w:t>
+      </w:r>
+      <w:r>
+        <w:rPr>
+          <w:rFonts w:hint="default"/>
+          <w:b/>
+          <w:bCs/>
+          <w:i/>
+          <w:iCs/>
+          <w:lang w:val="en-GB"/>
+        </w:rPr>
+        <w:t>block</w:t>
+      </w:r>
+      <w:r>
+        <w:rPr>
+          <w:rFonts w:hint="default"/>
+          <w:b w:val="0"/>
+          <w:bCs w:val="0"/>
+          <w:lang w:val="en-GB"/>
+        </w:rPr>
+        <w:t>; #element takes up the whole width</w:t>
+      </w:r>
+    </w:p>
+    <w:p>
+      <w:pPr>
+        <w:ind w:firstLine="720" w:firstLineChars="0"/>
+        <w:rPr>
+          <w:rFonts w:hint="default"/>
+          <w:b w:val="0"/>
+          <w:bCs w:val="0"/>
+          <w:lang w:val="en-GB"/>
+        </w:rPr>
+      </w:pPr>
+      <w:r>
+        <w:rPr>
+          <w:rFonts w:hint="default"/>
+          <w:b w:val="0"/>
+          <w:bCs w:val="0"/>
+          <w:lang w:val="en-GB"/>
+        </w:rPr>
+        <w:tab/>
+      </w:r>
+      <w:r>
+        <w:rPr>
+          <w:rFonts w:hint="default"/>
+          <w:b w:val="0"/>
+          <w:bCs w:val="0"/>
+          <w:lang w:val="en-GB"/>
+        </w:rPr>
+        <w:t xml:space="preserve">: </w:t>
+      </w:r>
+      <w:r>
+        <w:rPr>
+          <w:rFonts w:hint="default"/>
+          <w:b/>
+          <w:bCs/>
+          <w:i/>
+          <w:iCs/>
+          <w:lang w:val="en-GB"/>
+        </w:rPr>
+        <w:t>inline</w:t>
+      </w:r>
+      <w:r>
+        <w:rPr>
+          <w:rFonts w:hint="default"/>
+          <w:b w:val="0"/>
+          <w:bCs w:val="0"/>
+          <w:lang w:val="en-GB"/>
+        </w:rPr>
+        <w:t>; #takes only necessary space, can’t set its width and height</w:t>
+      </w:r>
+    </w:p>
+    <w:p>
+      <w:pPr>
+        <w:ind w:firstLine="720" w:firstLineChars="0"/>
+        <w:rPr>
+          <w:rFonts w:hint="default"/>
+          <w:b w:val="0"/>
+          <w:bCs w:val="0"/>
+          <w:i w:val="0"/>
+          <w:iCs w:val="0"/>
+          <w:lang w:val="en-GB"/>
+        </w:rPr>
+      </w:pPr>
+      <w:r>
+        <w:rPr>
+          <w:rFonts w:hint="default"/>
+          <w:b w:val="0"/>
+          <w:bCs w:val="0"/>
+          <w:lang w:val="en-GB"/>
+        </w:rPr>
+        <w:tab/>
+      </w:r>
+      <w:r>
+        <w:rPr>
+          <w:rFonts w:hint="default"/>
+          <w:b w:val="0"/>
+          <w:bCs w:val="0"/>
+          <w:lang w:val="en-GB"/>
+        </w:rPr>
+        <w:t>:</w:t>
+      </w:r>
+      <w:r>
+        <w:rPr>
+          <w:rFonts w:hint="default"/>
+          <w:b/>
+          <w:bCs/>
+          <w:i/>
+          <w:iCs/>
+          <w:lang w:val="en-GB"/>
+        </w:rPr>
+        <w:t>inline-Block</w:t>
+      </w:r>
+      <w:r>
+        <w:rPr>
+          <w:rFonts w:hint="default"/>
+          <w:b w:val="0"/>
+          <w:bCs w:val="0"/>
+          <w:i w:val="0"/>
+          <w:iCs w:val="0"/>
+          <w:lang w:val="en-GB"/>
+        </w:rPr>
+        <w:t>; # allows you to set h &amp; w, but can also be in line with others</w:t>
+      </w:r>
+    </w:p>
+    <w:p>
+      <w:pPr>
+        <w:ind w:firstLine="720" w:firstLineChars="0"/>
+        <w:rPr>
+          <w:rFonts w:hint="default"/>
+          <w:b w:val="0"/>
+          <w:bCs w:val="0"/>
+          <w:i w:val="0"/>
+          <w:iCs w:val="0"/>
+          <w:lang w:val="en-GB"/>
+        </w:rPr>
+      </w:pPr>
+      <w:r>
+        <w:rPr>
+          <w:rFonts w:hint="default"/>
+          <w:b w:val="0"/>
+          <w:bCs w:val="0"/>
+          <w:i w:val="0"/>
+          <w:iCs w:val="0"/>
+          <w:lang w:val="en-GB"/>
+        </w:rPr>
+        <w:tab/>
+      </w:r>
+      <w:r>
+        <w:rPr>
+          <w:rFonts w:hint="default"/>
+          <w:b w:val="0"/>
+          <w:bCs w:val="0"/>
+          <w:i w:val="0"/>
+          <w:iCs w:val="0"/>
+          <w:lang w:val="en-GB"/>
+        </w:rPr>
+        <w:t>:</w:t>
+      </w:r>
+      <w:r>
+        <w:rPr>
+          <w:rFonts w:hint="default"/>
+          <w:b/>
+          <w:bCs/>
+          <w:i/>
+          <w:iCs/>
+          <w:lang w:val="en-GB"/>
+        </w:rPr>
+        <w:t>None</w:t>
+      </w:r>
+      <w:r>
+        <w:rPr>
+          <w:rFonts w:hint="default"/>
+          <w:b w:val="0"/>
+          <w:bCs w:val="0"/>
+          <w:i w:val="0"/>
+          <w:iCs w:val="0"/>
+          <w:lang w:val="en-GB"/>
+        </w:rPr>
+        <w:t>; # hide element</w:t>
+      </w:r>
+    </w:p>
+    <w:p>
+      <w:pPr>
+        <w:rPr>
+          <w:rFonts w:hint="default"/>
+          <w:b w:val="0"/>
+          <w:bCs w:val="0"/>
+          <w:lang w:val="en-GB"/>
+        </w:rPr>
+      </w:pPr>
+      <w:r>
+        <w:rPr>
+          <w:rFonts w:hint="default"/>
+          <w:b w:val="0"/>
+          <w:bCs w:val="0"/>
+          <w:lang w:val="en-GB"/>
+        </w:rPr>
+        <w:t>}</w:t>
+      </w:r>
+    </w:p>
+    <w:p>
+      <w:pPr>
+        <w:rPr>
+          <w:rFonts w:hint="default"/>
+          <w:b w:val="0"/>
+          <w:bCs w:val="0"/>
+          <w:lang w:val="en-GB"/>
+        </w:rPr>
+      </w:pPr>
+    </w:p>
+    <w:p>
+      <w:pPr>
+        <w:rPr>
+          <w:rFonts w:hint="default"/>
+          <w:b/>
+          <w:bCs/>
+          <w:lang w:val="en-GB"/>
+        </w:rPr>
+      </w:pPr>
+      <w:r>
+        <w:rPr>
+          <w:rFonts w:hint="default"/>
+          <w:b/>
+          <w:bCs/>
+          <w:lang w:val="en-GB"/>
+        </w:rPr>
+        <w:t>Float property</w:t>
+      </w:r>
+    </w:p>
+    <w:p>
+      <w:pPr>
+        <w:rPr>
+          <w:rFonts w:hint="default"/>
+          <w:b w:val="0"/>
+          <w:bCs w:val="0"/>
+          <w:lang w:val="en-GB"/>
+        </w:rPr>
+      </w:pPr>
+      <w:r>
+        <w:rPr>
+          <w:rFonts w:hint="default"/>
+          <w:b w:val="0"/>
+          <w:bCs w:val="0"/>
+          <w:lang w:val="en-GB"/>
+        </w:rPr>
+        <w:t>allows text to be wraped around others</w:t>
+      </w:r>
+    </w:p>
+    <w:p>
+      <w:pPr>
+        <w:rPr>
+          <w:rFonts w:hint="default"/>
+          <w:b w:val="0"/>
+          <w:bCs w:val="0"/>
+          <w:lang w:val="en-GB"/>
+        </w:rPr>
+      </w:pPr>
+    </w:p>
+    <w:p>
+      <w:pPr>
+        <w:rPr>
+          <w:rFonts w:hint="default"/>
+          <w:b w:val="0"/>
+          <w:bCs w:val="0"/>
+          <w:lang w:val="en-GB"/>
+        </w:rPr>
+      </w:pPr>
+      <w:r>
+        <w:rPr>
+          <w:rFonts w:hint="default"/>
+          <w:b w:val="0"/>
+          <w:bCs w:val="0"/>
+          <w:lang w:val="en-GB"/>
+        </w:rPr>
+        <w:t>div{</w:t>
+      </w:r>
+    </w:p>
+    <w:p>
+      <w:pPr>
+        <w:rPr>
+          <w:rFonts w:hint="default"/>
+          <w:b w:val="0"/>
+          <w:bCs w:val="0"/>
+          <w:lang w:val="en-GB"/>
+        </w:rPr>
+      </w:pPr>
+      <w:r>
+        <w:rPr>
+          <w:rFonts w:hint="default"/>
+          <w:b w:val="0"/>
+          <w:bCs w:val="0"/>
+          <w:lang w:val="en-GB"/>
+        </w:rPr>
+        <w:tab/>
+      </w:r>
+      <w:r>
+        <w:rPr>
+          <w:rFonts w:hint="default"/>
+          <w:b/>
+          <w:bCs/>
+          <w:i/>
+          <w:iCs/>
+          <w:lang w:val="en-GB"/>
+        </w:rPr>
+        <w:t>float: left</w:t>
+      </w:r>
+    </w:p>
+    <w:p>
+      <w:pPr>
+        <w:rPr>
+          <w:rFonts w:hint="default"/>
+          <w:b w:val="0"/>
+          <w:bCs w:val="0"/>
+          <w:lang w:val="en-GB"/>
+        </w:rPr>
+      </w:pPr>
+      <w:r>
+        <w:rPr>
+          <w:rFonts w:hint="default"/>
+          <w:b w:val="0"/>
+          <w:bCs w:val="0"/>
+          <w:lang w:val="en-GB"/>
+        </w:rPr>
+        <w:t>}</w:t>
+      </w:r>
+    </w:p>
+    <w:p>
+      <w:pPr>
+        <w:rPr>
+          <w:rFonts w:hint="default"/>
+          <w:b w:val="0"/>
+          <w:bCs w:val="0"/>
+          <w:lang w:val="en-GB"/>
+        </w:rPr>
+      </w:pPr>
+    </w:p>
+    <w:p>
+      <w:pPr>
+        <w:rPr>
+          <w:rFonts w:hint="default"/>
+          <w:b w:val="0"/>
+          <w:bCs w:val="0"/>
+          <w:lang w:val="en-GB"/>
+        </w:rPr>
+      </w:pPr>
+      <w:r>
+        <w:rPr>
+          <w:rFonts w:hint="default"/>
+          <w:b w:val="0"/>
+          <w:bCs w:val="0"/>
+          <w:lang w:val="en-GB"/>
+        </w:rPr>
+        <w:t>footer{</w:t>
+      </w:r>
+    </w:p>
+    <w:p>
+      <w:pPr>
+        <w:rPr>
+          <w:rFonts w:hint="default"/>
+          <w:b w:val="0"/>
+          <w:bCs w:val="0"/>
+          <w:lang w:val="en-GB"/>
+        </w:rPr>
+      </w:pPr>
+      <w:r>
+        <w:rPr>
+          <w:rFonts w:hint="default"/>
+          <w:b w:val="0"/>
+          <w:bCs w:val="0"/>
+          <w:lang w:val="en-GB"/>
+        </w:rPr>
+        <w:tab/>
+      </w:r>
+      <w:r>
+        <w:rPr>
+          <w:rFonts w:hint="default"/>
+          <w:b/>
+          <w:bCs/>
+          <w:i/>
+          <w:iCs/>
+          <w:lang w:val="en-GB"/>
+        </w:rPr>
+        <w:t>clear: both</w:t>
+      </w:r>
+    </w:p>
+    <w:p>
+      <w:pPr>
+        <w:rPr>
+          <w:rFonts w:hint="default"/>
+          <w:b w:val="0"/>
+          <w:bCs w:val="0"/>
+          <w:lang w:val="en-GB"/>
+        </w:rPr>
+      </w:pPr>
+      <w:r>
+        <w:rPr>
+          <w:rFonts w:hint="default"/>
+          <w:b w:val="0"/>
+          <w:bCs w:val="0"/>
+          <w:lang w:val="en-GB"/>
+        </w:rPr>
+        <w:t>}</w:t>
+      </w:r>
+    </w:p>
+    <w:p>
+      <w:pPr>
+        <w:rPr>
+          <w:rFonts w:hint="default"/>
+          <w:b w:val="0"/>
+          <w:bCs w:val="0"/>
+          <w:lang w:val="en-GB"/>
+        </w:rPr>
+      </w:pPr>
+    </w:p>
+    <w:p>
+      <w:pPr>
+        <w:rPr>
+          <w:rFonts w:hint="default"/>
+          <w:b w:val="0"/>
+          <w:bCs w:val="0"/>
+          <w:lang w:val="en-GB"/>
+        </w:rPr>
+      </w:pPr>
+    </w:p>
+    <w:p>
+      <w:pPr>
+        <w:rPr>
+          <w:rFonts w:hint="default"/>
+          <w:b w:val="0"/>
+          <w:bCs w:val="0"/>
+          <w:lang w:val="en-GB"/>
+        </w:rPr>
+      </w:pPr>
+    </w:p>
+    <w:p>
+      <w:pPr>
+        <w:rPr>
+          <w:rFonts w:hint="default"/>
+          <w:b/>
+          <w:bCs/>
+          <w:u w:val="single"/>
+          <w:lang w:val="en-US"/>
+        </w:rPr>
+      </w:pPr>
+      <w:r>
+        <w:rPr>
+          <w:rFonts w:hint="default"/>
+          <w:b/>
+          <w:bCs/>
+          <w:u w:val="single"/>
+          <w:lang w:val="en-US"/>
+        </w:rPr>
+        <w:t>Responsive Website</w:t>
+      </w:r>
+    </w:p>
+    <w:p>
+      <w:pPr>
+        <w:rPr>
+          <w:rFonts w:hint="default"/>
+          <w:lang w:val="en-GB"/>
+        </w:rPr>
+      </w:pPr>
+    </w:p>
+    <w:p>
+      <w:pPr>
+        <w:numPr>
+          <w:ilvl w:val="0"/>
+          <w:numId w:val="4"/>
+        </w:numPr>
+        <w:rPr>
+          <w:rFonts w:hint="default"/>
+          <w:lang w:val="en-GB"/>
+        </w:rPr>
+      </w:pPr>
+      <w:r>
+        <w:rPr>
+          <w:rFonts w:hint="default"/>
+          <w:lang w:val="en-US"/>
+        </w:rPr>
+        <w:t>Media Query:</w:t>
+      </w:r>
+    </w:p>
+    <w:p>
+      <w:pPr>
+        <w:numPr>
+          <w:ilvl w:val="0"/>
+          <w:numId w:val="0"/>
+        </w:numPr>
+        <w:rPr>
+          <w:rFonts w:hint="default"/>
+          <w:lang w:val="en-GB"/>
+        </w:rPr>
+      </w:pPr>
+      <w:r>
+        <w:rPr>
+          <w:rFonts w:hint="default"/>
+          <w:lang w:val="en-US"/>
+        </w:rPr>
+        <w:tab/>
+      </w:r>
+      <w:r>
+        <w:rPr>
+          <w:rFonts w:hint="default"/>
+          <w:lang w:val="en-GB"/>
+        </w:rPr>
+        <w:t>@media (max-width 600px){</w:t>
+      </w:r>
+    </w:p>
+    <w:p>
+      <w:pPr>
+        <w:numPr>
+          <w:ilvl w:val="0"/>
+          <w:numId w:val="0"/>
+        </w:numPr>
+        <w:rPr>
+          <w:rFonts w:hint="default"/>
+          <w:lang w:val="en-GB"/>
+        </w:rPr>
+      </w:pPr>
+      <w:r>
+        <w:rPr>
+          <w:rFonts w:hint="default"/>
+          <w:lang w:val="en-GB"/>
+        </w:rPr>
+        <w:tab/>
+      </w:r>
+      <w:r>
+        <w:rPr>
+          <w:rFonts w:hint="default"/>
+          <w:lang w:val="en-GB"/>
+        </w:rPr>
+        <w:t>/* CSS for screens &lt;= 600px</w:t>
+      </w:r>
+    </w:p>
+    <w:p>
+      <w:pPr>
+        <w:numPr>
+          <w:ilvl w:val="0"/>
+          <w:numId w:val="0"/>
+        </w:numPr>
+        <w:rPr>
+          <w:rFonts w:hint="default"/>
+          <w:lang w:val="en-GB"/>
+        </w:rPr>
+      </w:pPr>
+      <w:r>
+        <w:rPr>
+          <w:rFonts w:hint="default"/>
+          <w:lang w:val="en-GB"/>
+        </w:rPr>
+        <w:t>}</w:t>
+      </w:r>
+      <w:r>
+        <w:rPr>
+          <w:rFonts w:hint="default"/>
+          <w:lang w:val="en-GB"/>
+        </w:rPr>
+        <w:tab/>
+      </w:r>
+    </w:p>
+    <w:p>
+      <w:pPr>
+        <w:numPr>
+          <w:ilvl w:val="0"/>
+          <w:numId w:val="0"/>
+        </w:numPr>
+        <w:rPr>
+          <w:rFonts w:hint="default"/>
+          <w:lang w:val="en-GB"/>
+        </w:rPr>
+      </w:pPr>
+    </w:p>
+    <w:p>
+      <w:pPr>
+        <w:numPr>
+          <w:ilvl w:val="0"/>
+          <w:numId w:val="4"/>
+        </w:numPr>
+        <w:ind w:left="0" w:leftChars="0" w:firstLine="0" w:firstLineChars="0"/>
+        <w:rPr>
+          <w:rFonts w:hint="default"/>
+          <w:lang w:val="en-GB"/>
+        </w:rPr>
+      </w:pPr>
+      <w:r>
+        <w:rPr>
+          <w:rFonts w:hint="default"/>
+          <w:lang w:val="en-GB"/>
+        </w:rPr>
+        <w:t>CSS Grid</w:t>
+      </w:r>
+    </w:p>
+    <w:p>
+      <w:pPr>
+        <w:numPr>
+          <w:ilvl w:val="0"/>
+          <w:numId w:val="4"/>
+        </w:numPr>
+        <w:ind w:left="0" w:leftChars="0" w:firstLine="0" w:firstLineChars="0"/>
+        <w:rPr>
+          <w:rFonts w:hint="default"/>
+          <w:lang w:val="en-GB"/>
+        </w:rPr>
+      </w:pPr>
+      <w:r>
+        <w:rPr>
+          <w:rFonts w:hint="default"/>
+          <w:lang w:val="en-GB"/>
+        </w:rPr>
+        <w:t>Flex Box</w:t>
+      </w:r>
+    </w:p>
+    <w:p>
+      <w:pPr>
+        <w:numPr>
+          <w:ilvl w:val="0"/>
+          <w:numId w:val="4"/>
+        </w:numPr>
+        <w:ind w:left="0" w:leftChars="0" w:firstLine="0" w:firstLineChars="0"/>
+        <w:rPr>
+          <w:rFonts w:hint="default"/>
+          <w:lang w:val="en-GB"/>
+        </w:rPr>
+      </w:pPr>
+      <w:r>
+        <w:rPr>
+          <w:rFonts w:hint="default"/>
+          <w:lang w:val="en-GB"/>
+        </w:rPr>
+        <w:t>Boot Strap Framework</w:t>
+      </w:r>
+    </w:p>
+    <w:p>
+      <w:pPr>
+        <w:numPr>
+          <w:ilvl w:val="0"/>
+          <w:numId w:val="0"/>
+        </w:numPr>
+        <w:rPr>
+          <w:rFonts w:hint="default"/>
+          <w:lang w:val="en-GB"/>
+        </w:rPr>
+      </w:pPr>
+    </w:p>
+    <w:p>
+      <w:pPr>
+        <w:numPr>
+          <w:ilvl w:val="0"/>
+          <w:numId w:val="0"/>
+        </w:numPr>
+        <w:rPr>
+          <w:rFonts w:hint="default"/>
+          <w:lang w:val="en-GB"/>
+        </w:rPr>
+      </w:pPr>
+    </w:p>
+    <w:p>
+      <w:pPr>
+        <w:numPr>
+          <w:ilvl w:val="0"/>
+          <w:numId w:val="0"/>
+        </w:numPr>
+        <w:rPr>
+          <w:rFonts w:hint="default"/>
+          <w:lang w:val="en-GB"/>
+        </w:rPr>
+      </w:pPr>
+    </w:p>
+    <w:p>
+      <w:pPr>
+        <w:numPr>
+          <w:ilvl w:val="0"/>
+          <w:numId w:val="0"/>
+        </w:numPr>
+        <w:rPr>
+          <w:rFonts w:hint="default"/>
+          <w:b/>
+          <w:bCs/>
+          <w:i/>
+          <w:iCs/>
+          <w:lang w:val="en-GB"/>
+        </w:rPr>
+      </w:pPr>
+      <w:r>
+        <w:rPr>
+          <w:rFonts w:hint="default"/>
+          <w:b/>
+          <w:bCs/>
+          <w:i/>
+          <w:iCs/>
+          <w:lang w:val="en-GB"/>
+        </w:rPr>
+        <w:t>Media Queries</w:t>
+      </w:r>
+    </w:p>
+    <w:p>
+      <w:pPr>
+        <w:numPr>
+          <w:ilvl w:val="0"/>
+          <w:numId w:val="0"/>
+        </w:numPr>
+        <w:rPr>
+          <w:rFonts w:hint="default"/>
+          <w:b/>
+          <w:bCs/>
+          <w:i/>
+          <w:iCs/>
+          <w:lang w:val="en-GB"/>
+        </w:rPr>
+      </w:pPr>
+    </w:p>
+    <w:p>
+      <w:pPr>
+        <w:numPr>
+          <w:ilvl w:val="0"/>
+          <w:numId w:val="0"/>
+        </w:numPr>
+        <w:rPr>
+          <w:rFonts w:hint="default"/>
+          <w:b w:val="0"/>
+          <w:bCs w:val="0"/>
+          <w:i w:val="0"/>
+          <w:iCs w:val="0"/>
+          <w:lang w:val="en-GB"/>
+        </w:rPr>
+      </w:pPr>
+      <w:r>
+        <w:rPr>
+          <w:rFonts w:hint="default"/>
+          <w:b w:val="0"/>
+          <w:bCs w:val="0"/>
+          <w:i w:val="0"/>
+          <w:iCs w:val="0"/>
+          <w:lang w:val="en-GB"/>
+        </w:rPr>
+        <w:t>@media(break_point){</w:t>
+      </w:r>
+    </w:p>
+    <w:p>
+      <w:pPr>
+        <w:numPr>
+          <w:ilvl w:val="0"/>
+          <w:numId w:val="0"/>
+        </w:numPr>
+        <w:rPr>
+          <w:rFonts w:hint="default"/>
+          <w:b w:val="0"/>
+          <w:bCs w:val="0"/>
+          <w:i w:val="0"/>
+          <w:iCs w:val="0"/>
+          <w:lang w:val="en-GB"/>
+        </w:rPr>
+      </w:pPr>
+    </w:p>
+    <w:p>
+      <w:pPr>
+        <w:numPr>
+          <w:ilvl w:val="0"/>
+          <w:numId w:val="0"/>
+        </w:numPr>
+        <w:rPr>
+          <w:rFonts w:hint="default"/>
+          <w:b w:val="0"/>
+          <w:bCs w:val="0"/>
+          <w:i w:val="0"/>
+          <w:iCs w:val="0"/>
+          <w:lang w:val="en-GB"/>
+        </w:rPr>
+      </w:pPr>
+      <w:r>
+        <w:rPr>
+          <w:rFonts w:hint="default"/>
+          <w:b w:val="0"/>
+          <w:bCs w:val="0"/>
+          <w:i w:val="0"/>
+          <w:iCs w:val="0"/>
+          <w:lang w:val="en-GB"/>
+        </w:rPr>
+        <w:t>}</w:t>
+      </w:r>
+    </w:p>
+    <w:p>
+      <w:pPr>
+        <w:rPr>
+          <w:rFonts w:hint="default"/>
+          <w:lang w:val="en-US"/>
+        </w:rPr>
+      </w:pPr>
+    </w:p>
+    <w:p>
+      <w:pPr>
+        <w:rPr>
+          <w:rFonts w:hint="default"/>
+          <w:lang w:val="en-US"/>
+        </w:rPr>
+      </w:pPr>
+    </w:p>
+    <w:p>
+      <w:pPr>
+        <w:rPr>
+          <w:rFonts w:hint="default"/>
+          <w:lang w:val="en-GB"/>
+        </w:rPr>
+      </w:pPr>
+      <w:r>
+        <w:rPr>
+          <w:rFonts w:hint="default"/>
+          <w:lang w:val="en-GB"/>
+        </w:rPr>
+        <w:t>min-width , max-width, (b_p)and (b_p)</w:t>
+      </w:r>
+    </w:p>
+    <w:p>
+      <w:pPr>
+        <w:rPr>
+          <w:rFonts w:hint="default"/>
+          <w:lang w:val="en-GB"/>
+        </w:rPr>
+      </w:pPr>
+    </w:p>
+    <w:p>
+      <w:pPr>
+        <w:rPr>
+          <w:rFonts w:hint="default"/>
+          <w:lang w:val="en-GB"/>
+        </w:rPr>
+      </w:pPr>
+      <w:r>
+        <w:rPr>
+          <w:rFonts w:hint="default"/>
+          <w:lang w:val="en-GB"/>
+        </w:rPr>
+        <w:t>screen , print</w:t>
+      </w:r>
+    </w:p>
+    <w:p>
+      <w:pPr>
+        <w:rPr>
+          <w:rFonts w:hint="default"/>
+          <w:lang w:val="en-GB"/>
+        </w:rPr>
+      </w:pPr>
+    </w:p>
+    <w:p>
+      <w:pPr>
+        <w:rPr>
+          <w:rFonts w:hint="default"/>
+          <w:i w:val="0"/>
+          <w:iCs w:val="0"/>
+          <w:lang w:val="en-GB"/>
+        </w:rPr>
+      </w:pPr>
+    </w:p>
+    <w:p>
+      <w:pPr>
+        <w:rPr>
+          <w:rFonts w:hint="default"/>
+          <w:b/>
+          <w:bCs/>
+          <w:i w:val="0"/>
+          <w:iCs w:val="0"/>
+          <w:lang w:val="en-US"/>
+        </w:rPr>
+      </w:pPr>
+      <w:r>
+        <w:rPr>
+          <w:rFonts w:hint="default"/>
+          <w:b/>
+          <w:bCs/>
+          <w:i w:val="0"/>
+          <w:iCs w:val="0"/>
+          <w:lang w:val="en-US"/>
+        </w:rPr>
+        <w:t>Flex Box</w:t>
+      </w:r>
+    </w:p>
+    <w:p>
+      <w:pPr>
+        <w:rPr>
+          <w:rFonts w:hint="default"/>
+          <w:b/>
+          <w:bCs/>
+          <w:i w:val="0"/>
+          <w:iCs w:val="0"/>
+          <w:lang w:val="en-US"/>
+        </w:rPr>
+      </w:pPr>
+    </w:p>
+    <w:p>
+      <w:pPr>
+        <w:rPr>
+          <w:rFonts w:hint="default"/>
+          <w:b/>
+          <w:bCs/>
+          <w:i w:val="0"/>
+          <w:iCs w:val="0"/>
+          <w:lang w:val="en-US"/>
+        </w:rPr>
+      </w:pPr>
+    </w:p>
+    <w:p>
+      <w:pPr>
+        <w:rPr>
+          <w:rFonts w:hint="default"/>
+          <w:b w:val="0"/>
+          <w:bCs w:val="0"/>
+          <w:i w:val="0"/>
+          <w:iCs w:val="0"/>
+          <w:lang w:val="en-US"/>
+        </w:rPr>
+      </w:pPr>
+      <w:r>
+        <w:rPr>
+          <w:rFonts w:hint="default"/>
+          <w:b/>
+          <w:bCs/>
+          <w:i/>
+          <w:iCs/>
+          <w:lang w:val="en-US"/>
+        </w:rPr>
+        <w:t xml:space="preserve">flex-direction : row ;   column; </w:t>
+      </w:r>
+      <w:r>
+        <w:rPr>
+          <w:rFonts w:hint="default"/>
+          <w:b w:val="0"/>
+          <w:bCs w:val="0"/>
+          <w:i w:val="0"/>
+          <w:iCs w:val="0"/>
+          <w:lang w:val="en-US"/>
+        </w:rPr>
+        <w:t>the direction of arrangement, along row/column</w:t>
+      </w:r>
+    </w:p>
+    <w:p>
+      <w:pPr>
+        <w:rPr>
+          <w:rFonts w:hint="default"/>
+          <w:b w:val="0"/>
+          <w:bCs w:val="0"/>
+          <w:i w:val="0"/>
+          <w:iCs w:val="0"/>
+          <w:lang w:val="en-GB"/>
+        </w:rPr>
+      </w:pPr>
+      <w:r>
+        <w:rPr>
+          <w:rFonts w:hint="default"/>
+          <w:b/>
+          <w:bCs/>
+          <w:i/>
+          <w:iCs/>
+          <w:lang w:val="en-US"/>
+        </w:rPr>
+        <w:t xml:space="preserve">flex-basis : </w:t>
+      </w:r>
+      <w:r>
+        <w:rPr>
+          <w:rFonts w:hint="default"/>
+          <w:b/>
+          <w:bCs/>
+          <w:i/>
+          <w:iCs/>
+          <w:lang w:val="en-US"/>
+        </w:rPr>
+        <w:tab/>
+      </w:r>
+      <w:r>
+        <w:rPr>
+          <w:rFonts w:hint="default"/>
+          <w:b/>
+          <w:bCs/>
+          <w:i/>
+          <w:iCs/>
+          <w:lang w:val="en-US"/>
+        </w:rPr>
+        <w:t>100px;</w:t>
+      </w:r>
+      <w:r>
+        <w:rPr>
+          <w:rFonts w:hint="default"/>
+          <w:b w:val="0"/>
+          <w:bCs w:val="0"/>
+          <w:i w:val="0"/>
+          <w:iCs w:val="0"/>
+          <w:lang w:val="en-US"/>
+        </w:rPr>
+        <w:t xml:space="preserve"> </w:t>
+      </w:r>
+      <w:r>
+        <w:rPr>
+          <w:rFonts w:hint="default"/>
+          <w:b w:val="0"/>
+          <w:bCs w:val="0"/>
+          <w:i w:val="0"/>
+          <w:iCs w:val="0"/>
+          <w:lang w:val="en-US"/>
+        </w:rPr>
+        <w:tab/>
+      </w:r>
+      <w:r>
+        <w:rPr>
+          <w:rFonts w:hint="default"/>
+          <w:b w:val="0"/>
+          <w:bCs w:val="0"/>
+          <w:i w:val="0"/>
+          <w:iCs w:val="0"/>
+          <w:lang w:val="en-US"/>
+        </w:rPr>
+        <w:t xml:space="preserve">the size of each element on the main axis </w:t>
+      </w:r>
+      <w:r>
+        <w:rPr>
+          <w:rFonts w:hint="default"/>
+          <w:b w:val="0"/>
+          <w:bCs w:val="0"/>
+          <w:i w:val="0"/>
+          <w:iCs w:val="0"/>
+          <w:lang w:val="en-GB"/>
+        </w:rPr>
+        <w:t>* this goes on the child elements</w:t>
+      </w:r>
+    </w:p>
+    <w:p>
+      <w:pPr>
+        <w:rPr>
+          <w:rFonts w:hint="default"/>
+          <w:b w:val="0"/>
+          <w:bCs w:val="0"/>
+          <w:i w:val="0"/>
+          <w:iCs w:val="0"/>
+          <w:lang w:val="en-GB"/>
+        </w:rPr>
+      </w:pPr>
+    </w:p>
+    <w:p>
+      <w:pPr>
+        <w:rPr>
+          <w:rFonts w:hint="default"/>
+          <w:b w:val="0"/>
+          <w:bCs w:val="0"/>
+          <w:i w:val="0"/>
+          <w:iCs w:val="0"/>
+          <w:lang w:val="en-GB"/>
+        </w:rPr>
+      </w:pPr>
+      <w:r>
+        <w:rPr>
+          <w:rFonts w:hint="default"/>
+          <w:b/>
+          <w:bCs/>
+          <w:i/>
+          <w:iCs/>
+          <w:lang w:val="en-GB"/>
+        </w:rPr>
+        <w:t xml:space="preserve">order: 3; </w:t>
+      </w:r>
+      <w:r>
+        <w:rPr>
+          <w:rFonts w:hint="default"/>
+          <w:b w:val="0"/>
+          <w:bCs w:val="0"/>
+          <w:i w:val="0"/>
+          <w:iCs w:val="0"/>
+          <w:lang w:val="en-GB"/>
+        </w:rPr>
+        <w:t>the highest number is put at the end</w:t>
+      </w:r>
+    </w:p>
+    <w:p>
+      <w:pPr>
+        <w:rPr>
+          <w:rFonts w:hint="default"/>
+          <w:b w:val="0"/>
+          <w:bCs w:val="0"/>
+          <w:i w:val="0"/>
+          <w:iCs w:val="0"/>
+          <w:lang w:val="en-GB"/>
+        </w:rPr>
+      </w:pPr>
+    </w:p>
+    <w:p>
+      <w:pPr>
+        <w:rPr>
+          <w:rFonts w:hint="default"/>
+          <w:b w:val="0"/>
+          <w:bCs w:val="0"/>
+          <w:i w:val="0"/>
+          <w:iCs w:val="0"/>
+          <w:lang w:val="en-GB"/>
+        </w:rPr>
+      </w:pPr>
+      <w:r>
+        <w:rPr>
+          <w:rFonts w:hint="default"/>
+          <w:b/>
+          <w:bCs/>
+          <w:i/>
+          <w:iCs/>
+          <w:lang w:val="en-GB"/>
+        </w:rPr>
+        <w:t>flex-wrap:</w:t>
+      </w:r>
+      <w:r>
+        <w:rPr>
+          <w:rFonts w:hint="default"/>
+          <w:b w:val="0"/>
+          <w:bCs w:val="0"/>
+          <w:i w:val="0"/>
+          <w:iCs w:val="0"/>
+          <w:lang w:val="en-GB"/>
+        </w:rPr>
+        <w:t xml:space="preserve"> nowrap; wrap</w:t>
+      </w:r>
+    </w:p>
+    <w:p>
+      <w:pPr>
+        <w:rPr>
+          <w:rFonts w:hint="default"/>
+          <w:b w:val="0"/>
+          <w:bCs w:val="0"/>
+          <w:i w:val="0"/>
+          <w:iCs w:val="0"/>
+          <w:lang w:val="en-GB"/>
+        </w:rPr>
+      </w:pPr>
+    </w:p>
+    <w:p>
+      <w:pPr>
+        <w:rPr>
+          <w:rFonts w:hint="default"/>
+          <w:b/>
+          <w:bCs/>
+          <w:i/>
+          <w:iCs/>
+          <w:lang w:val="en-GB"/>
+        </w:rPr>
+      </w:pPr>
+      <w:r>
+        <w:rPr>
+          <w:rFonts w:hint="default"/>
+          <w:b/>
+          <w:bCs/>
+          <w:i/>
+          <w:iCs/>
+          <w:lang w:val="en-GB"/>
+        </w:rPr>
+        <w:t>justify-content: flex-start; center; flex-end; space-between</w:t>
+      </w:r>
+    </w:p>
+    <w:p>
+      <w:pPr>
+        <w:rPr>
+          <w:rFonts w:hint="default"/>
+          <w:b/>
+          <w:bCs/>
+          <w:i/>
+          <w:iCs/>
+          <w:lang w:val="en-GB"/>
+        </w:rPr>
+      </w:pPr>
+    </w:p>
+    <w:p>
+      <w:pPr>
+        <w:rPr>
+          <w:rFonts w:hint="default"/>
+          <w:b/>
+          <w:bCs/>
+          <w:i/>
+          <w:iCs/>
+          <w:lang w:val="en-GB"/>
+        </w:rPr>
+      </w:pPr>
+      <w:r>
+        <w:rPr>
+          <w:rFonts w:hint="default"/>
+          <w:b/>
+          <w:bCs/>
+          <w:i/>
+          <w:iCs/>
+          <w:lang w:val="en-GB"/>
+        </w:rPr>
+        <w:t>align-items: center; stretch..</w:t>
+      </w:r>
+    </w:p>
+    <w:p>
+      <w:pPr>
+        <w:rPr>
+          <w:rFonts w:hint="default"/>
+          <w:b/>
+          <w:bCs/>
+          <w:i/>
+          <w:iCs/>
+          <w:lang w:val="en-GB"/>
+        </w:rPr>
+      </w:pPr>
+    </w:p>
+    <w:p>
+      <w:pPr>
+        <w:rPr>
+          <w:rFonts w:hint="default"/>
+          <w:b/>
+          <w:bCs/>
+          <w:i/>
+          <w:iCs/>
+          <w:lang w:val="en-GB"/>
+        </w:rPr>
+      </w:pPr>
+      <w:r>
+        <w:rPr>
+          <w:rFonts w:hint="default"/>
+          <w:b/>
+          <w:bCs/>
+          <w:i/>
+          <w:iCs/>
+          <w:lang w:val="en-GB"/>
+        </w:rPr>
+        <w:t>align-self: center; stretch..</w:t>
+      </w:r>
+    </w:p>
+    <w:p>
+      <w:pPr>
+        <w:rPr>
+          <w:rFonts w:hint="default"/>
+          <w:b/>
+          <w:bCs/>
+          <w:i/>
+          <w:iCs/>
+          <w:lang w:val="en-GB"/>
+        </w:rPr>
+      </w:pPr>
+    </w:p>
+    <w:p>
+      <w:pPr>
+        <w:rPr>
+          <w:rFonts w:hint="default"/>
+          <w:b/>
+          <w:bCs/>
+          <w:i/>
+          <w:iCs/>
+          <w:lang w:val="en-GB"/>
+        </w:rPr>
+      </w:pPr>
+      <w:r>
+        <w:rPr>
+          <w:rFonts w:hint="default"/>
+          <w:b/>
+          <w:bCs/>
+          <w:i/>
+          <w:iCs/>
+          <w:lang w:val="en-GB"/>
+        </w:rPr>
+        <w:t>align-content: .. *works when flex-wrap is wrap</w:t>
+      </w:r>
+    </w:p>
+    <w:p>
+      <w:pPr>
+        <w:rPr>
+          <w:rFonts w:hint="default"/>
+          <w:b/>
+          <w:bCs/>
+          <w:i/>
+          <w:iCs/>
+          <w:lang w:val="en-GB"/>
+        </w:rPr>
+      </w:pPr>
+    </w:p>
+    <w:p>
+      <w:pPr>
+        <w:rPr>
+          <w:rFonts w:hint="default"/>
+          <w:b w:val="0"/>
+          <w:bCs w:val="0"/>
+          <w:i/>
+          <w:iCs/>
+          <w:color w:val="0000FF"/>
+          <w:lang w:val="en-GB"/>
+        </w:rPr>
+      </w:pPr>
+      <w:r>
+        <w:rPr>
+          <w:rFonts w:hint="default"/>
+          <w:b w:val="0"/>
+          <w:bCs w:val="0"/>
+          <w:i/>
+          <w:iCs/>
+          <w:color w:val="0000FF"/>
+          <w:lang w:val="en-GB"/>
+        </w:rPr>
+        <w:t>css-tricks.com</w:t>
+      </w:r>
+    </w:p>
+    <w:p>
+      <w:pPr>
+        <w:rPr>
+          <w:rFonts w:hint="default"/>
+          <w:b w:val="0"/>
+          <w:bCs w:val="0"/>
+          <w:i/>
+          <w:iCs/>
+          <w:color w:val="0000FF"/>
+          <w:lang w:val="en-GB"/>
+        </w:rPr>
+      </w:pPr>
+    </w:p>
+    <w:p>
+      <w:pPr>
+        <w:rPr>
+          <w:rFonts w:hint="default"/>
+          <w:b w:val="0"/>
+          <w:bCs w:val="0"/>
+          <w:i w:val="0"/>
+          <w:iCs w:val="0"/>
+          <w:color w:val="auto"/>
+          <w:lang w:val="en-GB"/>
+        </w:rPr>
+      </w:pPr>
+    </w:p>
+    <w:p>
+      <w:pPr>
+        <w:rPr>
+          <w:rFonts w:hint="default"/>
+          <w:b w:val="0"/>
+          <w:bCs w:val="0"/>
+          <w:i w:val="0"/>
+          <w:iCs w:val="0"/>
+          <w:color w:val="auto"/>
+          <w:lang w:val="en-GB"/>
+        </w:rPr>
+      </w:pPr>
+    </w:p>
+    <w:p>
+      <w:pPr>
+        <w:rPr>
+          <w:rFonts w:hint="default"/>
+          <w:b w:val="0"/>
+          <w:bCs w:val="0"/>
+          <w:i w:val="0"/>
+          <w:iCs w:val="0"/>
+          <w:color w:val="auto"/>
+          <w:lang w:val="en-GB"/>
+        </w:rPr>
+      </w:pPr>
+    </w:p>
+    <w:p>
+      <w:pPr>
+        <w:rPr>
+          <w:rFonts w:hint="default"/>
+          <w:b w:val="0"/>
+          <w:bCs w:val="0"/>
+          <w:i w:val="0"/>
+          <w:iCs w:val="0"/>
+          <w:color w:val="auto"/>
+          <w:lang w:val="en-GB"/>
+        </w:rPr>
+      </w:pPr>
+    </w:p>
+    <w:p>
+      <w:pPr>
+        <w:rPr>
+          <w:rFonts w:hint="default"/>
+          <w:b w:val="0"/>
+          <w:bCs w:val="0"/>
+          <w:i w:val="0"/>
+          <w:iCs w:val="0"/>
+          <w:color w:val="auto"/>
+          <w:lang w:val="en-GB"/>
+        </w:rPr>
+      </w:pPr>
+    </w:p>
+    <w:p>
+      <w:pPr>
+        <w:rPr>
+          <w:rFonts w:hint="default"/>
+          <w:b w:val="0"/>
+          <w:bCs w:val="0"/>
+          <w:i w:val="0"/>
+          <w:iCs w:val="0"/>
+          <w:color w:val="auto"/>
+          <w:lang w:val="en-US"/>
+        </w:rPr>
+      </w:pPr>
+      <w:r>
+        <w:rPr>
+          <w:rFonts w:hint="default"/>
+          <w:b w:val="0"/>
+          <w:bCs w:val="0"/>
+          <w:i w:val="0"/>
+          <w:iCs w:val="0"/>
+          <w:color w:val="auto"/>
+          <w:lang w:val="en-US"/>
+        </w:rPr>
+        <w:t>CSS GRID</w:t>
+      </w:r>
+    </w:p>
+    <w:p>
+      <w:pPr>
+        <w:rPr>
+          <w:rFonts w:hint="default"/>
+          <w:b w:val="0"/>
+          <w:bCs w:val="0"/>
+          <w:i w:val="0"/>
+          <w:iCs w:val="0"/>
+          <w:color w:val="auto"/>
+          <w:lang w:val="en-US"/>
+        </w:rPr>
+      </w:pPr>
+      <w:r>
+        <w:rPr>
+          <w:rFonts w:hint="default"/>
+          <w:b w:val="0"/>
+          <w:bCs w:val="0"/>
+          <w:i w:val="0"/>
+          <w:iCs w:val="0"/>
+          <w:color w:val="auto"/>
+          <w:lang w:val="en-US"/>
+        </w:rPr>
+        <w:t>best for 2d layouts</w:t>
+      </w:r>
+    </w:p>
+    <w:p>
+      <w:pPr>
+        <w:rPr>
+          <w:rFonts w:hint="default"/>
+          <w:b w:val="0"/>
+          <w:bCs w:val="0"/>
+          <w:i w:val="0"/>
+          <w:iCs w:val="0"/>
+          <w:color w:val="auto"/>
+          <w:lang w:val="en-US"/>
+        </w:rPr>
+      </w:pPr>
+    </w:p>
+    <w:p>
+      <w:pPr>
+        <w:rPr>
+          <w:rFonts w:hint="default"/>
+          <w:b w:val="0"/>
+          <w:bCs w:val="0"/>
+          <w:i w:val="0"/>
+          <w:iCs w:val="0"/>
+          <w:color w:val="auto"/>
+          <w:lang w:val="en-US"/>
+        </w:rPr>
+      </w:pPr>
+    </w:p>
+    <w:p>
+      <w:pPr>
+        <w:rPr>
+          <w:rFonts w:hint="default"/>
+          <w:b w:val="0"/>
+          <w:bCs w:val="0"/>
+          <w:i w:val="0"/>
+          <w:iCs w:val="0"/>
+          <w:color w:val="auto"/>
+          <w:lang w:val="en-US"/>
+        </w:rPr>
+      </w:pPr>
+      <w:r>
+        <w:rPr>
+          <w:rFonts w:hint="default"/>
+          <w:b/>
+          <w:bCs/>
+          <w:i/>
+          <w:iCs/>
+          <w:color w:val="auto"/>
+          <w:lang w:val="en-US"/>
+        </w:rPr>
+        <w:t>.container</w:t>
+      </w:r>
+      <w:r>
+        <w:rPr>
+          <w:rFonts w:hint="default"/>
+          <w:b w:val="0"/>
+          <w:bCs w:val="0"/>
+          <w:i w:val="0"/>
+          <w:iCs w:val="0"/>
+          <w:color w:val="auto"/>
+          <w:lang w:val="en-US"/>
+        </w:rPr>
+        <w:t>{</w:t>
+      </w:r>
+    </w:p>
+    <w:p>
+      <w:pPr>
+        <w:rPr>
+          <w:rFonts w:hint="default"/>
+          <w:b w:val="0"/>
+          <w:bCs w:val="0"/>
+          <w:i w:val="0"/>
+          <w:iCs w:val="0"/>
+          <w:color w:val="auto"/>
+          <w:lang w:val="en-US"/>
+        </w:rPr>
+      </w:pPr>
+      <w:r>
+        <w:rPr>
+          <w:rFonts w:hint="default"/>
+          <w:b w:val="0"/>
+          <w:bCs w:val="0"/>
+          <w:i w:val="0"/>
+          <w:iCs w:val="0"/>
+          <w:color w:val="auto"/>
+          <w:lang w:val="en-US"/>
+        </w:rPr>
+        <w:t>display:grid</w:t>
+      </w:r>
+    </w:p>
+    <w:p>
+      <w:pPr>
+        <w:rPr>
+          <w:rFonts w:hint="default"/>
+          <w:b w:val="0"/>
+          <w:bCs w:val="0"/>
+          <w:i w:val="0"/>
+          <w:iCs w:val="0"/>
+          <w:color w:val="auto"/>
+          <w:lang w:val="en-US"/>
+        </w:rPr>
+      </w:pPr>
+      <w:r>
+        <w:rPr>
+          <w:rFonts w:hint="default"/>
+          <w:b w:val="0"/>
+          <w:bCs w:val="0"/>
+          <w:i w:val="0"/>
+          <w:iCs w:val="0"/>
+          <w:color w:val="auto"/>
+          <w:lang w:val="en-US"/>
+        </w:rPr>
+        <w:t xml:space="preserve"> grid-template-columns: 100px 100px;</w:t>
+      </w:r>
+      <w:r>
+        <w:rPr>
+          <w:rFonts w:hint="default"/>
+          <w:b w:val="0"/>
+          <w:bCs w:val="0"/>
+          <w:i w:val="0"/>
+          <w:iCs w:val="0"/>
+          <w:color w:val="auto"/>
+          <w:lang w:val="en-US"/>
+        </w:rPr>
+        <w:tab/>
+      </w:r>
+      <w:r>
+        <w:rPr>
+          <w:rFonts w:hint="default"/>
+          <w:b w:val="0"/>
+          <w:bCs w:val="0"/>
+          <w:i w:val="0"/>
+          <w:iCs w:val="0"/>
+          <w:color w:val="auto"/>
+          <w:lang w:val="en-US"/>
+        </w:rPr>
+        <w:tab/>
+      </w:r>
+      <w:r>
+        <w:rPr>
+          <w:rFonts w:hint="default"/>
+          <w:b w:val="0"/>
+          <w:bCs w:val="0"/>
+          <w:i w:val="0"/>
+          <w:iCs w:val="0"/>
+          <w:color w:val="auto"/>
+          <w:lang w:val="en-US"/>
+        </w:rPr>
+        <w:tab/>
+      </w:r>
+      <w:r>
+        <w:rPr>
+          <w:rFonts w:hint="default"/>
+          <w:b w:val="0"/>
+          <w:bCs w:val="0"/>
+          <w:i w:val="0"/>
+          <w:iCs w:val="0"/>
+          <w:color w:val="auto"/>
+          <w:lang w:val="en-US"/>
+        </w:rPr>
+        <w:t xml:space="preserve"> repeat(8,12.5%);</w:t>
+      </w:r>
+    </w:p>
+    <w:p>
+      <w:pPr>
+        <w:rPr>
+          <w:rFonts w:hint="default"/>
+          <w:b w:val="0"/>
+          <w:bCs w:val="0"/>
+          <w:i w:val="0"/>
+          <w:iCs w:val="0"/>
+          <w:color w:val="auto"/>
+          <w:lang w:val="en-US"/>
+        </w:rPr>
+      </w:pPr>
+      <w:r>
+        <w:rPr>
+          <w:rFonts w:hint="default"/>
+          <w:b w:val="0"/>
+          <w:bCs w:val="0"/>
+          <w:i w:val="0"/>
+          <w:iCs w:val="0"/>
+          <w:color w:val="auto"/>
+          <w:lang w:val="en-US"/>
+        </w:rPr>
+        <w:t>grid-template-rows: 100 px auto ;  1fr  2fr;</w:t>
+      </w:r>
+      <w:r>
+        <w:rPr>
+          <w:rFonts w:hint="default"/>
+          <w:b w:val="0"/>
+          <w:bCs w:val="0"/>
+          <w:i w:val="0"/>
+          <w:iCs w:val="0"/>
+          <w:color w:val="auto"/>
+          <w:lang w:val="en-US"/>
+        </w:rPr>
+        <w:tab/>
+      </w:r>
+      <w:r>
+        <w:rPr>
+          <w:rFonts w:hint="default"/>
+          <w:b w:val="0"/>
+          <w:bCs w:val="0"/>
+          <w:i w:val="0"/>
+          <w:iCs w:val="0"/>
+          <w:color w:val="auto"/>
+          <w:lang w:val="en-US"/>
+        </w:rPr>
+        <w:t>repeat(8,12.5%);</w:t>
+      </w:r>
+    </w:p>
+    <w:p>
+      <w:pPr>
+        <w:rPr>
+          <w:rFonts w:hint="default"/>
+          <w:b w:val="0"/>
+          <w:bCs w:val="0"/>
+          <w:i w:val="0"/>
+          <w:iCs w:val="0"/>
+          <w:color w:val="auto"/>
+          <w:lang w:val="en-US"/>
+        </w:rPr>
+      </w:pPr>
+    </w:p>
+    <w:p>
+      <w:pPr>
+        <w:rPr>
+          <w:rFonts w:hint="default"/>
+          <w:b w:val="0"/>
+          <w:bCs w:val="0"/>
+          <w:i w:val="0"/>
+          <w:iCs w:val="0"/>
+          <w:color w:val="auto"/>
+          <w:lang w:val="en-US"/>
+        </w:rPr>
+      </w:pPr>
+      <w:r>
+        <w:rPr>
+          <w:rFonts w:hint="default"/>
+          <w:b w:val="0"/>
+          <w:bCs w:val="0"/>
+          <w:i w:val="0"/>
+          <w:iCs w:val="0"/>
+          <w:color w:val="auto"/>
+          <w:lang w:val="en-US"/>
+        </w:rPr>
+        <w:t>row-template defines height and only fits content when set to auto;</w:t>
+      </w:r>
+    </w:p>
+    <w:p>
+      <w:pPr>
+        <w:rPr>
+          <w:rFonts w:hint="default"/>
+          <w:b w:val="0"/>
+          <w:bCs w:val="0"/>
+          <w:i w:val="0"/>
+          <w:iCs w:val="0"/>
+          <w:color w:val="auto"/>
+          <w:lang w:val="en-US"/>
+        </w:rPr>
+      </w:pPr>
+      <w:r>
+        <w:rPr>
+          <w:rFonts w:hint="default"/>
+          <w:b w:val="0"/>
+          <w:bCs w:val="0"/>
+          <w:i w:val="0"/>
+          <w:iCs w:val="0"/>
+          <w:color w:val="auto"/>
+          <w:lang w:val="en-US"/>
+        </w:rPr>
+        <w:t>columns templa defines width and tries to fill the whole width when set to auto</w:t>
+      </w:r>
+    </w:p>
+    <w:p>
+      <w:pPr>
+        <w:rPr>
+          <w:rFonts w:hint="default"/>
+          <w:b w:val="0"/>
+          <w:bCs w:val="0"/>
+          <w:i w:val="0"/>
+          <w:iCs w:val="0"/>
+          <w:color w:val="auto"/>
+          <w:lang w:val="en-US"/>
+        </w:rPr>
+      </w:pPr>
+    </w:p>
+    <w:p>
+      <w:pPr>
+        <w:rPr>
+          <w:rFonts w:hint="default"/>
+          <w:b w:val="0"/>
+          <w:bCs w:val="0"/>
+          <w:i w:val="0"/>
+          <w:iCs w:val="0"/>
+          <w:color w:val="auto"/>
+          <w:lang w:val="en-US"/>
+        </w:rPr>
+      </w:pPr>
+      <w:r>
+        <w:rPr>
+          <w:rFonts w:hint="default"/>
+          <w:b w:val="0"/>
+          <w:bCs w:val="0"/>
+          <w:i w:val="0"/>
+          <w:iCs w:val="0"/>
+          <w:color w:val="auto"/>
+          <w:lang w:val="en-US"/>
+        </w:rPr>
+        <w:t>fr ; fractional ratios of grids</w:t>
+      </w:r>
+    </w:p>
+    <w:p>
+      <w:pPr>
+        <w:rPr>
+          <w:rFonts w:hint="default"/>
+          <w:b w:val="0"/>
+          <w:bCs w:val="0"/>
+          <w:i w:val="0"/>
+          <w:iCs w:val="0"/>
+          <w:color w:val="auto"/>
+          <w:lang w:val="en-US"/>
+        </w:rPr>
+      </w:pPr>
+      <w:r>
+        <w:rPr>
+          <w:rFonts w:hint="default"/>
+          <w:b w:val="0"/>
+          <w:bCs w:val="0"/>
+          <w:i w:val="0"/>
+          <w:iCs w:val="0"/>
+          <w:color w:val="auto"/>
+          <w:lang w:val="en-US"/>
+        </w:rPr>
+        <w:t>repeat (times , size)</w:t>
+      </w:r>
+    </w:p>
+    <w:p>
+      <w:pPr>
+        <w:rPr>
+          <w:rFonts w:hint="default"/>
+          <w:b w:val="0"/>
+          <w:bCs w:val="0"/>
+          <w:i w:val="0"/>
+          <w:iCs w:val="0"/>
+          <w:color w:val="auto"/>
+          <w:lang w:val="en-US"/>
+        </w:rPr>
+      </w:pPr>
+      <w:r>
+        <w:rPr>
+          <w:rFonts w:hint="default"/>
+          <w:b w:val="0"/>
+          <w:bCs w:val="0"/>
+          <w:i w:val="0"/>
+          <w:iCs w:val="0"/>
+          <w:color w:val="auto"/>
+          <w:lang w:val="en-US"/>
+        </w:rPr>
+        <w:t>200px minmax(400px,600px)</w:t>
+      </w:r>
+    </w:p>
+    <w:p>
+      <w:pPr>
+        <w:rPr>
+          <w:rFonts w:hint="default"/>
+          <w:b w:val="0"/>
+          <w:bCs w:val="0"/>
+          <w:i w:val="0"/>
+          <w:iCs w:val="0"/>
+          <w:color w:val="auto"/>
+          <w:lang w:val="en-US"/>
+        </w:rPr>
+      </w:pPr>
+      <w:r>
+        <w:rPr>
+          <w:rFonts w:hint="default"/>
+          <w:b w:val="0"/>
+          <w:bCs w:val="0"/>
+          <w:i w:val="0"/>
+          <w:iCs w:val="0"/>
+          <w:color w:val="auto"/>
+          <w:lang w:val="en-US"/>
+        </w:rPr>
+        <w:t>grid-auto-row: 300px</w:t>
+      </w:r>
+    </w:p>
+    <w:p>
+      <w:pPr>
+        <w:rPr>
+          <w:rFonts w:hint="default"/>
+          <w:b w:val="0"/>
+          <w:bCs w:val="0"/>
+          <w:i w:val="0"/>
+          <w:iCs w:val="0"/>
+          <w:color w:val="auto"/>
+          <w:lang w:val="en-US"/>
+        </w:rPr>
+      </w:pPr>
+      <w:r>
+        <w:rPr>
+          <w:rFonts w:hint="default"/>
+          <w:b w:val="0"/>
+          <w:bCs w:val="0"/>
+          <w:i w:val="0"/>
+          <w:iCs w:val="0"/>
+          <w:color w:val="auto"/>
+          <w:lang w:val="en-US"/>
+        </w:rPr>
+        <w:t>}</w:t>
+      </w:r>
+    </w:p>
+    <w:p>
+      <w:pPr>
+        <w:rPr>
+          <w:rFonts w:hint="default"/>
+          <w:b w:val="0"/>
+          <w:bCs w:val="0"/>
+          <w:i w:val="0"/>
+          <w:iCs w:val="0"/>
+          <w:color w:val="auto"/>
+          <w:lang w:val="en-US"/>
+        </w:rPr>
+      </w:pPr>
+    </w:p>
+    <w:p>
+      <w:pPr>
+        <w:rPr>
+          <w:rFonts w:hint="default"/>
+          <w:b w:val="0"/>
+          <w:bCs w:val="0"/>
+          <w:i w:val="0"/>
+          <w:iCs w:val="0"/>
+          <w:color w:val="auto"/>
+          <w:lang w:val="en-US"/>
+        </w:rPr>
+      </w:pPr>
+      <w:r>
+        <w:rPr>
+          <w:rFonts w:hint="default"/>
+          <w:b w:val="0"/>
+          <w:bCs w:val="0"/>
+          <w:i w:val="0"/>
+          <w:iCs w:val="0"/>
+          <w:color w:val="auto"/>
+          <w:lang w:val="en-US"/>
+        </w:rPr>
+        <w:t>element{</w:t>
+      </w:r>
+    </w:p>
+    <w:p>
+      <w:pPr>
+        <w:rPr>
+          <w:rFonts w:hint="default"/>
+          <w:b w:val="0"/>
+          <w:bCs w:val="0"/>
+          <w:i w:val="0"/>
+          <w:iCs w:val="0"/>
+          <w:color w:val="auto"/>
+          <w:lang w:val="en-US"/>
+        </w:rPr>
+      </w:pPr>
+      <w:r>
+        <w:rPr>
+          <w:rFonts w:hint="default"/>
+          <w:b w:val="0"/>
+          <w:bCs w:val="0"/>
+          <w:i w:val="0"/>
+          <w:iCs w:val="0"/>
+          <w:color w:val="auto"/>
+          <w:lang w:val="en-US"/>
+        </w:rPr>
+        <w:tab/>
+      </w:r>
+      <w:r>
+        <w:rPr>
+          <w:rFonts w:hint="default"/>
+          <w:b w:val="0"/>
+          <w:bCs w:val="0"/>
+          <w:i w:val="0"/>
+          <w:iCs w:val="0"/>
+          <w:color w:val="auto"/>
+          <w:lang w:val="en-US"/>
+        </w:rPr>
+        <w:t>width:100%</w:t>
+      </w:r>
+    </w:p>
+    <w:p>
+      <w:pPr>
+        <w:rPr>
+          <w:rFonts w:hint="default"/>
+          <w:b w:val="0"/>
+          <w:bCs w:val="0"/>
+          <w:i w:val="0"/>
+          <w:iCs w:val="0"/>
+          <w:color w:val="auto"/>
+          <w:lang w:val="en-US"/>
+        </w:rPr>
+      </w:pPr>
+      <w:r>
+        <w:rPr>
+          <w:rFonts w:hint="default"/>
+          <w:b w:val="0"/>
+          <w:bCs w:val="0"/>
+          <w:i w:val="0"/>
+          <w:iCs w:val="0"/>
+          <w:color w:val="auto"/>
+          <w:lang w:val="en-US"/>
+        </w:rPr>
+        <w:tab/>
+      </w:r>
+      <w:r>
+        <w:rPr>
+          <w:rFonts w:hint="default"/>
+          <w:b w:val="0"/>
+          <w:bCs w:val="0"/>
+          <w:i w:val="0"/>
+          <w:iCs w:val="0"/>
+          <w:color w:val="auto"/>
+          <w:lang w:val="en-US"/>
+        </w:rPr>
+        <w:t>height: auto</w:t>
+      </w:r>
+    </w:p>
+    <w:p>
+      <w:pPr>
+        <w:rPr>
+          <w:rFonts w:hint="default"/>
+          <w:b w:val="0"/>
+          <w:bCs w:val="0"/>
+          <w:i w:val="0"/>
+          <w:iCs w:val="0"/>
+          <w:color w:val="auto"/>
+          <w:lang w:val="en-US"/>
+        </w:rPr>
+      </w:pPr>
+      <w:r>
+        <w:rPr>
+          <w:rFonts w:hint="default"/>
+          <w:b w:val="0"/>
+          <w:bCs w:val="0"/>
+          <w:i w:val="0"/>
+          <w:iCs w:val="0"/>
+          <w:color w:val="auto"/>
+          <w:lang w:val="en-US"/>
+        </w:rPr>
+        <w:tab/>
+      </w:r>
+      <w:r>
+        <w:rPr>
+          <w:rFonts w:hint="default"/>
+          <w:b w:val="0"/>
+          <w:bCs w:val="0"/>
+          <w:i w:val="0"/>
+          <w:iCs w:val="0"/>
+          <w:color w:val="auto"/>
+          <w:lang w:val="en-US"/>
+        </w:rPr>
+        <w:t>aspect-ratio: 1/1;</w:t>
+      </w:r>
+    </w:p>
+    <w:p>
+      <w:pPr>
+        <w:rPr>
+          <w:rFonts w:hint="default"/>
+          <w:b w:val="0"/>
+          <w:bCs w:val="0"/>
+          <w:i w:val="0"/>
+          <w:iCs w:val="0"/>
+          <w:color w:val="auto"/>
+          <w:lang w:val="en-US"/>
+        </w:rPr>
+      </w:pPr>
+    </w:p>
+    <w:p>
+      <w:pPr>
+        <w:rPr>
+          <w:rFonts w:hint="default"/>
+          <w:b w:val="0"/>
+          <w:bCs w:val="0"/>
+          <w:i w:val="0"/>
+          <w:iCs w:val="0"/>
+          <w:color w:val="auto"/>
+          <w:lang w:val="en-US"/>
+        </w:rPr>
+      </w:pPr>
+      <w:r>
+        <w:rPr>
+          <w:rFonts w:hint="default"/>
+          <w:b w:val="0"/>
+          <w:bCs w:val="0"/>
+          <w:i w:val="0"/>
+          <w:iCs w:val="0"/>
+          <w:color w:val="auto"/>
+          <w:lang w:val="en-US"/>
+        </w:rPr>
+        <w:tab/>
+      </w:r>
+      <w:r>
+        <w:rPr>
+          <w:rFonts w:hint="default"/>
+          <w:b w:val="0"/>
+          <w:bCs w:val="0"/>
+          <w:i w:val="0"/>
+          <w:iCs w:val="0"/>
+          <w:color w:val="auto"/>
+          <w:lang w:val="en-US"/>
+        </w:rPr>
+        <w:t>grid-column: span 2;</w:t>
+      </w:r>
+    </w:p>
+    <w:p>
+      <w:pPr>
+        <w:rPr>
+          <w:rFonts w:hint="default"/>
+          <w:b w:val="0"/>
+          <w:bCs w:val="0"/>
+          <w:i w:val="0"/>
+          <w:iCs w:val="0"/>
+          <w:color w:val="auto"/>
+          <w:lang w:val="en-US"/>
+        </w:rPr>
+      </w:pPr>
+    </w:p>
+    <w:p>
+      <w:pPr>
+        <w:rPr>
+          <w:rFonts w:hint="default"/>
+          <w:b w:val="0"/>
+          <w:bCs w:val="0"/>
+          <w:i w:val="0"/>
+          <w:iCs w:val="0"/>
+          <w:color w:val="auto"/>
+          <w:lang w:val="en-US"/>
+        </w:rPr>
+      </w:pPr>
+      <w:r>
+        <w:rPr>
+          <w:rFonts w:hint="default"/>
+          <w:b w:val="0"/>
+          <w:bCs w:val="0"/>
+          <w:i w:val="0"/>
+          <w:iCs w:val="0"/>
+          <w:color w:val="auto"/>
+          <w:lang w:val="en-US"/>
+        </w:rPr>
+        <w:tab/>
+      </w:r>
+      <w:r>
+        <w:rPr>
+          <w:rFonts w:hint="default"/>
+          <w:b w:val="0"/>
+          <w:bCs w:val="0"/>
+          <w:i w:val="0"/>
+          <w:iCs w:val="0"/>
+          <w:color w:val="auto"/>
+          <w:lang w:val="en-US"/>
+        </w:rPr>
+        <w:t>grid-column-start: -1;</w:t>
+      </w:r>
+    </w:p>
+    <w:p>
+      <w:pPr>
+        <w:rPr>
+          <w:rFonts w:hint="default"/>
+          <w:b w:val="0"/>
+          <w:bCs w:val="0"/>
+          <w:i w:val="0"/>
+          <w:iCs w:val="0"/>
+          <w:color w:val="auto"/>
+          <w:lang w:val="en-US"/>
+        </w:rPr>
+      </w:pPr>
+      <w:r>
+        <w:rPr>
+          <w:rFonts w:hint="default"/>
+          <w:b w:val="0"/>
+          <w:bCs w:val="0"/>
+          <w:i w:val="0"/>
+          <w:iCs w:val="0"/>
+          <w:color w:val="auto"/>
+          <w:lang w:val="en-US"/>
+        </w:rPr>
+        <w:tab/>
+      </w:r>
+      <w:r>
+        <w:rPr>
+          <w:rFonts w:hint="default"/>
+          <w:b w:val="0"/>
+          <w:bCs w:val="0"/>
+          <w:i w:val="0"/>
+          <w:iCs w:val="0"/>
+          <w:color w:val="auto"/>
+          <w:lang w:val="en-US"/>
+        </w:rPr>
+        <w:t>grid-column-start: auto;</w:t>
+      </w:r>
+    </w:p>
+    <w:p>
+      <w:pPr>
+        <w:ind w:firstLine="720" w:firstLineChars="0"/>
+        <w:rPr>
+          <w:rFonts w:hint="default"/>
+          <w:b w:val="0"/>
+          <w:bCs w:val="0"/>
+          <w:i w:val="0"/>
+          <w:iCs w:val="0"/>
+          <w:color w:val="auto"/>
+          <w:lang w:val="en-US"/>
+        </w:rPr>
+      </w:pPr>
+      <w:r>
+        <w:rPr>
+          <w:rFonts w:hint="default"/>
+          <w:b w:val="0"/>
+          <w:bCs w:val="0"/>
+          <w:i w:val="0"/>
+          <w:iCs w:val="0"/>
+          <w:color w:val="auto"/>
+          <w:lang w:val="en-US"/>
+        </w:rPr>
+        <w:t>grid-row-start:3</w:t>
+      </w:r>
+    </w:p>
+    <w:p>
+      <w:pPr>
+        <w:ind w:firstLine="720" w:firstLineChars="0"/>
+        <w:rPr>
+          <w:rFonts w:hint="default"/>
+          <w:b w:val="0"/>
+          <w:bCs w:val="0"/>
+          <w:i w:val="0"/>
+          <w:iCs w:val="0"/>
+          <w:color w:val="auto"/>
+          <w:lang w:val="en-US"/>
+        </w:rPr>
+      </w:pPr>
+      <w:r>
+        <w:rPr>
+          <w:rFonts w:hint="default"/>
+          <w:b w:val="0"/>
+          <w:bCs w:val="0"/>
+          <w:i w:val="0"/>
+          <w:iCs w:val="0"/>
+          <w:color w:val="auto"/>
+          <w:lang w:val="en-US"/>
+        </w:rPr>
+        <w:t>grid-row-start:4</w:t>
+      </w:r>
+    </w:p>
+    <w:p>
+      <w:pPr>
+        <w:ind w:firstLine="720" w:firstLineChars="0"/>
+        <w:rPr>
+          <w:rFonts w:hint="default"/>
+          <w:b w:val="0"/>
+          <w:bCs w:val="0"/>
+          <w:i w:val="0"/>
+          <w:iCs w:val="0"/>
+          <w:color w:val="auto"/>
+          <w:lang w:val="en-US"/>
+        </w:rPr>
+      </w:pPr>
+    </w:p>
+    <w:p>
+      <w:pPr>
+        <w:ind w:firstLine="720" w:firstLineChars="0"/>
+        <w:rPr>
+          <w:rFonts w:hint="default"/>
+          <w:b w:val="0"/>
+          <w:bCs w:val="0"/>
+          <w:i w:val="0"/>
+          <w:iCs w:val="0"/>
+          <w:color w:val="auto"/>
+          <w:lang w:val="en-US"/>
+        </w:rPr>
+      </w:pPr>
+    </w:p>
+    <w:p>
+      <w:pPr>
+        <w:ind w:firstLine="720" w:firstLineChars="0"/>
+        <w:rPr>
+          <w:rFonts w:hint="default"/>
+          <w:b w:val="0"/>
+          <w:bCs w:val="0"/>
+          <w:i w:val="0"/>
+          <w:iCs w:val="0"/>
+          <w:color w:val="auto"/>
+          <w:lang w:val="en-US"/>
+        </w:rPr>
+      </w:pPr>
+      <w:r>
+        <w:rPr>
+          <w:rFonts w:hint="default"/>
+          <w:b w:val="0"/>
+          <w:bCs w:val="0"/>
+          <w:i w:val="0"/>
+          <w:iCs w:val="0"/>
+          <w:color w:val="auto"/>
+          <w:lang w:val="en-US"/>
+        </w:rPr>
+        <w:t>grid-area: 2/1/3/3</w:t>
+      </w:r>
+    </w:p>
+    <w:p>
+      <w:pPr>
+        <w:rPr>
+          <w:rFonts w:hint="default"/>
+          <w:b w:val="0"/>
+          <w:bCs w:val="0"/>
+          <w:i w:val="0"/>
+          <w:iCs w:val="0"/>
+          <w:color w:val="auto"/>
+          <w:lang w:val="en-US"/>
+        </w:rPr>
+      </w:pPr>
+    </w:p>
+    <w:p>
+      <w:pPr>
+        <w:rPr>
+          <w:rFonts w:hint="default"/>
+          <w:b w:val="0"/>
+          <w:bCs w:val="0"/>
+          <w:i w:val="0"/>
+          <w:iCs w:val="0"/>
+          <w:color w:val="auto"/>
+          <w:lang w:val="en-US"/>
+        </w:rPr>
+      </w:pPr>
+    </w:p>
+    <w:p>
+      <w:pPr>
+        <w:rPr>
+          <w:rFonts w:hint="default"/>
+          <w:b w:val="0"/>
+          <w:bCs w:val="0"/>
+          <w:i w:val="0"/>
+          <w:iCs w:val="0"/>
+          <w:color w:val="auto"/>
+          <w:lang w:val="en-US"/>
+        </w:rPr>
+      </w:pPr>
+    </w:p>
+    <w:p>
+      <w:pPr>
+        <w:rPr>
+          <w:rFonts w:hint="default"/>
+          <w:b w:val="0"/>
+          <w:bCs w:val="0"/>
+          <w:i w:val="0"/>
+          <w:iCs w:val="0"/>
+          <w:color w:val="auto"/>
+          <w:lang w:val="en-US"/>
+        </w:rPr>
+      </w:pPr>
+      <w:r>
+        <w:rPr>
+          <w:rFonts w:hint="default"/>
+          <w:b w:val="0"/>
+          <w:bCs w:val="0"/>
+          <w:i w:val="0"/>
+          <w:iCs w:val="0"/>
+          <w:color w:val="auto"/>
+          <w:lang w:val="en-US"/>
+        </w:rPr>
+        <w:tab/>
+      </w:r>
+    </w:p>
+    <w:p>
+      <w:pPr>
+        <w:rPr>
+          <w:rFonts w:hint="default"/>
+          <w:b w:val="0"/>
+          <w:bCs w:val="0"/>
+          <w:i w:val="0"/>
+          <w:iCs w:val="0"/>
+          <w:color w:val="auto"/>
+          <w:lang w:val="en-US"/>
+        </w:rPr>
+      </w:pPr>
+      <w:r>
+        <w:rPr>
+          <w:rFonts w:hint="default"/>
+          <w:b w:val="0"/>
+          <w:bCs w:val="0"/>
+          <w:i w:val="0"/>
+          <w:iCs w:val="0"/>
+          <w:color w:val="auto"/>
+          <w:lang w:val="en-US"/>
+        </w:rPr>
+        <w:t>}</w:t>
+      </w:r>
+    </w:p>
+    <w:p>
+      <w:pPr>
+        <w:rPr>
+          <w:rFonts w:hint="default"/>
+          <w:b w:val="0"/>
+          <w:bCs w:val="0"/>
+          <w:i w:val="0"/>
+          <w:iCs w:val="0"/>
+          <w:color w:val="auto"/>
+          <w:lang w:val="en-US"/>
+        </w:rPr>
+      </w:pPr>
+    </w:p>
+    <w:p>
+      <w:pPr>
+        <w:rPr>
+          <w:rFonts w:hint="default"/>
+          <w:b w:val="0"/>
+          <w:bCs w:val="0"/>
+          <w:i w:val="0"/>
+          <w:iCs w:val="0"/>
+          <w:color w:val="auto"/>
+          <w:lang w:val="en-US"/>
+        </w:rPr>
+      </w:pPr>
+    </w:p>
+    <w:p>
+      <w:pPr>
+        <w:rPr>
+          <w:rFonts w:hint="default"/>
+          <w:b w:val="0"/>
+          <w:bCs w:val="0"/>
+          <w:i w:val="0"/>
+          <w:iCs w:val="0"/>
+          <w:color w:val="auto"/>
+          <w:lang w:val="en-US"/>
+        </w:rPr>
+      </w:pPr>
+    </w:p>
+    <w:p>
+      <w:pPr>
+        <w:rPr>
+          <w:rFonts w:hint="default"/>
+          <w:b w:val="0"/>
+          <w:bCs w:val="0"/>
+          <w:i w:val="0"/>
+          <w:iCs w:val="0"/>
+          <w:color w:val="auto"/>
+          <w:lang w:val="en-US"/>
+        </w:rPr>
+      </w:pPr>
+    </w:p>
+    <w:p>
+      <w:pPr>
+        <w:rPr>
+          <w:rFonts w:hint="default"/>
+          <w:b w:val="0"/>
+          <w:bCs w:val="0"/>
+          <w:i w:val="0"/>
+          <w:iCs w:val="0"/>
+          <w:color w:val="auto"/>
+          <w:lang w:val="en-US"/>
+        </w:rPr>
+      </w:pPr>
+    </w:p>
+    <w:p>
+      <w:pPr>
+        <w:rPr>
+          <w:rFonts w:hint="default"/>
+          <w:b w:val="0"/>
+          <w:bCs w:val="0"/>
+          <w:i w:val="0"/>
+          <w:iCs w:val="0"/>
+          <w:color w:val="auto"/>
+          <w:lang w:val="en-US"/>
+        </w:rPr>
+      </w:pPr>
+    </w:p>
+    <w:p>
+      <w:pPr>
+        <w:rPr>
+          <w:rFonts w:hint="default"/>
+          <w:b w:val="0"/>
+          <w:bCs w:val="0"/>
+          <w:i w:val="0"/>
+          <w:iCs w:val="0"/>
+          <w:color w:val="auto"/>
+          <w:lang w:val="en-US"/>
+        </w:rPr>
+      </w:pPr>
+    </w:p>
+    <w:p>
+      <w:pPr>
+        <w:rPr>
+          <w:rFonts w:hint="default"/>
+          <w:b w:val="0"/>
+          <w:bCs w:val="0"/>
+          <w:i w:val="0"/>
+          <w:iCs w:val="0"/>
+          <w:color w:val="auto"/>
+          <w:lang w:val="en-US"/>
+        </w:rPr>
+      </w:pPr>
+    </w:p>
+    <w:p>
+      <w:pPr>
+        <w:rPr>
+          <w:rFonts w:hint="default"/>
+          <w:b w:val="0"/>
+          <w:bCs w:val="0"/>
+          <w:i w:val="0"/>
+          <w:iCs w:val="0"/>
+          <w:color w:val="auto"/>
+          <w:lang w:val="en-US"/>
+        </w:rPr>
+      </w:pPr>
+    </w:p>
+    <w:p>
+      <w:pPr>
+        <w:rPr>
+          <w:rFonts w:hint="default"/>
+          <w:b w:val="0"/>
+          <w:bCs w:val="0"/>
+          <w:i w:val="0"/>
+          <w:iCs w:val="0"/>
+          <w:color w:val="auto"/>
+          <w:lang w:val="en-US"/>
+        </w:rPr>
+      </w:pPr>
+    </w:p>
+    <w:p>
+      <w:pPr>
+        <w:rPr>
+          <w:rFonts w:hint="default"/>
+          <w:b w:val="0"/>
+          <w:bCs w:val="0"/>
+          <w:i w:val="0"/>
+          <w:iCs w:val="0"/>
+          <w:color w:val="auto"/>
+          <w:lang w:val="en-US"/>
+        </w:rPr>
+      </w:pPr>
+    </w:p>
+    <w:p>
+      <w:pPr>
+        <w:rPr>
+          <w:rFonts w:hint="default"/>
+          <w:b w:val="0"/>
+          <w:bCs w:val="0"/>
+          <w:i w:val="0"/>
+          <w:iCs w:val="0"/>
+          <w:color w:val="auto"/>
+          <w:lang w:val="en-US"/>
+        </w:rPr>
+      </w:pPr>
+      <w:r>
+        <w:rPr>
+          <w:rFonts w:hint="default"/>
+          <w:b w:val="0"/>
+          <w:bCs w:val="0"/>
+          <w:i w:val="0"/>
+          <w:iCs w:val="0"/>
+          <w:color w:val="auto"/>
+          <w:lang w:val="en-US"/>
+        </w:rPr>
+        <w:t>JAVASCRIPT</w:t>
+      </w:r>
+    </w:p>
+    <w:p>
+      <w:pPr>
+        <w:rPr>
+          <w:rFonts w:hint="default"/>
+          <w:b w:val="0"/>
+          <w:bCs w:val="0"/>
+          <w:i w:val="0"/>
+          <w:iCs w:val="0"/>
+          <w:color w:val="auto"/>
+          <w:lang w:val="en-US"/>
+        </w:rPr>
+      </w:pPr>
+    </w:p>
+    <w:p>
+      <w:pPr>
+        <w:rPr>
+          <w:rFonts w:hint="default"/>
+          <w:b w:val="0"/>
+          <w:bCs w:val="0"/>
+          <w:i w:val="0"/>
+          <w:iCs w:val="0"/>
+          <w:color w:val="auto"/>
+          <w:lang w:val="en-US"/>
+        </w:rPr>
+      </w:pPr>
+      <w:r>
+        <w:rPr>
+          <w:rFonts w:hint="default"/>
+          <w:b w:val="0"/>
+          <w:bCs w:val="0"/>
+          <w:i w:val="0"/>
+          <w:iCs w:val="0"/>
+          <w:color w:val="auto"/>
+          <w:lang w:val="en-US"/>
+        </w:rPr>
+        <w:t>It is an interpreted language used to add functionality to HTML.</w:t>
+      </w:r>
+    </w:p>
+    <w:p>
+      <w:pPr>
+        <w:rPr>
+          <w:rFonts w:hint="default"/>
+          <w:b w:val="0"/>
+          <w:bCs w:val="0"/>
+          <w:i w:val="0"/>
+          <w:iCs w:val="0"/>
+          <w:color w:val="auto"/>
+          <w:lang w:val="en-US"/>
+        </w:rPr>
+      </w:pPr>
+    </w:p>
+    <w:p>
+      <w:pPr>
+        <w:rPr>
+          <w:rFonts w:hint="default"/>
+          <w:b w:val="0"/>
+          <w:bCs w:val="0"/>
+          <w:i w:val="0"/>
+          <w:iCs w:val="0"/>
+          <w:color w:val="auto"/>
+          <w:lang w:val="en-US"/>
+        </w:rPr>
+      </w:pPr>
+      <w:r>
+        <w:rPr>
+          <w:rFonts w:hint="default"/>
+          <w:b/>
+          <w:bCs/>
+          <w:i/>
+          <w:iCs/>
+          <w:color w:val="auto"/>
+          <w:lang w:val="en-US"/>
+        </w:rPr>
+        <w:t>alert</w:t>
+      </w:r>
+      <w:r>
+        <w:rPr>
+          <w:rFonts w:hint="default"/>
+          <w:b w:val="0"/>
+          <w:bCs w:val="0"/>
+          <w:i w:val="0"/>
+          <w:iCs w:val="0"/>
+          <w:color w:val="auto"/>
+          <w:lang w:val="en-US"/>
+        </w:rPr>
+        <w:t>(‘Hello’);</w:t>
+      </w:r>
+    </w:p>
+    <w:p>
+      <w:pPr>
+        <w:rPr>
+          <w:rFonts w:hint="default"/>
+          <w:b w:val="0"/>
+          <w:bCs w:val="0"/>
+          <w:i w:val="0"/>
+          <w:iCs w:val="0"/>
+          <w:color w:val="auto"/>
+          <w:lang w:val="en-US"/>
+        </w:rPr>
+      </w:pPr>
+      <w:r>
+        <w:rPr>
+          <w:rFonts w:hint="default"/>
+          <w:b/>
+          <w:bCs/>
+          <w:i/>
+          <w:iCs/>
+          <w:color w:val="auto"/>
+          <w:lang w:val="en-US"/>
+        </w:rPr>
+        <w:t>prompt</w:t>
+      </w:r>
+      <w:r>
+        <w:rPr>
+          <w:rFonts w:hint="default"/>
+          <w:b w:val="0"/>
+          <w:bCs w:val="0"/>
+          <w:i w:val="0"/>
+          <w:iCs w:val="0"/>
+          <w:color w:val="auto"/>
+          <w:lang w:val="en-US"/>
+        </w:rPr>
+        <w:t>(“Make an entry here: ”)</w:t>
+      </w:r>
+    </w:p>
+    <w:p>
+      <w:pPr>
+        <w:rPr>
+          <w:rFonts w:hint="default"/>
+          <w:b w:val="0"/>
+          <w:bCs w:val="0"/>
+          <w:i w:val="0"/>
+          <w:iCs w:val="0"/>
+          <w:color w:val="auto"/>
+          <w:lang w:val="en-US"/>
+        </w:rPr>
+      </w:pPr>
+    </w:p>
+    <w:p>
+      <w:pPr>
+        <w:rPr>
+          <w:rFonts w:hint="default"/>
+          <w:b w:val="0"/>
+          <w:bCs w:val="0"/>
+          <w:i w:val="0"/>
+          <w:iCs w:val="0"/>
+          <w:color w:val="auto"/>
+          <w:lang w:val="en-US"/>
+        </w:rPr>
+      </w:pPr>
+      <w:r>
+        <w:rPr>
+          <w:rFonts w:hint="default"/>
+          <w:b/>
+          <w:bCs/>
+          <w:i/>
+          <w:iCs/>
+          <w:color w:val="auto"/>
+          <w:lang w:val="en-US"/>
+        </w:rPr>
+        <w:t>function</w:t>
+      </w:r>
+      <w:r>
+        <w:rPr>
+          <w:rFonts w:hint="default"/>
+          <w:b w:val="0"/>
+          <w:bCs w:val="0"/>
+          <w:i w:val="0"/>
+          <w:iCs w:val="0"/>
+          <w:color w:val="auto"/>
+          <w:lang w:val="en-US"/>
+        </w:rPr>
+        <w:t xml:space="preserve"> func_name(params){</w:t>
+      </w:r>
+    </w:p>
+    <w:p>
+      <w:pPr>
+        <w:rPr>
+          <w:rFonts w:hint="default"/>
+          <w:b w:val="0"/>
+          <w:bCs w:val="0"/>
+          <w:i w:val="0"/>
+          <w:iCs w:val="0"/>
+          <w:color w:val="auto"/>
+          <w:lang w:val="en-US"/>
+        </w:rPr>
+      </w:pPr>
+      <w:r>
+        <w:rPr>
+          <w:rFonts w:hint="default"/>
+          <w:b w:val="0"/>
+          <w:bCs w:val="0"/>
+          <w:i w:val="0"/>
+          <w:iCs w:val="0"/>
+          <w:color w:val="auto"/>
+          <w:lang w:val="en-US"/>
+        </w:rPr>
+        <w:tab/>
+      </w:r>
+      <w:r>
+        <w:rPr>
+          <w:rFonts w:hint="default"/>
+          <w:b w:val="0"/>
+          <w:bCs w:val="0"/>
+          <w:i w:val="0"/>
+          <w:iCs w:val="0"/>
+          <w:color w:val="auto"/>
+          <w:lang w:val="en-US"/>
+        </w:rPr>
+        <w:t>used to create fuctions</w:t>
+      </w:r>
+    </w:p>
+    <w:p>
+      <w:pPr>
+        <w:rPr>
+          <w:rFonts w:hint="default"/>
+          <w:b w:val="0"/>
+          <w:bCs w:val="0"/>
+          <w:i w:val="0"/>
+          <w:iCs w:val="0"/>
+          <w:color w:val="auto"/>
+          <w:lang w:val="en-US"/>
+        </w:rPr>
+      </w:pPr>
+      <w:r>
+        <w:rPr>
+          <w:rFonts w:hint="default"/>
+          <w:b w:val="0"/>
+          <w:bCs w:val="0"/>
+          <w:i w:val="0"/>
+          <w:iCs w:val="0"/>
+          <w:color w:val="auto"/>
+          <w:lang w:val="en-US"/>
+        </w:rPr>
+        <w:tab/>
+      </w:r>
+      <w:r>
+        <w:rPr>
+          <w:rFonts w:hint="default"/>
+          <w:b/>
+          <w:bCs/>
+          <w:i/>
+          <w:iCs/>
+          <w:color w:val="auto"/>
+          <w:lang w:val="en-US"/>
+        </w:rPr>
+        <w:t xml:space="preserve">return </w:t>
+      </w:r>
+      <w:r>
+        <w:rPr>
+          <w:rFonts w:hint="default"/>
+          <w:b w:val="0"/>
+          <w:bCs w:val="0"/>
+          <w:i w:val="0"/>
+          <w:iCs w:val="0"/>
+          <w:color w:val="auto"/>
+          <w:lang w:val="en-US"/>
+        </w:rPr>
+        <w:t>x;</w:t>
+      </w:r>
+    </w:p>
+    <w:p>
+      <w:pPr>
+        <w:rPr>
+          <w:rFonts w:hint="default"/>
+          <w:b w:val="0"/>
+          <w:bCs w:val="0"/>
+          <w:i w:val="0"/>
+          <w:iCs w:val="0"/>
+          <w:color w:val="auto"/>
+          <w:lang w:val="en-US"/>
+        </w:rPr>
+      </w:pPr>
+      <w:r>
+        <w:rPr>
+          <w:rFonts w:hint="default"/>
+          <w:b w:val="0"/>
+          <w:bCs w:val="0"/>
+          <w:i w:val="0"/>
+          <w:iCs w:val="0"/>
+          <w:color w:val="auto"/>
+          <w:lang w:val="en-US"/>
+        </w:rPr>
+        <w:t>}</w:t>
+      </w:r>
+    </w:p>
+    <w:p>
+      <w:pPr>
+        <w:rPr>
+          <w:rFonts w:hint="default"/>
+          <w:b w:val="0"/>
+          <w:bCs w:val="0"/>
+          <w:i w:val="0"/>
+          <w:iCs w:val="0"/>
+          <w:color w:val="auto"/>
+          <w:lang w:val="en-US"/>
+        </w:rPr>
+      </w:pPr>
+    </w:p>
+    <w:p>
+      <w:pPr>
+        <w:rPr>
+          <w:rFonts w:hint="default"/>
+          <w:b w:val="0"/>
+          <w:bCs w:val="0"/>
+          <w:i w:val="0"/>
+          <w:iCs w:val="0"/>
+          <w:color w:val="auto"/>
+          <w:lang w:val="en-US"/>
+        </w:rPr>
+      </w:pPr>
+      <w:r>
+        <w:rPr>
+          <w:rFonts w:hint="default"/>
+          <w:b w:val="0"/>
+          <w:bCs w:val="0"/>
+          <w:i w:val="0"/>
+          <w:iCs w:val="0"/>
+          <w:color w:val="auto"/>
+          <w:lang w:val="en-US"/>
+        </w:rPr>
+        <w:t>var some_variable;</w:t>
+      </w:r>
+    </w:p>
+    <w:p>
+      <w:pPr>
+        <w:rPr>
+          <w:rFonts w:hint="default"/>
+          <w:b w:val="0"/>
+          <w:bCs w:val="0"/>
+          <w:i w:val="0"/>
+          <w:iCs w:val="0"/>
+          <w:color w:val="auto"/>
+          <w:lang w:val="en-US"/>
+        </w:rPr>
+      </w:pPr>
+      <w:r>
+        <w:rPr>
+          <w:rFonts w:hint="default"/>
+          <w:b w:val="0"/>
+          <w:bCs w:val="0"/>
+          <w:i w:val="0"/>
+          <w:iCs w:val="0"/>
+          <w:color w:val="auto"/>
+          <w:lang w:val="en-US"/>
+        </w:rPr>
+        <w:t>name.</w:t>
+      </w:r>
+      <w:r>
+        <w:rPr>
+          <w:rFonts w:hint="default"/>
+          <w:b/>
+          <w:bCs/>
+          <w:i/>
+          <w:iCs/>
+          <w:color w:val="auto"/>
+          <w:lang w:val="en-US"/>
+        </w:rPr>
+        <w:t>toUpper</w:t>
+      </w:r>
+    </w:p>
+    <w:p>
+      <w:pPr>
+        <w:rPr>
+          <w:rFonts w:hint="default"/>
+          <w:b w:val="0"/>
+          <w:bCs w:val="0"/>
+          <w:i w:val="0"/>
+          <w:iCs w:val="0"/>
+          <w:color w:val="auto"/>
+          <w:lang w:val="en-US"/>
+        </w:rPr>
+      </w:pPr>
+    </w:p>
+    <w:p>
+      <w:pPr>
+        <w:rPr>
+          <w:rFonts w:hint="default"/>
+          <w:b w:val="0"/>
+          <w:bCs w:val="0"/>
+          <w:i w:val="0"/>
+          <w:iCs w:val="0"/>
+          <w:color w:val="auto"/>
+          <w:lang w:val="en-US"/>
+        </w:rPr>
+      </w:pPr>
+      <w:r>
+        <w:rPr>
+          <w:rFonts w:hint="default"/>
+          <w:b/>
+          <w:bCs/>
+          <w:i/>
+          <w:iCs/>
+          <w:color w:val="auto"/>
+          <w:lang w:val="en-US"/>
+        </w:rPr>
+        <w:t>console.log</w:t>
+      </w:r>
+      <w:r>
+        <w:rPr>
+          <w:rFonts w:hint="default"/>
+          <w:b w:val="0"/>
+          <w:bCs w:val="0"/>
+          <w:i w:val="0"/>
+          <w:iCs w:val="0"/>
+          <w:color w:val="auto"/>
+          <w:lang w:val="en-US"/>
+        </w:rPr>
+        <w:t>(‘something’)</w:t>
+      </w:r>
+    </w:p>
+    <w:p>
+      <w:pPr>
+        <w:rPr>
+          <w:rFonts w:hint="default"/>
+          <w:b w:val="0"/>
+          <w:bCs w:val="0"/>
+          <w:i w:val="0"/>
+          <w:iCs w:val="0"/>
+          <w:color w:val="auto"/>
+          <w:lang w:val="en-US"/>
+        </w:rPr>
+      </w:pPr>
+    </w:p>
+    <w:p>
+      <w:pPr>
+        <w:rPr>
+          <w:rFonts w:hint="default"/>
+          <w:b w:val="0"/>
+          <w:bCs w:val="0"/>
+          <w:i w:val="0"/>
+          <w:iCs w:val="0"/>
+          <w:color w:val="auto"/>
+          <w:lang w:val="en-US"/>
+        </w:rPr>
+      </w:pPr>
+      <w:r>
+        <w:rPr>
+          <w:rFonts w:hint="default"/>
+          <w:b/>
+          <w:bCs/>
+          <w:i/>
+          <w:iCs/>
+          <w:color w:val="auto"/>
+          <w:lang w:val="en-US"/>
+        </w:rPr>
+        <w:t>typeof</w:t>
+      </w:r>
+      <w:r>
+        <w:rPr>
+          <w:rFonts w:hint="default"/>
+          <w:b w:val="0"/>
+          <w:bCs w:val="0"/>
+          <w:i w:val="0"/>
+          <w:iCs w:val="0"/>
+          <w:color w:val="auto"/>
+          <w:lang w:val="en-US"/>
+        </w:rPr>
+        <w:t>(var);</w:t>
+      </w:r>
+    </w:p>
+    <w:p>
+      <w:pPr>
+        <w:rPr>
+          <w:rFonts w:hint="default"/>
+          <w:b w:val="0"/>
+          <w:bCs w:val="0"/>
+          <w:i w:val="0"/>
+          <w:iCs w:val="0"/>
+          <w:color w:val="auto"/>
+          <w:lang w:val="en-US"/>
+        </w:rPr>
+      </w:pPr>
+    </w:p>
+    <w:p>
+      <w:pPr>
+        <w:rPr>
+          <w:rFonts w:hint="default"/>
+          <w:b w:val="0"/>
+          <w:bCs w:val="0"/>
+          <w:i w:val="0"/>
+          <w:iCs w:val="0"/>
+          <w:color w:val="auto"/>
+          <w:lang w:val="en-US"/>
+        </w:rPr>
+      </w:pPr>
+      <w:r>
+        <w:rPr>
+          <w:rFonts w:hint="default"/>
+          <w:b w:val="0"/>
+          <w:bCs w:val="0"/>
+          <w:i w:val="0"/>
+          <w:iCs w:val="0"/>
+          <w:color w:val="auto"/>
+          <w:lang w:val="en-US"/>
+        </w:rPr>
+        <w:t>Math.random();   1 &gt; n =&gt; 0</w:t>
+      </w:r>
+    </w:p>
+    <w:p>
+      <w:pPr>
+        <w:rPr>
+          <w:rFonts w:hint="default"/>
+          <w:b w:val="0"/>
+          <w:bCs w:val="0"/>
+          <w:i w:val="0"/>
+          <w:iCs w:val="0"/>
+          <w:color w:val="auto"/>
+          <w:lang w:val="en-US"/>
+        </w:rPr>
+      </w:pPr>
+    </w:p>
+    <w:p>
+      <w:pPr>
+        <w:rPr>
+          <w:rFonts w:hint="default"/>
+          <w:b w:val="0"/>
+          <w:bCs w:val="0"/>
+          <w:i w:val="0"/>
+          <w:iCs w:val="0"/>
+          <w:color w:val="auto"/>
+          <w:lang w:val="en-US"/>
+        </w:rPr>
+      </w:pPr>
+      <w:r>
+        <w:rPr>
+          <w:rFonts w:hint="default"/>
+          <w:b/>
+          <w:bCs/>
+          <w:i/>
+          <w:iCs/>
+          <w:color w:val="auto"/>
+          <w:lang w:val="en-US"/>
+        </w:rPr>
+        <w:t xml:space="preserve">if </w:t>
+      </w:r>
+      <w:r>
+        <w:rPr>
+          <w:rFonts w:hint="default"/>
+          <w:b w:val="0"/>
+          <w:bCs w:val="0"/>
+          <w:i w:val="0"/>
+          <w:iCs w:val="0"/>
+          <w:color w:val="auto"/>
+          <w:lang w:val="en-US"/>
+        </w:rPr>
+        <w:t>(condition) { block;}</w:t>
+      </w:r>
+    </w:p>
+    <w:p>
+      <w:pPr>
+        <w:rPr>
+          <w:rFonts w:hint="default"/>
+          <w:b w:val="0"/>
+          <w:bCs w:val="0"/>
+          <w:i w:val="0"/>
+          <w:iCs w:val="0"/>
+          <w:color w:val="auto"/>
+          <w:lang w:val="en-US"/>
+        </w:rPr>
+      </w:pPr>
+      <w:r>
+        <w:rPr>
+          <w:rFonts w:hint="default"/>
+          <w:b/>
+          <w:bCs/>
+          <w:i/>
+          <w:iCs/>
+          <w:color w:val="auto"/>
+          <w:lang w:val="en-US"/>
+        </w:rPr>
+        <w:t xml:space="preserve">else </w:t>
+      </w:r>
+      <w:r>
+        <w:rPr>
+          <w:rFonts w:hint="default"/>
+          <w:b w:val="0"/>
+          <w:bCs w:val="0"/>
+          <w:i w:val="0"/>
+          <w:iCs w:val="0"/>
+          <w:color w:val="auto"/>
+          <w:lang w:val="en-US"/>
+        </w:rPr>
+        <w:t>{ block; }</w:t>
+      </w:r>
+    </w:p>
+    <w:p>
+      <w:pPr>
+        <w:rPr>
+          <w:rFonts w:hint="default"/>
+          <w:b w:val="0"/>
+          <w:bCs w:val="0"/>
+          <w:i w:val="0"/>
+          <w:iCs w:val="0"/>
+          <w:color w:val="auto"/>
+          <w:lang w:val="en-US"/>
+        </w:rPr>
+      </w:pPr>
+    </w:p>
+    <w:p>
+      <w:pPr>
+        <w:rPr>
+          <w:rFonts w:hint="default"/>
+          <w:b w:val="0"/>
+          <w:bCs w:val="0"/>
+          <w:i w:val="0"/>
+          <w:iCs w:val="0"/>
+          <w:color w:val="auto"/>
+          <w:lang w:val="en-US"/>
+        </w:rPr>
+      </w:pPr>
+    </w:p>
+    <w:p>
+      <w:pPr>
+        <w:rPr>
+          <w:rFonts w:hint="default"/>
+          <w:b w:val="0"/>
+          <w:bCs w:val="0"/>
+          <w:i w:val="0"/>
+          <w:iCs w:val="0"/>
+          <w:color w:val="auto"/>
+          <w:lang w:val="en-US"/>
+        </w:rPr>
+      </w:pPr>
+      <w:r>
+        <w:rPr>
+          <w:rFonts w:hint="default"/>
+          <w:b w:val="0"/>
+          <w:bCs w:val="0"/>
+          <w:i w:val="0"/>
+          <w:iCs w:val="0"/>
+          <w:color w:val="auto"/>
+          <w:lang w:val="en-US"/>
+        </w:rPr>
+        <w:t>==</w:t>
+      </w:r>
+      <w:r>
+        <w:rPr>
+          <w:rFonts w:hint="default"/>
+          <w:b w:val="0"/>
+          <w:bCs w:val="0"/>
+          <w:i w:val="0"/>
+          <w:iCs w:val="0"/>
+          <w:color w:val="auto"/>
+          <w:lang w:val="en-US"/>
+        </w:rPr>
+        <w:tab/>
+        <w:t>checks if values are the same</w:t>
+      </w:r>
+    </w:p>
+    <w:p>
+      <w:pPr>
+        <w:rPr>
+          <w:rFonts w:hint="default"/>
+          <w:b w:val="0"/>
+          <w:bCs w:val="0"/>
+          <w:i w:val="0"/>
+          <w:iCs w:val="0"/>
+          <w:color w:val="auto"/>
+          <w:lang w:val="en-US"/>
+        </w:rPr>
+      </w:pPr>
+      <w:r>
+        <w:rPr>
+          <w:rFonts w:hint="default"/>
+          <w:b w:val="0"/>
+          <w:bCs w:val="0"/>
+          <w:i w:val="0"/>
+          <w:iCs w:val="0"/>
+          <w:color w:val="auto"/>
+          <w:lang w:val="en-US"/>
+        </w:rPr>
+        <w:t>===      checks if datatypes and values are the same</w:t>
+      </w:r>
+    </w:p>
+    <w:p>
+      <w:pPr>
+        <w:rPr>
+          <w:rFonts w:hint="default"/>
+          <w:b w:val="0"/>
+          <w:bCs w:val="0"/>
+          <w:i w:val="0"/>
+          <w:iCs w:val="0"/>
+          <w:color w:val="auto"/>
+          <w:lang w:val="en-US"/>
+        </w:rPr>
+      </w:pPr>
+    </w:p>
+    <w:p>
+      <w:pPr>
+        <w:rPr>
+          <w:rFonts w:hint="default"/>
+          <w:b w:val="0"/>
+          <w:bCs w:val="0"/>
+          <w:i w:val="0"/>
+          <w:iCs w:val="0"/>
+          <w:color w:val="auto"/>
+          <w:lang w:val="en-US"/>
+        </w:rPr>
+      </w:pPr>
+      <w:r>
+        <w:rPr>
+          <w:rFonts w:hint="default"/>
+          <w:b w:val="0"/>
+          <w:bCs w:val="0"/>
+          <w:i w:val="0"/>
+          <w:iCs w:val="0"/>
+          <w:color w:val="auto"/>
+          <w:lang w:val="en-US"/>
+        </w:rPr>
+        <w:t>&amp;&amp;</w:t>
+      </w:r>
+      <w:r>
+        <w:rPr>
+          <w:rFonts w:hint="default"/>
+          <w:b w:val="0"/>
+          <w:bCs w:val="0"/>
+          <w:i w:val="0"/>
+          <w:iCs w:val="0"/>
+          <w:color w:val="auto"/>
+          <w:lang w:val="en-US"/>
+        </w:rPr>
+        <w:tab/>
+        <w:t>and</w:t>
+      </w:r>
+    </w:p>
+    <w:p>
+      <w:pPr>
+        <w:rPr>
+          <w:rFonts w:hint="default"/>
+          <w:b w:val="0"/>
+          <w:bCs w:val="0"/>
+          <w:i w:val="0"/>
+          <w:iCs w:val="0"/>
+          <w:color w:val="auto"/>
+          <w:lang w:val="en-US"/>
+        </w:rPr>
+      </w:pPr>
+      <w:r>
+        <w:rPr>
+          <w:rFonts w:hint="default"/>
+          <w:b w:val="0"/>
+          <w:bCs w:val="0"/>
+          <w:i w:val="0"/>
+          <w:iCs w:val="0"/>
+          <w:color w:val="auto"/>
+          <w:lang w:val="en-US"/>
+        </w:rPr>
+        <w:t>||</w:t>
+      </w:r>
+      <w:r>
+        <w:rPr>
+          <w:rFonts w:hint="default"/>
+          <w:b w:val="0"/>
+          <w:bCs w:val="0"/>
+          <w:i w:val="0"/>
+          <w:iCs w:val="0"/>
+          <w:color w:val="auto"/>
+          <w:lang w:val="en-US"/>
+        </w:rPr>
+        <w:tab/>
+        <w:t>or</w:t>
+      </w:r>
+    </w:p>
+    <w:p>
+      <w:pPr>
+        <w:rPr>
+          <w:rFonts w:hint="default"/>
+          <w:b w:val="0"/>
+          <w:bCs w:val="0"/>
+          <w:i w:val="0"/>
+          <w:iCs w:val="0"/>
+          <w:color w:val="auto"/>
+          <w:lang w:val="en-US"/>
+        </w:rPr>
+      </w:pPr>
+      <w:r>
+        <w:rPr>
+          <w:rFonts w:hint="default"/>
+          <w:b w:val="0"/>
+          <w:bCs w:val="0"/>
+          <w:i w:val="0"/>
+          <w:iCs w:val="0"/>
+          <w:color w:val="auto"/>
+          <w:lang w:val="en-US"/>
+        </w:rPr>
+        <w:t>!</w:t>
+      </w:r>
+      <w:r>
+        <w:rPr>
+          <w:rFonts w:hint="default"/>
+          <w:b w:val="0"/>
+          <w:bCs w:val="0"/>
+          <w:i w:val="0"/>
+          <w:iCs w:val="0"/>
+          <w:color w:val="auto"/>
+          <w:lang w:val="en-US"/>
+        </w:rPr>
+        <w:tab/>
+        <w:t>not</w:t>
+      </w:r>
+    </w:p>
+    <w:p>
+      <w:pPr>
+        <w:rPr>
+          <w:rFonts w:hint="default"/>
+          <w:b w:val="0"/>
+          <w:bCs w:val="0"/>
+          <w:i w:val="0"/>
+          <w:iCs w:val="0"/>
+          <w:color w:val="auto"/>
+          <w:lang w:val="en-US"/>
+        </w:rPr>
+      </w:pPr>
+    </w:p>
+    <w:p>
+      <w:pPr>
+        <w:rPr>
+          <w:rFonts w:hint="default"/>
+          <w:b w:val="0"/>
+          <w:bCs w:val="0"/>
+          <w:i w:val="0"/>
+          <w:iCs w:val="0"/>
+          <w:color w:val="auto"/>
+          <w:lang w:val="en-US"/>
+        </w:rPr>
+      </w:pPr>
+    </w:p>
+    <w:p>
+      <w:pPr>
+        <w:rPr>
+          <w:rFonts w:hint="default"/>
+          <w:b/>
+          <w:bCs/>
+          <w:i/>
+          <w:iCs/>
+          <w:color w:val="auto"/>
+          <w:lang w:val="en-US"/>
+        </w:rPr>
+      </w:pPr>
+      <w:r>
+        <w:rPr>
+          <w:rFonts w:hint="default"/>
+          <w:b/>
+          <w:bCs/>
+          <w:i/>
+          <w:iCs/>
+          <w:color w:val="auto"/>
+          <w:lang w:val="en-US"/>
+        </w:rPr>
+        <w:t>arrays</w:t>
+      </w:r>
+    </w:p>
+    <w:p>
+      <w:pPr>
+        <w:rPr>
+          <w:rFonts w:hint="default"/>
+          <w:b w:val="0"/>
+          <w:bCs w:val="0"/>
+          <w:i w:val="0"/>
+          <w:iCs w:val="0"/>
+          <w:color w:val="auto"/>
+          <w:lang w:val="en-US"/>
+        </w:rPr>
+      </w:pPr>
+      <w:r>
+        <w:rPr>
+          <w:rFonts w:hint="default"/>
+          <w:b w:val="0"/>
+          <w:bCs w:val="0"/>
+          <w:i w:val="0"/>
+          <w:iCs w:val="0"/>
+          <w:color w:val="auto"/>
+          <w:lang w:val="en-US"/>
+        </w:rPr>
+        <w:t>var guestlist = [‘Emma’, Pam , James, Lara, Jason];</w:t>
+      </w:r>
+    </w:p>
+    <w:p>
+      <w:pPr>
+        <w:rPr>
+          <w:rFonts w:hint="default"/>
+          <w:b w:val="0"/>
+          <w:bCs w:val="0"/>
+          <w:i w:val="0"/>
+          <w:iCs w:val="0"/>
+          <w:color w:val="auto"/>
+          <w:lang w:val="en-US"/>
+        </w:rPr>
+      </w:pPr>
+      <w:r>
+        <w:rPr>
+          <w:rFonts w:hint="default"/>
+          <w:b w:val="0"/>
+          <w:bCs w:val="0"/>
+          <w:i w:val="0"/>
+          <w:iCs w:val="0"/>
+          <w:color w:val="auto"/>
+          <w:lang w:val="en-US"/>
+        </w:rPr>
+        <w:t>guestlist.length</w:t>
+      </w:r>
+    </w:p>
+    <w:p>
+      <w:pPr>
+        <w:rPr>
+          <w:rFonts w:hint="default"/>
+          <w:b w:val="0"/>
+          <w:bCs w:val="0"/>
+          <w:i w:val="0"/>
+          <w:iCs w:val="0"/>
+          <w:color w:val="auto"/>
+          <w:lang w:val="en-US"/>
+        </w:rPr>
+      </w:pPr>
+      <w:r>
+        <w:rPr>
+          <w:rFonts w:hint="default"/>
+          <w:b w:val="0"/>
+          <w:bCs w:val="0"/>
+          <w:i w:val="0"/>
+          <w:iCs w:val="0"/>
+          <w:color w:val="auto"/>
+          <w:lang w:val="en-US"/>
+        </w:rPr>
+        <w:t>.includes(‘Some_value’)</w:t>
+      </w:r>
       <w:bookmarkStart w:id="0" w:name="_GoBack"/>
       <w:bookmarkEnd w:id="0"/>
-    </w:p>
-    <w:p>
-      <w:pPr>
-        <w:rPr>
-          <w:rFonts w:hint="default"/>
-          <w:lang w:val="en-US"/>
-        </w:rPr>
-      </w:pPr>
-    </w:p>
-    <w:p>
-      <w:pPr>
-        <w:rPr>
-          <w:rFonts w:hint="default" w:ascii="Arial" w:hAnsi="Arial" w:cs="Arial"/>
-          <w:b w:val="0"/>
-          <w:bCs w:val="0"/>
-          <w:sz w:val="24"/>
-          <w:szCs w:val="24"/>
-          <w:lang w:val="en-US"/>
-        </w:rPr>
-      </w:pPr>
-      <w:r>
-        <w:rPr>
-          <w:rFonts w:hint="default" w:ascii="Arial" w:hAnsi="Arial" w:cs="Arial"/>
-          <w:b/>
-          <w:bCs/>
-          <w:sz w:val="24"/>
-          <w:szCs w:val="24"/>
-          <w:lang w:val="en-US"/>
-        </w:rPr>
-        <w:t>Elements with Attributes</w:t>
-      </w:r>
-    </w:p>
-    <w:p>
-      <w:pPr>
-        <w:rPr>
-          <w:rFonts w:hint="default" w:ascii="Arial" w:hAnsi="Arial" w:cs="Arial"/>
-          <w:b w:val="0"/>
-          <w:bCs w:val="0"/>
-          <w:sz w:val="24"/>
-          <w:szCs w:val="24"/>
-          <w:lang w:val="en-US"/>
-        </w:rPr>
-      </w:pPr>
-    </w:p>
-    <w:p>
-      <w:pPr>
-        <w:rPr>
-          <w:rFonts w:hint="default" w:ascii="Arial" w:hAnsi="Arial" w:cs="Arial"/>
-          <w:b w:val="0"/>
-          <w:bCs w:val="0"/>
-          <w:sz w:val="24"/>
-          <w:szCs w:val="24"/>
-          <w:lang w:val="en-US"/>
-        </w:rPr>
-      </w:pPr>
-      <w:r>
-        <w:rPr>
-          <w:rFonts w:hint="default" w:ascii="Arial" w:hAnsi="Arial" w:cs="Arial"/>
-          <w:b w:val="0"/>
-          <w:bCs w:val="0"/>
-          <w:sz w:val="24"/>
-          <w:szCs w:val="24"/>
-          <w:lang w:val="en-US"/>
-        </w:rPr>
-        <w:t>Global attributes are common to every tag eg: draggable</w:t>
-      </w:r>
-    </w:p>
-    <w:p>
-      <w:pPr>
-        <w:rPr>
-          <w:rFonts w:hint="default" w:ascii="Arial" w:hAnsi="Arial" w:cs="Arial"/>
-          <w:b/>
-          <w:bCs/>
-          <w:sz w:val="24"/>
-          <w:szCs w:val="24"/>
-          <w:lang w:val="en-US"/>
-        </w:rPr>
-      </w:pPr>
-    </w:p>
-    <w:p>
-      <w:pPr>
-        <w:rPr>
-          <w:rFonts w:hint="default" w:ascii="Arial" w:hAnsi="Arial" w:cs="Arial"/>
-          <w:b w:val="0"/>
-          <w:bCs w:val="0"/>
-          <w:sz w:val="24"/>
-          <w:szCs w:val="24"/>
-          <w:lang w:val="en-US"/>
-        </w:rPr>
-      </w:pPr>
-      <w:r>
-        <w:rPr>
-          <w:rFonts w:hint="default" w:ascii="Arial" w:hAnsi="Arial" w:cs="Arial"/>
-          <w:b w:val="0"/>
-          <w:bCs w:val="0"/>
-          <w:sz w:val="24"/>
-          <w:szCs w:val="24"/>
-          <w:lang w:val="en-US"/>
-        </w:rPr>
-        <w:t>&lt;tag attribute = value  another attribute = value&gt; Content &lt;/tag&gt;</w:t>
-      </w:r>
-    </w:p>
-    <w:p>
-      <w:pPr>
-        <w:rPr>
-          <w:rFonts w:hint="default" w:ascii="Arial" w:hAnsi="Arial" w:cs="Arial"/>
-          <w:b w:val="0"/>
-          <w:bCs w:val="0"/>
-          <w:sz w:val="24"/>
-          <w:szCs w:val="24"/>
-          <w:lang w:val="en-US"/>
-        </w:rPr>
-      </w:pPr>
-    </w:p>
-    <w:p>
-      <w:pPr>
-        <w:rPr>
-          <w:rFonts w:hint="default" w:ascii="Arial" w:hAnsi="Arial" w:cs="Arial"/>
-          <w:b w:val="0"/>
-          <w:bCs w:val="0"/>
-          <w:sz w:val="24"/>
-          <w:szCs w:val="24"/>
-          <w:lang w:val="en-US"/>
-        </w:rPr>
-      </w:pPr>
-      <w:r>
-        <w:rPr>
-          <w:rFonts w:hint="default" w:ascii="Arial" w:hAnsi="Arial" w:cs="Arial"/>
-          <w:b w:val="0"/>
-          <w:bCs w:val="0"/>
-          <w:sz w:val="24"/>
-          <w:szCs w:val="24"/>
-          <w:lang w:val="en-US"/>
-        </w:rPr>
-        <w:t xml:space="preserve">&lt;a href = “URL”&gt; some link represntation &lt;/a&gt;  </w:t>
-      </w:r>
-      <w:r>
-        <w:rPr>
-          <w:rFonts w:hint="default" w:ascii="Arial" w:hAnsi="Arial" w:cs="Arial"/>
-          <w:b/>
-          <w:bCs/>
-          <w:i/>
-          <w:iCs/>
-          <w:sz w:val="24"/>
-          <w:szCs w:val="24"/>
-          <w:lang w:val="en-US"/>
-        </w:rPr>
-        <w:t>anchor element with href</w:t>
-      </w:r>
-    </w:p>
-    <w:p>
-      <w:pPr>
-        <w:rPr>
-          <w:rFonts w:hint="default" w:ascii="Arial" w:hAnsi="Arial" w:cs="Arial"/>
-          <w:b w:val="0"/>
-          <w:bCs w:val="0"/>
-          <w:sz w:val="24"/>
-          <w:szCs w:val="24"/>
-          <w:lang w:val="en-US"/>
-        </w:rPr>
-      </w:pPr>
-    </w:p>
-    <w:p>
-      <w:pPr>
-        <w:rPr>
-          <w:rFonts w:hint="default" w:ascii="Arial" w:hAnsi="Arial" w:cs="Arial"/>
-          <w:b w:val="0"/>
-          <w:bCs w:val="0"/>
-          <w:sz w:val="24"/>
-          <w:szCs w:val="24"/>
-          <w:lang w:val="en-US"/>
-        </w:rPr>
-      </w:pPr>
-    </w:p>
-    <w:p>
-      <w:pPr>
-        <w:rPr>
-          <w:rFonts w:hint="default" w:ascii="Arial" w:hAnsi="Arial" w:cs="Arial"/>
-          <w:b w:val="0"/>
-          <w:bCs w:val="0"/>
-          <w:sz w:val="24"/>
-          <w:szCs w:val="24"/>
-          <w:lang w:val="en-US"/>
-        </w:rPr>
-      </w:pPr>
-      <w:r>
-        <w:rPr>
-          <w:rFonts w:hint="default" w:ascii="Arial" w:hAnsi="Arial" w:cs="Arial"/>
-          <w:b w:val="0"/>
-          <w:bCs w:val="0"/>
-          <w:sz w:val="24"/>
-          <w:szCs w:val="24"/>
-          <w:lang w:val="en-US"/>
-        </w:rPr>
-        <w:t xml:space="preserve">&lt;ol </w:t>
-      </w:r>
-      <w:r>
-        <w:rPr>
-          <w:rFonts w:hint="default" w:ascii="Arial" w:hAnsi="Arial" w:cs="Arial"/>
-          <w:b/>
-          <w:bCs/>
-          <w:i/>
-          <w:iCs/>
-          <w:sz w:val="24"/>
-          <w:szCs w:val="24"/>
-          <w:lang w:val="en-US"/>
-        </w:rPr>
-        <w:t xml:space="preserve">start = </w:t>
-      </w:r>
-      <w:r>
-        <w:rPr>
-          <w:rFonts w:hint="default" w:ascii="Arial" w:hAnsi="Arial" w:cs="Arial"/>
-          <w:b w:val="0"/>
-          <w:bCs w:val="0"/>
-          <w:sz w:val="24"/>
-          <w:szCs w:val="24"/>
-          <w:lang w:val="en-US"/>
-        </w:rPr>
-        <w:t xml:space="preserve">“5”  </w:t>
-      </w:r>
-      <w:r>
-        <w:rPr>
-          <w:rFonts w:hint="default" w:ascii="Arial" w:hAnsi="Arial" w:cs="Arial"/>
-          <w:b/>
-          <w:bCs/>
-          <w:i/>
-          <w:iCs/>
-          <w:sz w:val="24"/>
-          <w:szCs w:val="24"/>
-          <w:lang w:val="en-US"/>
-        </w:rPr>
-        <w:t>type =</w:t>
-      </w:r>
-      <w:r>
-        <w:rPr>
-          <w:rFonts w:hint="default" w:ascii="Arial" w:hAnsi="Arial" w:cs="Arial"/>
-          <w:b w:val="0"/>
-          <w:bCs w:val="0"/>
-          <w:sz w:val="24"/>
-          <w:szCs w:val="24"/>
-          <w:lang w:val="en-US"/>
-        </w:rPr>
-        <w:t xml:space="preserve"> &gt; &lt;ol/&gt;</w:t>
-      </w:r>
-    </w:p>
-    <w:p>
-      <w:pPr>
-        <w:rPr>
-          <w:rFonts w:hint="default" w:ascii="Arial" w:hAnsi="Arial" w:cs="Arial"/>
-          <w:b w:val="0"/>
-          <w:bCs w:val="0"/>
-          <w:sz w:val="24"/>
-          <w:szCs w:val="24"/>
-          <w:lang w:val="en-US"/>
-        </w:rPr>
-      </w:pPr>
-    </w:p>
-    <w:p>
-      <w:pPr>
-        <w:rPr>
-          <w:rFonts w:hint="default" w:ascii="Arial" w:hAnsi="Arial" w:cs="Arial"/>
-          <w:b w:val="0"/>
-          <w:bCs w:val="0"/>
-          <w:sz w:val="24"/>
-          <w:szCs w:val="24"/>
-          <w:lang w:val="en-US"/>
-        </w:rPr>
-      </w:pPr>
-    </w:p>
-    <w:p>
-      <w:pPr>
-        <w:rPr>
-          <w:rFonts w:hint="default" w:ascii="Arial" w:hAnsi="Arial" w:cs="Arial"/>
-          <w:b w:val="0"/>
-          <w:bCs w:val="0"/>
-          <w:sz w:val="24"/>
-          <w:szCs w:val="24"/>
-          <w:lang w:val="en-US"/>
-        </w:rPr>
-      </w:pPr>
-      <w:r>
-        <w:rPr>
-          <w:rFonts w:hint="default" w:ascii="Arial" w:hAnsi="Arial" w:cs="Arial"/>
-          <w:b w:val="0"/>
-          <w:bCs w:val="0"/>
-          <w:sz w:val="24"/>
-          <w:szCs w:val="24"/>
-          <w:lang w:val="en-US"/>
-        </w:rPr>
-        <w:t>&lt;img</w:t>
-      </w:r>
-      <w:r>
-        <w:rPr>
-          <w:rFonts w:hint="default" w:ascii="Arial" w:hAnsi="Arial" w:cs="Arial"/>
-          <w:b/>
-          <w:bCs/>
-          <w:i/>
-          <w:iCs/>
-          <w:sz w:val="24"/>
-          <w:szCs w:val="24"/>
-          <w:lang w:val="en-US"/>
-        </w:rPr>
-        <w:t xml:space="preserve"> src =</w:t>
-      </w:r>
-      <w:r>
-        <w:rPr>
-          <w:rFonts w:hint="default" w:ascii="Arial" w:hAnsi="Arial" w:cs="Arial"/>
-          <w:b w:val="0"/>
-          <w:bCs w:val="0"/>
-          <w:sz w:val="24"/>
-          <w:szCs w:val="24"/>
-          <w:lang w:val="en-US"/>
-        </w:rPr>
-        <w:t xml:space="preserve"> “URL picsum photos” </w:t>
-      </w:r>
-      <w:r>
-        <w:rPr>
-          <w:rFonts w:hint="default" w:ascii="Arial" w:hAnsi="Arial" w:cs="Arial"/>
-          <w:b/>
-          <w:bCs/>
-          <w:i/>
-          <w:iCs/>
-          <w:sz w:val="24"/>
-          <w:szCs w:val="24"/>
-          <w:lang w:val="en-US"/>
-        </w:rPr>
-        <w:t>alt =</w:t>
-      </w:r>
-      <w:r>
-        <w:rPr>
-          <w:rFonts w:hint="default" w:ascii="Arial" w:hAnsi="Arial" w:cs="Arial"/>
-          <w:b w:val="0"/>
-          <w:bCs w:val="0"/>
-          <w:sz w:val="24"/>
-          <w:szCs w:val="24"/>
-          <w:lang w:val="en-US"/>
-        </w:rPr>
-        <w:t xml:space="preserve"> “alternate text description”/&gt;</w:t>
-      </w:r>
-    </w:p>
-    <w:p>
-      <w:pPr>
-        <w:rPr>
-          <w:rFonts w:hint="default" w:ascii="Arial" w:hAnsi="Arial" w:cs="Arial"/>
-          <w:b w:val="0"/>
-          <w:bCs w:val="0"/>
-          <w:sz w:val="24"/>
-          <w:szCs w:val="24"/>
-          <w:lang w:val="en-US"/>
-        </w:rPr>
-      </w:pPr>
-    </w:p>
-    <w:p>
-      <w:pPr>
-        <w:rPr>
-          <w:rFonts w:hint="default" w:ascii="Arial" w:hAnsi="Arial" w:cs="Arial"/>
-          <w:b w:val="0"/>
-          <w:bCs w:val="0"/>
-          <w:sz w:val="24"/>
-          <w:szCs w:val="24"/>
-          <w:lang w:val="en-US"/>
-        </w:rPr>
-      </w:pPr>
     </w:p>
     <w:sectPr>
       <w:pgSz w:w="11906" w:h="16838"/>
@@ -1875,12 +10039,77 @@
 </w:document>
 </file>
 
+<file path=word/numbering.xml><?xml version="1.0" encoding="utf-8"?>
+<w:numbering xmlns:wpc="http://schemas.microsoft.com/office/word/2010/wordprocessingCanvas" xmlns:mc="http://schemas.openxmlformats.org/markup-compatibility/2006" xmlns:o="urn:schemas-microsoft-com:office:office" xmlns:r="http://schemas.openxmlformats.org/officeDocument/2006/relationships" xmlns:m="http://schemas.openxmlformats.org/officeDocument/2006/math" xmlns:v="urn:schemas-microsoft-com:vml" xmlns:wp14="http://schemas.microsoft.com/office/word/2010/wordprocessingDrawing" xmlns:wp="http://schemas.openxmlformats.org/drawingml/2006/wordprocessingDrawing" xmlns:w10="urn:schemas-microsoft-com:office:word" xmlns:w="http://schemas.openxmlformats.org/wordprocessingml/2006/main" xmlns:w14="http://schemas.microsoft.com/office/word/2010/wordml" xmlns:wpg="http://schemas.microsoft.com/office/word/2010/wordprocessingGroup" xmlns:wpi="http://schemas.microsoft.com/office/word/2010/wordprocessingInk" xmlns:wne="http://schemas.microsoft.com/office/word/2006/wordml" xmlns:wps="http://schemas.microsoft.com/office/word/2010/wordprocessingShape" xmlns:wpsCustomData="http://www.wps.cn/officeDocument/2013/wpsCustomData" mc:Ignorable="w14 wp14">
+  <w:abstractNum w:abstractNumId="0">
+    <w:nsid w:val="8AC81D94"/>
+    <w:multiLevelType w:val="singleLevel"/>
+    <w:tmpl w:val="8AC81D94"/>
+    <w:lvl w:ilvl="0" w:tentative="0">
+      <w:start w:val="1"/>
+      <w:numFmt w:val="decimal"/>
+      <w:suff w:val="space"/>
+      <w:lvlText w:val="%1."/>
+      <w:lvlJc w:val="left"/>
+    </w:lvl>
+  </w:abstractNum>
+  <w:abstractNum w:abstractNumId="1">
+    <w:nsid w:val="8C51E53E"/>
+    <w:multiLevelType w:val="singleLevel"/>
+    <w:tmpl w:val="8C51E53E"/>
+    <w:lvl w:ilvl="0" w:tentative="0">
+      <w:start w:val="26"/>
+      <w:numFmt w:val="upperLetter"/>
+      <w:suff w:val="nothing"/>
+      <w:lvlText w:val="%1-"/>
+      <w:lvlJc w:val="left"/>
+    </w:lvl>
+  </w:abstractNum>
+  <w:abstractNum w:abstractNumId="2">
+    <w:nsid w:val="926F2EE9"/>
+    <w:multiLevelType w:val="singleLevel"/>
+    <w:tmpl w:val="926F2EE9"/>
+    <w:lvl w:ilvl="0" w:tentative="0">
+      <w:start w:val="1"/>
+      <w:numFmt w:val="decimal"/>
+      <w:suff w:val="space"/>
+      <w:lvlText w:val="%1."/>
+      <w:lvlJc w:val="left"/>
+    </w:lvl>
+  </w:abstractNum>
+  <w:abstractNum w:abstractNumId="3">
+    <w:nsid w:val="3CB89151"/>
+    <w:multiLevelType w:val="singleLevel"/>
+    <w:tmpl w:val="3CB89151"/>
+    <w:lvl w:ilvl="0" w:tentative="0">
+      <w:start w:val="1"/>
+      <w:numFmt w:val="decimal"/>
+      <w:suff w:val="space"/>
+      <w:lvlText w:val="%1."/>
+      <w:lvlJc w:val="left"/>
+    </w:lvl>
+  </w:abstractNum>
+  <w:num w:numId="1">
+    <w:abstractNumId w:val="0"/>
+  </w:num>
+  <w:num w:numId="2">
+    <w:abstractNumId w:val="2"/>
+  </w:num>
+  <w:num w:numId="3">
+    <w:abstractNumId w:val="1"/>
+  </w:num>
+  <w:num w:numId="4">
+    <w:abstractNumId w:val="3"/>
+  </w:num>
+</w:numbering>
+</file>
+
 <file path=word/styles.xml><?xml version="1.0" encoding="utf-8"?>
 <w:styles xmlns:mc="http://schemas.openxmlformats.org/markup-compatibility/2006" xmlns:o="urn:schemas-microsoft-com:office:office" xmlns:r="http://schemas.openxmlformats.org/officeDocument/2006/relationships" xmlns:m="http://schemas.openxmlformats.org/officeDocument/2006/math" xmlns:v="urn:schemas-microsoft-com:vml" xmlns:w="http://schemas.openxmlformats.org/wordprocessingml/2006/main" xmlns:w14="http://schemas.microsoft.com/office/word/2010/wordml" xmlns:w10="urn:schemas-microsoft-com:office:word" xmlns:sl="http://schemas.openxmlformats.org/schemaLibrary/2006/main" xmlns:wpsCustomData="http://www.wps.cn/officeDocument/2013/wpsCustomData" mc:Ignorable="w14">
   <w:docDefaults>
     <w:rPrDefault>
       <w:rPr>
-        <w:rFonts w:asciiTheme="minorHAnsi" w:hAnsiTheme="minorHAnsi" w:eastAsiaTheme="minorEastAsia" w:cstheme="minorBidi"/>
+        <w:rFonts w:ascii="Times New Roman" w:hAnsi="Times New Roman" w:eastAsia="SimSun" w:cs="Times New Roman"/>
       </w:rPr>
     </w:rPrDefault>
     <w:pPrDefault/>
@@ -1951,7 +10180,7 @@
     <w:lsdException w:qFormat="1" w:unhideWhenUsed="0" w:uiPriority="0" w:semiHidden="0" w:name="Title"/>
     <w:lsdException w:unhideWhenUsed="0" w:uiPriority="0" w:semiHidden="0" w:name="Closing"/>
     <w:lsdException w:unhideWhenUsed="0" w:uiPriority="0" w:semiHidden="0" w:name="Signature"/>
-    <w:lsdException w:unhideWhenUsed="0" w:uiPriority="0" w:name="Default Paragraph Font"/>
+    <w:lsdException w:qFormat="1" w:unhideWhenUsed="0" w:uiPriority="0" w:name="Default Paragraph Font"/>
     <w:lsdException w:unhideWhenUsed="0" w:uiPriority="0" w:semiHidden="0" w:name="Body Text"/>
     <w:lsdException w:unhideWhenUsed="0" w:uiPriority="0" w:semiHidden="0" w:name="Body Text Indent"/>
     <w:lsdException w:unhideWhenUsed="0" w:uiPriority="0" w:semiHidden="0" w:name="List Continue"/>
@@ -1989,7 +10218,7 @@
     <w:lsdException w:unhideWhenUsed="0" w:uiPriority="0" w:semiHidden="0" w:name="HTML Sample"/>
     <w:lsdException w:unhideWhenUsed="0" w:uiPriority="0" w:semiHidden="0" w:name="HTML Typewriter"/>
     <w:lsdException w:unhideWhenUsed="0" w:uiPriority="0" w:semiHidden="0" w:name="HTML Variable"/>
-    <w:lsdException w:unhideWhenUsed="0" w:uiPriority="0" w:name="Normal Table"/>
+    <w:lsdException w:qFormat="1" w:unhideWhenUsed="0" w:uiPriority="0" w:name="Normal Table"/>
     <w:lsdException w:unhideWhenUsed="0" w:uiPriority="0" w:semiHidden="0" w:name="annotation subject"/>
     <w:lsdException w:unhideWhenUsed="0" w:uiPriority="0" w:semiHidden="0" w:name="Table Simple 1"/>
     <w:lsdException w:unhideWhenUsed="0" w:uiPriority="0" w:semiHidden="0" w:name="Table Simple 2"/>
@@ -2140,8 +10369,10 @@
     <w:qFormat/>
     <w:uiPriority w:val="0"/>
     <w:rPr>
-      <w:rFonts w:asciiTheme="minorHAnsi" w:hAnsiTheme="minorHAnsi" w:eastAsiaTheme="minorEastAsia" w:cstheme="minorBidi"/>
-      <w:lang w:val="en-US" w:eastAsia="zh-CN" w:bidi="ar-SA"/>
+      <w:rFonts w:ascii="Arial" w:hAnsi="Arial" w:cs="Arial" w:eastAsiaTheme="minorEastAsia"/>
+      <w:sz w:val="24"/>
+      <w:szCs w:val="24"/>
+      <w:lang w:val="en-GB" w:eastAsia="zh-CN" w:bidi="ar-SA"/>
     </w:rPr>
   </w:style>
   <w:style w:type="paragraph" w:styleId="2">
@@ -2187,11 +10418,13 @@
   <w:style w:type="character" w:default="1" w:styleId="4">
     <w:name w:val="Default Paragraph Font"/>
     <w:semiHidden/>
+    <w:qFormat/>
     <w:uiPriority w:val="0"/>
   </w:style>
   <w:style w:type="table" w:default="1" w:styleId="5">
     <w:name w:val="Normal Table"/>
     <w:semiHidden/>
+    <w:qFormat/>
     <w:uiPriority w:val="0"/>
     <w:tblPr>
       <w:tblCellMar>
